--- a/Fase 2/Evidencias Proyecto/3.- Fase de analisis/4. Informe de evaluacion de requisitos.docx
+++ b/Fase 2/Evidencias Proyecto/3.- Fase de analisis/4. Informe de evaluacion de requisitos.docx
@@ -77,7 +77,9 @@
               <w:rPr>
                 <w:rFonts w:ascii="Arial" w:cs="Arial" w:eastAsia="Arial" w:hAnsi="Arial"/>
                 <w:b w:val="1"/>
+                <w:bCs w:val="1"/>
                 <w:i w:val="0"/>
+                <w:iCs w:val="0"/>
                 <w:smallCaps w:val="0"/>
                 <w:strike w:val="0"/>
                 <w:color w:val="ffffff"/>
@@ -92,7 +94,9 @@
               <w:rPr>
                 <w:rFonts w:ascii="Arial" w:cs="Arial" w:eastAsia="Arial" w:hAnsi="Arial"/>
                 <w:b w:val="1"/>
+                <w:bCs w:val="1"/>
                 <w:i w:val="0"/>
+                <w:iCs w:val="0"/>
                 <w:smallCaps w:val="0"/>
                 <w:strike w:val="0"/>
                 <w:color w:val="000000"/>
@@ -148,7 +152,9 @@
               <w:rPr>
                 <w:rFonts w:ascii="Arial" w:cs="Arial" w:eastAsia="Arial" w:hAnsi="Arial"/>
                 <w:b w:val="1"/>
+                <w:bCs w:val="1"/>
                 <w:i w:val="0"/>
+                <w:iCs w:val="0"/>
                 <w:smallCaps w:val="0"/>
                 <w:strike w:val="0"/>
                 <w:color w:val="000000"/>
@@ -163,7 +169,9 @@
               <w:rPr>
                 <w:rFonts w:ascii="Arial" w:cs="Arial" w:eastAsia="Arial" w:hAnsi="Arial"/>
                 <w:b w:val="1"/>
+                <w:bCs w:val="1"/>
                 <w:i w:val="0"/>
+                <w:iCs w:val="0"/>
                 <w:smallCaps w:val="0"/>
                 <w:strike w:val="0"/>
                 <w:color w:val="000000"/>
@@ -207,7 +215,9 @@
               <w:rPr>
                 <w:rFonts w:ascii="Arial" w:cs="Arial" w:eastAsia="Arial" w:hAnsi="Arial"/>
                 <w:b w:val="0"/>
+                <w:bCs w:val="0"/>
                 <w:i w:val="0"/>
+                <w:iCs w:val="0"/>
                 <w:smallCaps w:val="0"/>
                 <w:strike w:val="0"/>
                 <w:color w:val="000000"/>
@@ -264,7 +274,9 @@
               <w:rPr>
                 <w:rFonts w:ascii="Arial" w:cs="Arial" w:eastAsia="Arial" w:hAnsi="Arial"/>
                 <w:b w:val="1"/>
+                <w:bCs w:val="1"/>
                 <w:i w:val="0"/>
+                <w:iCs w:val="0"/>
                 <w:smallCaps w:val="0"/>
                 <w:strike w:val="0"/>
                 <w:color w:val="000000"/>
@@ -279,7 +291,9 @@
               <w:rPr>
                 <w:rFonts w:ascii="Arial" w:cs="Arial" w:eastAsia="Arial" w:hAnsi="Arial"/>
                 <w:b w:val="1"/>
+                <w:bCs w:val="1"/>
                 <w:i w:val="0"/>
+                <w:iCs w:val="0"/>
                 <w:smallCaps w:val="0"/>
                 <w:strike w:val="0"/>
                 <w:color w:val="000000"/>
@@ -323,7 +337,9 @@
               <w:rPr>
                 <w:rFonts w:ascii="Arial" w:cs="Arial" w:eastAsia="Arial" w:hAnsi="Arial"/>
                 <w:b w:val="0"/>
+                <w:bCs w:val="0"/>
                 <w:i w:val="0"/>
+                <w:iCs w:val="0"/>
                 <w:smallCaps w:val="0"/>
                 <w:strike w:val="0"/>
                 <w:color w:val="000000"/>
@@ -340,7 +356,7 @@
                 <w:szCs w:val="18"/>
                 <w:rtl w:val="0"/>
               </w:rPr>
-              <w:t xml:space="preserve">05/09/2024</w:t>
+              <w:t xml:space="preserve">28/05/2026</w:t>
             </w:r>
             <w:r>
               <w:rPr>
@@ -382,7 +398,9 @@
               <w:rPr>
                 <w:rFonts w:ascii="Arial" w:cs="Arial" w:eastAsia="Arial" w:hAnsi="Arial"/>
                 <w:b w:val="1"/>
+                <w:bCs w:val="1"/>
                 <w:i w:val="0"/>
+                <w:iCs w:val="0"/>
                 <w:smallCaps w:val="0"/>
                 <w:strike w:val="0"/>
                 <w:color w:val="000000"/>
@@ -397,7 +415,9 @@
               <w:rPr>
                 <w:rFonts w:ascii="Arial" w:cs="Arial" w:eastAsia="Arial" w:hAnsi="Arial"/>
                 <w:b w:val="1"/>
+                <w:bCs w:val="1"/>
                 <w:i w:val="0"/>
+                <w:iCs w:val="0"/>
                 <w:smallCaps w:val="0"/>
                 <w:strike w:val="0"/>
                 <w:color w:val="000000"/>
@@ -439,7 +459,9 @@
               <w:rPr>
                 <w:rFonts w:ascii="Arial" w:cs="Arial" w:eastAsia="Arial" w:hAnsi="Arial"/>
                 <w:b w:val="0"/>
+                <w:bCs w:val="0"/>
                 <w:i w:val="0"/>
+                <w:iCs w:val="0"/>
                 <w:smallCaps w:val="0"/>
                 <w:strike w:val="0"/>
                 <w:color w:val="000000"/>
@@ -456,7 +478,7 @@
                 <w:szCs w:val="18"/>
                 <w:rtl w:val="0"/>
               </w:rPr>
-              <w:t xml:space="preserve">Blaze</w:t>
+              <w:t xml:space="preserve">SIDEP</w:t>
             </w:r>
             <w:r>
               <w:rPr>
@@ -501,7 +523,9 @@
               <w:rPr>
                 <w:rFonts w:ascii="Arial" w:cs="Arial" w:eastAsia="Arial" w:hAnsi="Arial"/>
                 <w:b w:val="1"/>
+                <w:bCs w:val="1"/>
                 <w:i w:val="0"/>
+                <w:iCs w:val="0"/>
                 <w:smallCaps w:val="0"/>
                 <w:strike w:val="0"/>
                 <w:color w:val="000000"/>
@@ -516,7 +540,9 @@
               <w:rPr>
                 <w:rFonts w:ascii="Arial" w:cs="Arial" w:eastAsia="Arial" w:hAnsi="Arial"/>
                 <w:b w:val="1"/>
+                <w:bCs w:val="1"/>
                 <w:i w:val="0"/>
+                <w:iCs w:val="0"/>
                 <w:smallCaps w:val="0"/>
                 <w:strike w:val="0"/>
                 <w:color w:val="000000"/>
@@ -547,7 +573,9 @@
               <w:rPr>
                 <w:rFonts w:ascii="Arial" w:cs="Arial" w:eastAsia="Arial" w:hAnsi="Arial"/>
                 <w:b w:val="0"/>
+                <w:bCs w:val="0"/>
                 <w:i w:val="0"/>
+                <w:iCs w:val="0"/>
                 <w:smallCaps w:val="0"/>
                 <w:strike w:val="0"/>
                 <w:color w:val="000000"/>
@@ -564,7 +592,7 @@
                 <w:szCs w:val="18"/>
                 <w:rtl w:val="0"/>
               </w:rPr>
-              <w:t xml:space="preserve">Fabian Olate</w:t>
+              <w:t xml:space="preserve">Ignacio Pinares</w:t>
             </w:r>
             <w:r>
               <w:rPr>
@@ -603,7 +631,9 @@
               <w:rPr>
                 <w:rFonts w:ascii="Arial" w:cs="Arial" w:eastAsia="Arial" w:hAnsi="Arial"/>
                 <w:b w:val="1"/>
+                <w:bCs w:val="1"/>
                 <w:i w:val="0"/>
+                <w:iCs w:val="0"/>
                 <w:smallCaps w:val="0"/>
                 <w:strike w:val="0"/>
                 <w:color w:val="000000"/>
@@ -618,7 +648,9 @@
               <w:rPr>
                 <w:rFonts w:ascii="Arial" w:cs="Arial" w:eastAsia="Arial" w:hAnsi="Arial"/>
                 <w:b w:val="1"/>
+                <w:bCs w:val="1"/>
                 <w:i w:val="0"/>
+                <w:iCs w:val="0"/>
                 <w:smallCaps w:val="0"/>
                 <w:strike w:val="0"/>
                 <w:color w:val="000000"/>
@@ -663,7 +695,9 @@
               <w:rPr>
                 <w:rFonts w:ascii="Arial" w:cs="Arial" w:eastAsia="Arial" w:hAnsi="Arial"/>
                 <w:b w:val="0"/>
+                <w:bCs w:val="0"/>
                 <w:i w:val="0"/>
+                <w:iCs w:val="0"/>
                 <w:smallCaps w:val="0"/>
                 <w:strike w:val="0"/>
                 <w:color w:val="000000"/>
@@ -728,7 +762,9 @@
               <w:rPr>
                 <w:rFonts w:ascii="Georgia" w:cs="Georgia" w:eastAsia="Georgia" w:hAnsi="Georgia"/>
                 <w:b w:val="1"/>
+                <w:bCs w:val="1"/>
                 <w:i w:val="0"/>
+                <w:iCs w:val="0"/>
                 <w:smallCaps w:val="0"/>
                 <w:strike w:val="0"/>
                 <w:color w:val="ff0000"/>
@@ -743,7 +779,9 @@
               <w:rPr>
                 <w:rFonts w:ascii="Arial" w:cs="Arial" w:eastAsia="Arial" w:hAnsi="Arial"/>
                 <w:b w:val="1"/>
+                <w:bCs w:val="1"/>
                 <w:i w:val="0"/>
+                <w:iCs w:val="0"/>
                 <w:smallCaps w:val="0"/>
                 <w:strike w:val="0"/>
                 <w:color w:val="000000"/>
@@ -796,7 +834,9 @@
               <w:rPr>
                 <w:rFonts w:ascii="Arial" w:cs="Arial" w:eastAsia="Arial" w:hAnsi="Arial"/>
                 <w:b w:val="0"/>
+                <w:bCs w:val="0"/>
                 <w:i w:val="0"/>
+                <w:iCs w:val="0"/>
                 <w:smallCaps w:val="0"/>
                 <w:strike w:val="0"/>
                 <w:color w:val="000000"/>
@@ -858,7 +898,9 @@
               <w:rPr>
                 <w:rFonts w:ascii="Arial" w:cs="Arial" w:eastAsia="Arial" w:hAnsi="Arial"/>
                 <w:b w:val="1"/>
+                <w:bCs w:val="1"/>
                 <w:i w:val="0"/>
+                <w:iCs w:val="0"/>
                 <w:smallCaps w:val="0"/>
                 <w:strike w:val="0"/>
                 <w:color w:val="000000"/>
@@ -873,7 +915,9 @@
               <w:rPr>
                 <w:rFonts w:ascii="Arial" w:cs="Arial" w:eastAsia="Arial" w:hAnsi="Arial"/>
                 <w:b w:val="1"/>
+                <w:bCs w:val="1"/>
                 <w:i w:val="0"/>
+                <w:iCs w:val="0"/>
                 <w:smallCaps w:val="0"/>
                 <w:strike w:val="0"/>
                 <w:color w:val="000000"/>
@@ -917,7 +961,9 @@
               <w:rPr>
                 <w:rFonts w:ascii="Arial" w:cs="Arial" w:eastAsia="Arial" w:hAnsi="Arial"/>
                 <w:b w:val="0"/>
+                <w:bCs w:val="0"/>
                 <w:i w:val="0"/>
+                <w:iCs w:val="0"/>
                 <w:smallCaps w:val="0"/>
                 <w:strike w:val="0"/>
                 <w:color w:val="000000"/>
@@ -934,7 +980,7 @@
                 <w:szCs w:val="18"/>
                 <w:rtl w:val="0"/>
               </w:rPr>
-              <w:t xml:space="preserve">Taller automotriz</w:t>
+              <w:t xml:space="preserve">Bomberos</w:t>
             </w:r>
             <w:r>
               <w:rPr>
@@ -973,7 +1019,9 @@
               <w:rPr>
                 <w:rFonts w:ascii="Arial" w:cs="Arial" w:eastAsia="Arial" w:hAnsi="Arial"/>
                 <w:b w:val="1"/>
+                <w:bCs w:val="1"/>
                 <w:i w:val="0"/>
+                <w:iCs w:val="0"/>
                 <w:smallCaps w:val="0"/>
                 <w:strike w:val="0"/>
                 <w:color w:val="000000"/>
@@ -988,7 +1036,9 @@
               <w:rPr>
                 <w:rFonts w:ascii="Arial" w:cs="Arial" w:eastAsia="Arial" w:hAnsi="Arial"/>
                 <w:b w:val="1"/>
+                <w:bCs w:val="1"/>
                 <w:i w:val="0"/>
+                <w:iCs w:val="0"/>
                 <w:smallCaps w:val="0"/>
                 <w:strike w:val="0"/>
                 <w:color w:val="000000"/>
@@ -1033,7 +1083,9 @@
               <w:rPr>
                 <w:rFonts w:ascii="Arial" w:cs="Arial" w:eastAsia="Arial" w:hAnsi="Arial"/>
                 <w:b w:val="0"/>
+                <w:bCs w:val="0"/>
                 <w:i w:val="0"/>
+                <w:iCs w:val="0"/>
                 <w:smallCaps w:val="0"/>
                 <w:strike w:val="0"/>
                 <w:color w:val="000000"/>
@@ -1052,126 +1104,6 @@
               </w:rPr>
               <w:t xml:space="preserve">Automotriz</w:t>
             </w:r>
-            <w:r>
-              <w:rPr>
-                <w:rtl w:val="0"/>
-              </w:rPr>
-            </w:r>
-          </w:p>
-        </w:tc>
-      </w:tr>
-      <w:tr>
-        <w:trPr>
-          <w:cantSplit w:val="1"/>
-          <w:tblHeader w:val="0"/>
-        </w:trPr>
-        <w:tc>
-          <w:tcPr>
-            <w:tcBorders>
-              <w:top w:color="000000" w:space="0" w:sz="6" w:val="single"/>
-              <w:left w:color="000000" w:space="0" w:sz="6" w:val="single"/>
-              <w:bottom w:color="000000" w:space="0" w:sz="6" w:val="single"/>
-              <w:right w:color="000000" w:space="0" w:sz="6" w:val="single"/>
-            </w:tcBorders>
-            <w:shd w:fill="f2f2f2" w:val="clear"/>
-          </w:tcPr>
-          <w:p>
-            <w:pPr>
-              <w:keepNext w:val="0"/>
-              <w:keepLines w:val="0"/>
-              <w:widowControl w:val="1"/>
-              <w:pBdr>
-                <w:top w:space="0" w:sz="0" w:val="nil"/>
-                <w:left w:space="0" w:sz="0" w:val="nil"/>
-                <w:bottom w:space="0" w:sz="0" w:val="nil"/>
-                <w:right w:space="0" w:sz="0" w:val="nil"/>
-                <w:between w:space="0" w:sz="0" w:val="nil"/>
-              </w:pBdr>
-              <w:shd w:fill="auto" w:val="clear"/>
-              <w:tabs>
-                <w:tab w:val="center" w:leader="none" w:pos="4320"/>
-                <w:tab w:val="right" w:leader="none" w:pos="8640"/>
-              </w:tabs>
-              <w:spacing w:after="60" w:before="60" w:line="240" w:lineRule="auto"/>
-              <w:ind w:left="0" w:right="0" w:firstLine="0"/>
-              <w:jc w:val="left"/>
-              <w:rPr>
-                <w:rFonts w:ascii="Arial" w:cs="Arial" w:eastAsia="Arial" w:hAnsi="Arial"/>
-                <w:b w:val="1"/>
-                <w:i w:val="0"/>
-                <w:smallCaps w:val="0"/>
-                <w:strike w:val="0"/>
-                <w:color w:val="000000"/>
-                <w:sz w:val="18"/>
-                <w:szCs w:val="18"/>
-                <w:u w:val="none"/>
-                <w:shd w:fill="auto" w:val="clear"/>
-                <w:vertAlign w:val="baseline"/>
-              </w:rPr>
-            </w:pPr>
-            <w:r>
-              <w:rPr>
-                <w:rFonts w:ascii="Arial" w:cs="Arial" w:eastAsia="Arial" w:hAnsi="Arial"/>
-                <w:b w:val="1"/>
-                <w:i w:val="0"/>
-                <w:smallCaps w:val="0"/>
-                <w:strike w:val="0"/>
-                <w:color w:val="000000"/>
-                <w:sz w:val="18"/>
-                <w:szCs w:val="18"/>
-                <w:u w:val="none"/>
-                <w:shd w:fill="auto" w:val="clear"/>
-                <w:vertAlign w:val="baseline"/>
-                <w:rtl w:val="0"/>
-              </w:rPr>
-              <w:t xml:space="preserve">Sponsor</w:t>
-            </w:r>
-          </w:p>
-        </w:tc>
-        <w:tc>
-          <w:tcPr>
-            <w:gridSpan w:val="4"/>
-            <w:tcBorders>
-              <w:top w:color="000000" w:space="0" w:sz="6" w:val="single"/>
-              <w:left w:color="000000" w:space="0" w:sz="6" w:val="single"/>
-              <w:bottom w:color="000000" w:space="0" w:sz="6" w:val="single"/>
-              <w:right w:color="000000" w:space="0" w:sz="6" w:val="single"/>
-            </w:tcBorders>
-          </w:tcPr>
-          <w:p>
-            <w:pPr>
-              <w:keepNext w:val="0"/>
-              <w:keepLines w:val="0"/>
-              <w:widowControl w:val="1"/>
-              <w:pBdr>
-                <w:top w:space="0" w:sz="0" w:val="nil"/>
-                <w:left w:space="0" w:sz="0" w:val="nil"/>
-                <w:bottom w:space="0" w:sz="0" w:val="nil"/>
-                <w:right w:space="0" w:sz="0" w:val="nil"/>
-                <w:between w:space="0" w:sz="0" w:val="nil"/>
-              </w:pBdr>
-              <w:shd w:fill="auto" w:val="clear"/>
-              <w:tabs>
-                <w:tab w:val="center" w:leader="none" w:pos="4320"/>
-                <w:tab w:val="right" w:leader="none" w:pos="8640"/>
-              </w:tabs>
-              <w:spacing w:after="60" w:before="60" w:line="240" w:lineRule="auto"/>
-              <w:ind w:left="0" w:right="0" w:firstLine="0"/>
-              <w:jc w:val="left"/>
-              <w:rPr>
-                <w:rFonts w:ascii="Arial" w:cs="Arial" w:eastAsia="Arial" w:hAnsi="Arial"/>
-                <w:b w:val="0"/>
-                <w:i w:val="0"/>
-                <w:smallCaps w:val="0"/>
-                <w:strike w:val="0"/>
-                <w:color w:val="000000"/>
-                <w:sz w:val="18"/>
-                <w:szCs w:val="18"/>
-                <w:u w:val="none"/>
-                <w:shd w:fill="auto" w:val="clear"/>
-                <w:vertAlign w:val="baseline"/>
-              </w:rPr>
-            </w:pPr>
             <w:r>
               <w:rPr>
                 <w:rtl w:val="0"/>
@@ -1206,7 +1138,9 @@
         <w:rPr>
           <w:rFonts w:ascii="Arial" w:cs="Arial" w:eastAsia="Arial" w:hAnsi="Arial"/>
           <w:b w:val="1"/>
+          <w:bCs w:val="1"/>
           <w:i w:val="0"/>
+          <w:iCs w:val="0"/>
           <w:smallCaps w:val="0"/>
           <w:strike w:val="0"/>
           <w:color w:val="000000"/>
@@ -1284,7 +1218,9 @@
               <w:rPr>
                 <w:rFonts w:ascii="Arial" w:cs="Arial" w:eastAsia="Arial" w:hAnsi="Arial"/>
                 <w:b w:val="1"/>
+                <w:bCs w:val="1"/>
                 <w:i w:val="0"/>
+                <w:iCs w:val="0"/>
                 <w:smallCaps w:val="0"/>
                 <w:strike w:val="0"/>
                 <w:color w:val="000000"/>
@@ -1298,6 +1234,7 @@
             <w:r>
               <w:rPr>
                 <w:b w:val="1"/>
+                <w:bCs w:val="1"/>
                 <w:rtl w:val="0"/>
               </w:rPr>
               <w:t xml:space="preserve">Introducción</w:t>
@@ -1313,6 +1250,7 @@
       <w:tr>
         <w:trPr>
           <w:cantSplit w:val="0"/>
+          <w:trHeight w:val="1139.912109375" w:hRule="atLeast"/>
           <w:tblHeader w:val="0"/>
         </w:trPr>
         <w:tc>
@@ -1339,7 +1277,7 @@
                 <w:rtl w:val="0"/>
               </w:rPr>
               <w:br w:type="textWrapping"/>
-              <w:t xml:space="preserve">Este documento proporciona un análisis detallado de la evaluación de los requisitos para el proyecto "Blaze". El objetivo es verificar que todos los requisitos recopilados sean completos, consistentes y alineados con los objetivos del proyecto. Esta evaluación asegura que el proyecto puede avanzar a la fase de diseño con una base sólida y bien definida.</w:t>
+              <w:t xml:space="preserve">Este informe evalúa la calidad de los requisitos del sistema SIDEP, verificando que sean completos, consistentes y alineados con los objetivos del proyecto. </w:t>
             </w:r>
           </w:p>
           <w:p>
@@ -1414,7 +1352,9 @@
               <w:rPr>
                 <w:rFonts w:ascii="Arial" w:cs="Arial" w:eastAsia="Arial" w:hAnsi="Arial"/>
                 <w:b w:val="1"/>
+                <w:bCs w:val="1"/>
                 <w:i w:val="0"/>
+                <w:iCs w:val="0"/>
                 <w:smallCaps w:val="0"/>
                 <w:strike w:val="0"/>
                 <w:color w:val="000000"/>
@@ -1429,7 +1369,9 @@
               <w:rPr>
                 <w:rFonts w:ascii="Arial" w:cs="Arial" w:eastAsia="Arial" w:hAnsi="Arial"/>
                 <w:b w:val="1"/>
+                <w:bCs w:val="1"/>
                 <w:i w:val="0"/>
+                <w:iCs w:val="0"/>
                 <w:smallCaps w:val="0"/>
                 <w:strike w:val="0"/>
                 <w:color w:val="000000"/>
@@ -1445,6 +1387,7 @@
             <w:r>
               <w:rPr>
                 <w:b w:val="1"/>
+                <w:bCs w:val="1"/>
                 <w:sz w:val="18"/>
                 <w:szCs w:val="18"/>
                 <w:rtl w:val="0"/>
@@ -1517,7 +1460,7 @@
                 <w:szCs w:val="18"/>
                 <w:rtl w:val="0"/>
               </w:rPr>
-              <w:t xml:space="preserve">Confirmar que los requisitos recopilados reflejan las necesidades del cliente y del taller automotriz.</w:t>
+              <w:t xml:space="preserve">Validar requisitos</w:t>
             </w:r>
           </w:p>
           <w:p>
@@ -1543,7 +1486,7 @@
                 <w:szCs w:val="18"/>
                 <w:rtl w:val="0"/>
               </w:rPr>
-              <w:t xml:space="preserve">Identificar posibles inconsistencias o lagunas en los requisitos.</w:t>
+              <w:t xml:space="preserve">Detectar errores o inconsistencias</w:t>
             </w:r>
           </w:p>
           <w:p>
@@ -1569,7 +1512,7 @@
                 <w:szCs w:val="18"/>
                 <w:rtl w:val="0"/>
               </w:rPr>
-              <w:t xml:space="preserve">Asegurar que los requisitos son comprensibles, verificables y alcanzables.</w:t>
+              <w:t xml:space="preserve">Asegurar viabilidad técnica</w:t>
             </w:r>
           </w:p>
           <w:p>
@@ -1595,7 +1538,7 @@
                 <w:szCs w:val="18"/>
                 <w:rtl w:val="0"/>
               </w:rPr>
-              <w:t xml:space="preserve">Validar que los requisitos cumplen con los criterios de calidad necesarios para proceder a la fase de diseño</w:t>
+              <w:t xml:space="preserve">Preparar el paso a diseño</w:t>
             </w:r>
           </w:p>
           <w:p>
@@ -1695,6 +1638,7 @@
               <w:jc w:val="both"/>
               <w:rPr>
                 <w:b w:val="1"/>
+                <w:bCs w:val="1"/>
                 <w:sz w:val="18"/>
                 <w:szCs w:val="18"/>
               </w:rPr>
@@ -1702,6 +1646,7 @@
             <w:r>
               <w:rPr>
                 <w:b w:val="1"/>
+                <w:bCs w:val="1"/>
                 <w:sz w:val="18"/>
                 <w:szCs w:val="18"/>
                 <w:rtl w:val="0"/>
@@ -1763,6 +1708,7 @@
             <w:r>
               <w:rPr>
                 <w:b w:val="1"/>
+                <w:bCs w:val="1"/>
                 <w:sz w:val="18"/>
                 <w:szCs w:val="18"/>
                 <w:rtl w:val="0"/>
@@ -1780,6 +1726,7 @@
             <w:r>
               <w:rPr>
                 <w:b w:val="1"/>
+                <w:bCs w:val="1"/>
                 <w:sz w:val="18"/>
                 <w:szCs w:val="18"/>
                 <w:rtl w:val="0"/>
@@ -1797,6 +1744,7 @@
             <w:r>
               <w:rPr>
                 <w:b w:val="1"/>
+                <w:bCs w:val="1"/>
                 <w:sz w:val="18"/>
                 <w:szCs w:val="18"/>
                 <w:rtl w:val="0"/>
@@ -1869,6 +1817,7 @@
         <w:jc w:val="left"/>
         <w:rPr>
           <w:i w:val="1"/>
+          <w:iCs w:val="1"/>
           <w:color w:val="ff0000"/>
           <w:sz w:val="18"/>
           <w:szCs w:val="18"/>
@@ -1903,6 +1852,7 @@
         <w:jc w:val="left"/>
         <w:rPr>
           <w:i w:val="1"/>
+          <w:iCs w:val="1"/>
           <w:color w:val="ff0000"/>
           <w:sz w:val="18"/>
           <w:szCs w:val="18"/>
@@ -1937,6 +1887,7 @@
         <w:jc w:val="left"/>
         <w:rPr>
           <w:i w:val="1"/>
+          <w:iCs w:val="1"/>
           <w:color w:val="ff0000"/>
           <w:sz w:val="18"/>
           <w:szCs w:val="18"/>
@@ -1971,6 +1922,7 @@
         <w:jc w:val="left"/>
         <w:rPr>
           <w:i w:val="1"/>
+          <w:iCs w:val="1"/>
           <w:color w:val="ff0000"/>
           <w:sz w:val="18"/>
           <w:szCs w:val="18"/>
@@ -2005,6 +1957,7 @@
         <w:jc w:val="left"/>
         <w:rPr>
           <w:i w:val="1"/>
+          <w:iCs w:val="1"/>
           <w:color w:val="ff0000"/>
           <w:sz w:val="18"/>
           <w:szCs w:val="18"/>
@@ -2039,6 +1992,7 @@
         <w:jc w:val="left"/>
         <w:rPr>
           <w:i w:val="1"/>
+          <w:iCs w:val="1"/>
           <w:color w:val="ff0000"/>
           <w:sz w:val="18"/>
           <w:szCs w:val="18"/>
@@ -2073,6 +2027,7 @@
         <w:jc w:val="left"/>
         <w:rPr>
           <w:i w:val="1"/>
+          <w:iCs w:val="1"/>
           <w:color w:val="ff0000"/>
           <w:sz w:val="18"/>
           <w:szCs w:val="18"/>
@@ -2107,6 +2062,7 @@
         <w:jc w:val="left"/>
         <w:rPr>
           <w:i w:val="1"/>
+          <w:iCs w:val="1"/>
           <w:color w:val="ff0000"/>
           <w:sz w:val="18"/>
           <w:szCs w:val="18"/>
@@ -2141,6 +2097,7 @@
         <w:jc w:val="left"/>
         <w:rPr>
           <w:i w:val="1"/>
+          <w:iCs w:val="1"/>
           <w:color w:val="ff0000"/>
           <w:sz w:val="18"/>
           <w:szCs w:val="18"/>
@@ -2175,6 +2132,7 @@
         <w:jc w:val="left"/>
         <w:rPr>
           <w:i w:val="1"/>
+          <w:iCs w:val="1"/>
           <w:color w:val="ff0000"/>
           <w:sz w:val="18"/>
           <w:szCs w:val="18"/>
@@ -2209,6 +2167,7 @@
         <w:jc w:val="left"/>
         <w:rPr>
           <w:i w:val="1"/>
+          <w:iCs w:val="1"/>
           <w:color w:val="ff0000"/>
           <w:sz w:val="18"/>
           <w:szCs w:val="18"/>
@@ -2273,7 +2232,9 @@
               <w:rPr>
                 <w:rFonts w:ascii="Arial" w:cs="Arial" w:eastAsia="Arial" w:hAnsi="Arial"/>
                 <w:b w:val="1"/>
+                <w:bCs w:val="1"/>
                 <w:i w:val="0"/>
+                <w:iCs w:val="0"/>
                 <w:smallCaps w:val="0"/>
                 <w:strike w:val="0"/>
                 <w:color w:val="000000"/>
@@ -2287,6 +2248,7 @@
             <w:r>
               <w:rPr>
                 <w:b w:val="1"/>
+                <w:bCs w:val="1"/>
                 <w:rtl w:val="0"/>
               </w:rPr>
               <w:t xml:space="preserve">Evaluación de requisitos funcionales</w:t>
@@ -2323,6 +2285,7 @@
         <w:jc w:val="left"/>
         <w:rPr>
           <w:i w:val="1"/>
+          <w:iCs w:val="1"/>
           <w:sz w:val="18"/>
           <w:szCs w:val="18"/>
         </w:rPr>
@@ -2336,6 +2299,7 @@
     <w:sdt>
       <w:sdtPr>
         <w:lock w:val="contentLocked"/>
+        <w:id w:val="1545719342"/>
         <w:tag w:val="goog_rdk_0"/>
       </w:sdtPr>
       <w:sdtContent>
@@ -2390,7 +2354,6 @@
                 <w:pPr>
                   <w:keepNext w:val="0"/>
                   <w:keepLines w:val="0"/>
-                  <w:pageBreakBefore w:val="0"/>
                   <w:widowControl w:val="0"/>
                   <w:pBdr>
                     <w:top w:space="0" w:sz="0" w:val="nil"/>
@@ -2405,6 +2368,7 @@
                   <w:jc w:val="left"/>
                   <w:rPr>
                     <w:b w:val="1"/>
+                    <w:bCs w:val="1"/>
                     <w:sz w:val="18"/>
                     <w:szCs w:val="18"/>
                   </w:rPr>
@@ -2412,6 +2376,7 @@
                 <w:r>
                   <w:rPr>
                     <w:b w:val="1"/>
+                    <w:bCs w:val="1"/>
                     <w:sz w:val="18"/>
                     <w:szCs w:val="18"/>
                     <w:rtl w:val="0"/>
@@ -2435,7 +2400,6 @@
                 <w:pPr>
                   <w:keepNext w:val="0"/>
                   <w:keepLines w:val="0"/>
-                  <w:pageBreakBefore w:val="0"/>
                   <w:widowControl w:val="0"/>
                   <w:pBdr>
                     <w:top w:space="0" w:sz="0" w:val="nil"/>
@@ -2450,6 +2414,7 @@
                   <w:jc w:val="left"/>
                   <w:rPr>
                     <w:b w:val="1"/>
+                    <w:bCs w:val="1"/>
                     <w:sz w:val="18"/>
                     <w:szCs w:val="18"/>
                   </w:rPr>
@@ -2457,6 +2422,7 @@
                 <w:r>
                   <w:rPr>
                     <w:b w:val="1"/>
+                    <w:bCs w:val="1"/>
                     <w:sz w:val="18"/>
                     <w:szCs w:val="18"/>
                     <w:rtl w:val="0"/>
@@ -2480,7 +2446,6 @@
                 <w:pPr>
                   <w:keepNext w:val="0"/>
                   <w:keepLines w:val="0"/>
-                  <w:pageBreakBefore w:val="0"/>
                   <w:widowControl w:val="0"/>
                   <w:pBdr>
                     <w:top w:space="0" w:sz="0" w:val="nil"/>
@@ -2495,6 +2460,7 @@
                   <w:jc w:val="left"/>
                   <w:rPr>
                     <w:b w:val="1"/>
+                    <w:bCs w:val="1"/>
                     <w:sz w:val="18"/>
                     <w:szCs w:val="18"/>
                   </w:rPr>
@@ -2502,6 +2468,7 @@
                 <w:r>
                   <w:rPr>
                     <w:b w:val="1"/>
+                    <w:bCs w:val="1"/>
                     <w:sz w:val="18"/>
                     <w:szCs w:val="18"/>
                     <w:rtl w:val="0"/>
@@ -2525,7 +2492,6 @@
                 <w:pPr>
                   <w:keepNext w:val="0"/>
                   <w:keepLines w:val="0"/>
-                  <w:pageBreakBefore w:val="0"/>
                   <w:widowControl w:val="0"/>
                   <w:pBdr>
                     <w:top w:space="0" w:sz="0" w:val="nil"/>
@@ -2540,6 +2506,7 @@
                   <w:jc w:val="left"/>
                   <w:rPr>
                     <w:b w:val="1"/>
+                    <w:bCs w:val="1"/>
                     <w:sz w:val="18"/>
                     <w:szCs w:val="18"/>
                   </w:rPr>
@@ -2547,6 +2514,7 @@
                 <w:r>
                   <w:rPr>
                     <w:b w:val="1"/>
+                    <w:bCs w:val="1"/>
                     <w:sz w:val="18"/>
                     <w:szCs w:val="18"/>
                     <w:rtl w:val="0"/>
@@ -2576,7 +2544,6 @@
                 <w:pPr>
                   <w:keepNext w:val="0"/>
                   <w:keepLines w:val="0"/>
-                  <w:pageBreakBefore w:val="0"/>
                   <w:widowControl w:val="0"/>
                   <w:pBdr>
                     <w:top w:space="0" w:sz="0" w:val="nil"/>
@@ -2619,7 +2586,6 @@
                 <w:pPr>
                   <w:keepNext w:val="0"/>
                   <w:keepLines w:val="0"/>
-                  <w:pageBreakBefore w:val="0"/>
                   <w:widowControl w:val="0"/>
                   <w:pBdr>
                     <w:top w:space="0" w:sz="0" w:val="nil"/>
@@ -2643,7 +2609,7 @@
                     <w:szCs w:val="18"/>
                     <w:rtl w:val="0"/>
                   </w:rPr>
-                  <w:t xml:space="preserve">Registro de nuevos vehículos</w:t>
+                  <w:t xml:space="preserve">Inicio de sesión </w:t>
                 </w:r>
               </w:p>
             </w:tc>
@@ -2691,7 +2657,6 @@
                 <w:pPr>
                   <w:keepNext w:val="0"/>
                   <w:keepLines w:val="0"/>
-                  <w:pageBreakBefore w:val="0"/>
                   <w:widowControl w:val="0"/>
                   <w:pBdr>
                     <w:top w:space="0" w:sz="0" w:val="nil"/>
@@ -2715,7 +2680,7 @@
                     <w:szCs w:val="18"/>
                     <w:rtl w:val="0"/>
                   </w:rPr>
-                  <w:t xml:space="preserve">Cumple con los estándares</w:t>
+                  <w:t xml:space="preserve">Correcto </w:t>
                 </w:r>
               </w:p>
             </w:tc>
@@ -2769,7 +2734,6 @@
                 <w:pPr>
                   <w:keepNext w:val="0"/>
                   <w:keepLines w:val="0"/>
-                  <w:pageBreakBefore w:val="0"/>
                   <w:widowControl w:val="0"/>
                   <w:pBdr>
                     <w:top w:space="0" w:sz="0" w:val="nil"/>
@@ -2793,7 +2757,7 @@
                     <w:szCs w:val="18"/>
                     <w:rtl w:val="0"/>
                   </w:rPr>
-                  <w:t xml:space="preserve">Asociación de vehículo a cliente registrado</w:t>
+                  <w:t xml:space="preserve">Recuperar contraseña</w:t>
                 </w:r>
               </w:p>
             </w:tc>
@@ -2822,7 +2786,7 @@
                     <w:szCs w:val="18"/>
                     <w:rtl w:val="0"/>
                   </w:rPr>
-                  <w:t xml:space="preserve">Completo y viable</w:t>
+                  <w:t xml:space="preserve">Completo</w:t>
                 </w:r>
               </w:p>
             </w:tc>
@@ -2841,7 +2805,6 @@
                 <w:pPr>
                   <w:keepNext w:val="0"/>
                   <w:keepLines w:val="0"/>
-                  <w:pageBreakBefore w:val="0"/>
                   <w:widowControl w:val="0"/>
                   <w:pBdr>
                     <w:top w:space="0" w:sz="0" w:val="nil"/>
@@ -2865,7 +2828,7 @@
                     <w:szCs w:val="18"/>
                     <w:rtl w:val="0"/>
                   </w:rPr>
-                  <w:t xml:space="preserve">Requiere validación de datos</w:t>
+                  <w:t xml:space="preserve">Validar seguridad </w:t>
                 </w:r>
               </w:p>
             </w:tc>
@@ -2919,7 +2882,6 @@
                 <w:pPr>
                   <w:keepNext w:val="0"/>
                   <w:keepLines w:val="0"/>
-                  <w:pageBreakBefore w:val="0"/>
                   <w:widowControl w:val="0"/>
                   <w:pBdr>
                     <w:top w:space="0" w:sz="0" w:val="nil"/>
@@ -2943,7 +2905,7 @@
                     <w:szCs w:val="18"/>
                     <w:rtl w:val="0"/>
                   </w:rPr>
-                  <w:t xml:space="preserve">Creación de órdenes de trabajo</w:t>
+                  <w:t xml:space="preserve">Registrar emergencia </w:t>
                 </w:r>
               </w:p>
             </w:tc>
@@ -2972,7 +2934,7 @@
                     <w:szCs w:val="18"/>
                     <w:rtl w:val="0"/>
                   </w:rPr>
-                  <w:t xml:space="preserve">Completo y verificable</w:t>
+                  <w:t xml:space="preserve">Completo</w:t>
                 </w:r>
               </w:p>
             </w:tc>
@@ -2991,7 +2953,6 @@
                 <w:pPr>
                   <w:keepNext w:val="0"/>
                   <w:keepLines w:val="0"/>
-                  <w:pageBreakBefore w:val="0"/>
                   <w:widowControl w:val="0"/>
                   <w:pBdr>
                     <w:top w:space="0" w:sz="0" w:val="nil"/>
@@ -3069,7 +3030,6 @@
                 <w:pPr>
                   <w:keepNext w:val="0"/>
                   <w:keepLines w:val="0"/>
-                  <w:pageBreakBefore w:val="0"/>
                   <w:widowControl w:val="0"/>
                   <w:pBdr>
                     <w:top w:space="0" w:sz="0" w:val="nil"/>
@@ -3093,7 +3053,7 @@
                     <w:szCs w:val="18"/>
                     <w:rtl w:val="0"/>
                   </w:rPr>
-                  <w:t xml:space="preserve">Asignación de mecánico a órdenes de trabajo</w:t>
+                  <w:t xml:space="preserve">Consultar/actualizar partes </w:t>
                 </w:r>
               </w:p>
             </w:tc>
@@ -3122,7 +3082,7 @@
                     <w:szCs w:val="18"/>
                     <w:rtl w:val="0"/>
                   </w:rPr>
-                  <w:t xml:space="preserve">Completo y verificable</w:t>
+                  <w:t xml:space="preserve">Completo</w:t>
                 </w:r>
               </w:p>
             </w:tc>
@@ -3141,7 +3101,6 @@
                 <w:pPr>
                   <w:keepNext w:val="0"/>
                   <w:keepLines w:val="0"/>
-                  <w:pageBreakBefore w:val="0"/>
                   <w:widowControl w:val="0"/>
                   <w:pBdr>
                     <w:top w:space="0" w:sz="0" w:val="nil"/>
@@ -3165,7 +3124,7 @@
                     <w:szCs w:val="18"/>
                     <w:rtl w:val="0"/>
                   </w:rPr>
-                  <w:t xml:space="preserve">Verificar acceso de usuarios específicos</w:t>
+                  <w:t xml:space="preserve">Revisar permisos</w:t>
                 </w:r>
               </w:p>
             </w:tc>
@@ -3220,7 +3179,6 @@
                 <w:pPr>
                   <w:keepNext w:val="0"/>
                   <w:keepLines w:val="0"/>
-                  <w:pageBreakBefore w:val="0"/>
                   <w:widowControl w:val="0"/>
                   <w:pBdr>
                     <w:top w:space="0" w:sz="0" w:val="nil"/>
@@ -3244,7 +3202,7 @@
                     <w:szCs w:val="18"/>
                     <w:rtl w:val="0"/>
                   </w:rPr>
-                  <w:t xml:space="preserve">Reserva de citas en línea</w:t>
+                  <w:t xml:space="preserve">Cerrar emergencia </w:t>
                 </w:r>
               </w:p>
             </w:tc>
@@ -3273,7 +3231,7 @@
                     <w:szCs w:val="18"/>
                     <w:rtl w:val="0"/>
                   </w:rPr>
-                  <w:t xml:space="preserve">Completo y viable</w:t>
+                  <w:t xml:space="preserve">Completo</w:t>
                 </w:r>
               </w:p>
             </w:tc>
@@ -3292,7 +3250,6 @@
                 <w:pPr>
                   <w:keepNext w:val="0"/>
                   <w:keepLines w:val="0"/>
-                  <w:pageBreakBefore w:val="0"/>
                   <w:widowControl w:val="0"/>
                   <w:pBdr>
                     <w:top w:space="0" w:sz="0" w:val="nil"/>
@@ -3370,7 +3327,6 @@
                 <w:pPr>
                   <w:keepNext w:val="0"/>
                   <w:keepLines w:val="0"/>
-                  <w:pageBreakBefore w:val="0"/>
                   <w:widowControl w:val="0"/>
                   <w:pBdr>
                     <w:top w:space="0" w:sz="0" w:val="nil"/>
@@ -3394,7 +3350,7 @@
                     <w:szCs w:val="18"/>
                     <w:rtl w:val="0"/>
                   </w:rPr>
-                  <w:t xml:space="preserve">Notificaciones del estado del vehículo</w:t>
+                  <w:t xml:space="preserve">Checklist carros</w:t>
                 </w:r>
               </w:p>
             </w:tc>
@@ -3423,7 +3379,7 @@
                     <w:szCs w:val="18"/>
                     <w:rtl w:val="0"/>
                   </w:rPr>
-                  <w:t xml:space="preserve">Completo y verificable</w:t>
+                  <w:t xml:space="preserve">Completo</w:t>
                 </w:r>
               </w:p>
             </w:tc>
@@ -3442,7 +3398,6 @@
                 <w:pPr>
                   <w:keepNext w:val="0"/>
                   <w:keepLines w:val="0"/>
-                  <w:pageBreakBefore w:val="0"/>
                   <w:widowControl w:val="0"/>
                   <w:pBdr>
                     <w:top w:space="0" w:sz="0" w:val="nil"/>
@@ -3466,7 +3421,7 @@
                     <w:szCs w:val="18"/>
                     <w:rtl w:val="0"/>
                   </w:rPr>
-                  <w:t xml:space="preserve">Integrar con servicio de mensajería</w:t>
+                  <w:t xml:space="preserve">Validar datos</w:t>
                 </w:r>
               </w:p>
             </w:tc>
@@ -3520,7 +3475,6 @@
                 <w:pPr>
                   <w:keepNext w:val="0"/>
                   <w:keepLines w:val="0"/>
-                  <w:pageBreakBefore w:val="0"/>
                   <w:widowControl w:val="0"/>
                   <w:pBdr>
                     <w:top w:space="0" w:sz="0" w:val="nil"/>
@@ -3544,7 +3498,7 @@
                     <w:szCs w:val="18"/>
                     <w:rtl w:val="0"/>
                   </w:rPr>
-                  <w:t xml:space="preserve">Resumen del progreso de la reparación</w:t>
+                  <w:t xml:space="preserve">Ficha logística</w:t>
                 </w:r>
               </w:p>
             </w:tc>
@@ -3573,7 +3527,7 @@
                     <w:szCs w:val="18"/>
                     <w:rtl w:val="0"/>
                   </w:rPr>
-                  <w:t xml:space="preserve">Completo y viable</w:t>
+                  <w:t xml:space="preserve">Completo</w:t>
                 </w:r>
               </w:p>
             </w:tc>
@@ -3592,7 +3546,6 @@
                 <w:pPr>
                   <w:keepNext w:val="0"/>
                   <w:keepLines w:val="0"/>
-                  <w:pageBreakBefore w:val="0"/>
                   <w:widowControl w:val="0"/>
                   <w:pBdr>
                     <w:top w:space="0" w:sz="0" w:val="nil"/>
@@ -3670,7 +3623,6 @@
                 <w:pPr>
                   <w:keepNext w:val="0"/>
                   <w:keepLines w:val="0"/>
-                  <w:pageBreakBefore w:val="0"/>
                   <w:widowControl w:val="0"/>
                   <w:pBdr>
                     <w:top w:space="0" w:sz="0" w:val="nil"/>
@@ -3694,7 +3646,36 @@
                     <w:szCs w:val="18"/>
                     <w:rtl w:val="0"/>
                   </w:rPr>
-                  <w:t xml:space="preserve">Pagos en línea</w:t>
+                  <w:t xml:space="preserve">Solicitar licencia</w:t>
+                </w:r>
+              </w:p>
+            </w:tc>
+            <w:tc>
+              <w:tcPr>
+                <w:shd w:fill="auto" w:val="clear"/>
+                <w:tcMar>
+                  <w:top w:w="100.0" w:type="dxa"/>
+                  <w:left w:w="100.0" w:type="dxa"/>
+                  <w:bottom w:w="100.0" w:type="dxa"/>
+                  <w:right w:w="100.0" w:type="dxa"/>
+                </w:tcMar>
+                <w:vAlign w:val="top"/>
+              </w:tcPr>
+              <w:p>
+                <w:pPr>
+                  <w:widowControl w:val="0"/>
+                  <w:rPr>
+                    <w:sz w:val="18"/>
+                    <w:szCs w:val="18"/>
+                  </w:rPr>
+                </w:pPr>
+                <w:r>
+                  <w:rPr>
+                    <w:sz w:val="18"/>
+                    <w:szCs w:val="18"/>
+                    <w:rtl w:val="0"/>
+                  </w:rPr>
+                  <w:t xml:space="preserve">Completo</w:t>
                 </w:r>
               </w:p>
             </w:tc>
@@ -3713,7 +3694,6 @@
                 <w:pPr>
                   <w:keepNext w:val="0"/>
                   <w:keepLines w:val="0"/>
-                  <w:pageBreakBefore w:val="0"/>
                   <w:widowControl w:val="0"/>
                   <w:pBdr>
                     <w:top w:space="0" w:sz="0" w:val="nil"/>
@@ -3737,7 +3717,42 @@
                     <w:szCs w:val="18"/>
                     <w:rtl w:val="0"/>
                   </w:rPr>
-                  <w:t xml:space="preserve">Completo y verificable</w:t>
+                  <w:t xml:space="preserve">NInguna</w:t>
+                </w:r>
+              </w:p>
+            </w:tc>
+          </w:tr>
+          <w:tr>
+            <w:trPr>
+              <w:cantSplit w:val="0"/>
+              <w:tblHeader w:val="0"/>
+            </w:trPr>
+            <w:tc>
+              <w:tcPr>
+                <w:shd w:fill="auto" w:val="clear"/>
+                <w:tcMar>
+                  <w:top w:w="100.0" w:type="dxa"/>
+                  <w:left w:w="100.0" w:type="dxa"/>
+                  <w:bottom w:w="100.0" w:type="dxa"/>
+                  <w:right w:w="100.0" w:type="dxa"/>
+                </w:tcMar>
+                <w:vAlign w:val="top"/>
+              </w:tcPr>
+              <w:p>
+                <w:pPr>
+                  <w:widowControl w:val="0"/>
+                  <w:rPr>
+                    <w:sz w:val="18"/>
+                    <w:szCs w:val="18"/>
+                  </w:rPr>
+                </w:pPr>
+                <w:r>
+                  <w:rPr>
+                    <w:sz w:val="18"/>
+                    <w:szCs w:val="18"/>
+                    <w:rtl w:val="0"/>
+                  </w:rPr>
+                  <w:t xml:space="preserve">RF09</w:t>
                 </w:r>
               </w:p>
             </w:tc>
@@ -3756,7 +3771,6 @@
                 <w:pPr>
                   <w:keepNext w:val="0"/>
                   <w:keepLines w:val="0"/>
-                  <w:pageBreakBefore w:val="0"/>
                   <w:widowControl w:val="0"/>
                   <w:pBdr>
                     <w:top w:space="0" w:sz="0" w:val="nil"/>
@@ -3780,16 +3794,10 @@
                     <w:szCs w:val="18"/>
                     <w:rtl w:val="0"/>
                   </w:rPr>
-                  <w:t xml:space="preserve">Revisión de seguridad en transacciones</w:t>
+                  <w:t xml:space="preserve">Resolver licencia</w:t>
                 </w:r>
               </w:p>
             </w:tc>
-          </w:tr>
-          <w:tr>
-            <w:trPr>
-              <w:cantSplit w:val="0"/>
-              <w:tblHeader w:val="0"/>
-            </w:trPr>
             <w:tc>
               <w:tcPr>
                 <w:shd w:fill="auto" w:val="clear"/>
@@ -3815,7 +3823,7 @@
                     <w:szCs w:val="18"/>
                     <w:rtl w:val="0"/>
                   </w:rPr>
-                  <w:t xml:space="preserve">RF09</w:t>
+                  <w:t xml:space="preserve">Completo</w:t>
                 </w:r>
               </w:p>
             </w:tc>
@@ -3834,7 +3842,6 @@
                 <w:pPr>
                   <w:keepNext w:val="0"/>
                   <w:keepLines w:val="0"/>
-                  <w:pageBreakBefore w:val="0"/>
                   <w:widowControl w:val="0"/>
                   <w:pBdr>
                     <w:top w:space="0" w:sz="0" w:val="nil"/>
@@ -3858,7 +3865,42 @@
                     <w:szCs w:val="18"/>
                     <w:rtl w:val="0"/>
                   </w:rPr>
-                  <w:t xml:space="preserve">Mostrar métodos de pago disponibles</w:t>
+                  <w:t xml:space="preserve">Validar roles</w:t>
+                </w:r>
+              </w:p>
+            </w:tc>
+          </w:tr>
+          <w:tr>
+            <w:trPr>
+              <w:cantSplit w:val="0"/>
+              <w:tblHeader w:val="0"/>
+            </w:trPr>
+            <w:tc>
+              <w:tcPr>
+                <w:shd w:fill="auto" w:val="clear"/>
+                <w:tcMar>
+                  <w:top w:w="100.0" w:type="dxa"/>
+                  <w:left w:w="100.0" w:type="dxa"/>
+                  <w:bottom w:w="100.0" w:type="dxa"/>
+                  <w:right w:w="100.0" w:type="dxa"/>
+                </w:tcMar>
+                <w:vAlign w:val="top"/>
+              </w:tcPr>
+              <w:p>
+                <w:pPr>
+                  <w:widowControl w:val="0"/>
+                  <w:rPr>
+                    <w:sz w:val="18"/>
+                    <w:szCs w:val="18"/>
+                  </w:rPr>
+                </w:pPr>
+                <w:r>
+                  <w:rPr>
+                    <w:sz w:val="18"/>
+                    <w:szCs w:val="18"/>
+                    <w:rtl w:val="0"/>
+                  </w:rPr>
+                  <w:t xml:space="preserve">RF10</w:t>
                 </w:r>
               </w:p>
             </w:tc>
@@ -3877,7 +3919,6 @@
                 <w:pPr>
                   <w:keepNext w:val="0"/>
                   <w:keepLines w:val="0"/>
-                  <w:pageBreakBefore w:val="0"/>
                   <w:widowControl w:val="0"/>
                   <w:pBdr>
                     <w:top w:space="0" w:sz="0" w:val="nil"/>
@@ -3901,7 +3942,36 @@
                     <w:szCs w:val="18"/>
                     <w:rtl w:val="0"/>
                   </w:rPr>
-                  <w:t xml:space="preserve">Completo y viable</w:t>
+                  <w:t xml:space="preserve">Adjuntar archivo</w:t>
+                </w:r>
+              </w:p>
+            </w:tc>
+            <w:tc>
+              <w:tcPr>
+                <w:shd w:fill="auto" w:val="clear"/>
+                <w:tcMar>
+                  <w:top w:w="100.0" w:type="dxa"/>
+                  <w:left w:w="100.0" w:type="dxa"/>
+                  <w:bottom w:w="100.0" w:type="dxa"/>
+                  <w:right w:w="100.0" w:type="dxa"/>
+                </w:tcMar>
+                <w:vAlign w:val="top"/>
+              </w:tcPr>
+              <w:p>
+                <w:pPr>
+                  <w:widowControl w:val="0"/>
+                  <w:rPr>
+                    <w:sz w:val="18"/>
+                    <w:szCs w:val="18"/>
+                  </w:rPr>
+                </w:pPr>
+                <w:r>
+                  <w:rPr>
+                    <w:sz w:val="18"/>
+                    <w:szCs w:val="18"/>
+                    <w:rtl w:val="0"/>
+                  </w:rPr>
+                  <w:t xml:space="preserve">Completo</w:t>
                 </w:r>
               </w:p>
             </w:tc>
@@ -3920,7 +3990,6 @@
                 <w:pPr>
                   <w:keepNext w:val="0"/>
                   <w:keepLines w:val="0"/>
-                  <w:pageBreakBefore w:val="0"/>
                   <w:widowControl w:val="0"/>
                   <w:pBdr>
                     <w:top w:space="0" w:sz="0" w:val="nil"/>
@@ -3944,7 +4013,895 @@
                     <w:szCs w:val="18"/>
                     <w:rtl w:val="0"/>
                   </w:rPr>
-                  <w:t xml:space="preserve">Ninguna</w:t>
+                  <w:t xml:space="preserve">Control de tamaño</w:t>
+                </w:r>
+              </w:p>
+            </w:tc>
+          </w:tr>
+          <w:tr>
+            <w:trPr>
+              <w:cantSplit w:val="0"/>
+              <w:tblHeader w:val="0"/>
+            </w:trPr>
+            <w:tc>
+              <w:tcPr>
+                <w:shd w:fill="auto" w:val="clear"/>
+                <w:tcMar>
+                  <w:top w:w="100.0" w:type="dxa"/>
+                  <w:left w:w="100.0" w:type="dxa"/>
+                  <w:bottom w:w="100.0" w:type="dxa"/>
+                  <w:right w:w="100.0" w:type="dxa"/>
+                </w:tcMar>
+                <w:vAlign w:val="top"/>
+              </w:tcPr>
+              <w:p>
+                <w:pPr>
+                  <w:widowControl w:val="0"/>
+                  <w:rPr>
+                    <w:sz w:val="18"/>
+                    <w:szCs w:val="18"/>
+                  </w:rPr>
+                </w:pPr>
+                <w:r>
+                  <w:rPr>
+                    <w:sz w:val="18"/>
+                    <w:szCs w:val="18"/>
+                    <w:rtl w:val="0"/>
+                  </w:rPr>
+                  <w:t xml:space="preserve">RF11</w:t>
+                </w:r>
+              </w:p>
+            </w:tc>
+            <w:tc>
+              <w:tcPr>
+                <w:shd w:fill="auto" w:val="clear"/>
+                <w:tcMar>
+                  <w:top w:w="100.0" w:type="dxa"/>
+                  <w:left w:w="100.0" w:type="dxa"/>
+                  <w:bottom w:w="100.0" w:type="dxa"/>
+                  <w:right w:w="100.0" w:type="dxa"/>
+                </w:tcMar>
+                <w:vAlign w:val="top"/>
+              </w:tcPr>
+              <w:p>
+                <w:pPr>
+                  <w:keepNext w:val="0"/>
+                  <w:keepLines w:val="0"/>
+                  <w:widowControl w:val="0"/>
+                  <w:pBdr>
+                    <w:top w:space="0" w:sz="0" w:val="nil"/>
+                    <w:left w:space="0" w:sz="0" w:val="nil"/>
+                    <w:bottom w:space="0" w:sz="0" w:val="nil"/>
+                    <w:right w:space="0" w:sz="0" w:val="nil"/>
+                    <w:between w:space="0" w:sz="0" w:val="nil"/>
+                  </w:pBdr>
+                  <w:shd w:fill="auto" w:val="clear"/>
+                  <w:spacing w:after="0" w:before="0" w:line="240" w:lineRule="auto"/>
+                  <w:ind w:left="0" w:right="0" w:firstLine="0"/>
+                  <w:jc w:val="left"/>
+                  <w:rPr>
+                    <w:sz w:val="18"/>
+                    <w:szCs w:val="18"/>
+                  </w:rPr>
+                </w:pPr>
+                <w:r>
+                  <w:rPr>
+                    <w:sz w:val="18"/>
+                    <w:szCs w:val="18"/>
+                    <w:rtl w:val="0"/>
+                  </w:rPr>
+                  <w:t xml:space="preserve">Dashboard</w:t>
+                </w:r>
+              </w:p>
+            </w:tc>
+            <w:tc>
+              <w:tcPr>
+                <w:shd w:fill="auto" w:val="clear"/>
+                <w:tcMar>
+                  <w:top w:w="100.0" w:type="dxa"/>
+                  <w:left w:w="100.0" w:type="dxa"/>
+                  <w:bottom w:w="100.0" w:type="dxa"/>
+                  <w:right w:w="100.0" w:type="dxa"/>
+                </w:tcMar>
+                <w:vAlign w:val="top"/>
+              </w:tcPr>
+              <w:p>
+                <w:pPr>
+                  <w:widowControl w:val="0"/>
+                  <w:rPr>
+                    <w:sz w:val="18"/>
+                    <w:szCs w:val="18"/>
+                  </w:rPr>
+                </w:pPr>
+                <w:r>
+                  <w:rPr>
+                    <w:sz w:val="18"/>
+                    <w:szCs w:val="18"/>
+                    <w:rtl w:val="0"/>
+                  </w:rPr>
+                  <w:t xml:space="preserve">Completo</w:t>
+                </w:r>
+              </w:p>
+            </w:tc>
+            <w:tc>
+              <w:tcPr>
+                <w:shd w:fill="auto" w:val="clear"/>
+                <w:tcMar>
+                  <w:top w:w="100.0" w:type="dxa"/>
+                  <w:left w:w="100.0" w:type="dxa"/>
+                  <w:bottom w:w="100.0" w:type="dxa"/>
+                  <w:right w:w="100.0" w:type="dxa"/>
+                </w:tcMar>
+                <w:vAlign w:val="top"/>
+              </w:tcPr>
+              <w:p>
+                <w:pPr>
+                  <w:keepNext w:val="0"/>
+                  <w:keepLines w:val="0"/>
+                  <w:widowControl w:val="0"/>
+                  <w:pBdr>
+                    <w:top w:space="0" w:sz="0" w:val="nil"/>
+                    <w:left w:space="0" w:sz="0" w:val="nil"/>
+                    <w:bottom w:space="0" w:sz="0" w:val="nil"/>
+                    <w:right w:space="0" w:sz="0" w:val="nil"/>
+                    <w:between w:space="0" w:sz="0" w:val="nil"/>
+                  </w:pBdr>
+                  <w:shd w:fill="auto" w:val="clear"/>
+                  <w:spacing w:after="0" w:before="0" w:line="240" w:lineRule="auto"/>
+                  <w:ind w:left="0" w:right="0" w:firstLine="0"/>
+                  <w:jc w:val="left"/>
+                  <w:rPr>
+                    <w:sz w:val="18"/>
+                    <w:szCs w:val="18"/>
+                  </w:rPr>
+                </w:pPr>
+                <w:r>
+                  <w:rPr>
+                    <w:sz w:val="18"/>
+                    <w:szCs w:val="18"/>
+                    <w:rtl w:val="0"/>
+                  </w:rPr>
+                  <w:t xml:space="preserve">Optimizar consultas</w:t>
+                </w:r>
+              </w:p>
+            </w:tc>
+          </w:tr>
+          <w:tr>
+            <w:trPr>
+              <w:cantSplit w:val="0"/>
+              <w:tblHeader w:val="0"/>
+            </w:trPr>
+            <w:tc>
+              <w:tcPr>
+                <w:shd w:fill="auto" w:val="clear"/>
+                <w:tcMar>
+                  <w:top w:w="100.0" w:type="dxa"/>
+                  <w:left w:w="100.0" w:type="dxa"/>
+                  <w:bottom w:w="100.0" w:type="dxa"/>
+                  <w:right w:w="100.0" w:type="dxa"/>
+                </w:tcMar>
+                <w:vAlign w:val="top"/>
+              </w:tcPr>
+              <w:p>
+                <w:pPr>
+                  <w:widowControl w:val="0"/>
+                  <w:rPr>
+                    <w:sz w:val="18"/>
+                    <w:szCs w:val="18"/>
+                  </w:rPr>
+                </w:pPr>
+                <w:r>
+                  <w:rPr>
+                    <w:sz w:val="18"/>
+                    <w:szCs w:val="18"/>
+                    <w:rtl w:val="0"/>
+                  </w:rPr>
+                  <w:t xml:space="preserve">RF12</w:t>
+                </w:r>
+              </w:p>
+            </w:tc>
+            <w:tc>
+              <w:tcPr>
+                <w:shd w:fill="auto" w:val="clear"/>
+                <w:tcMar>
+                  <w:top w:w="100.0" w:type="dxa"/>
+                  <w:left w:w="100.0" w:type="dxa"/>
+                  <w:bottom w:w="100.0" w:type="dxa"/>
+                  <w:right w:w="100.0" w:type="dxa"/>
+                </w:tcMar>
+                <w:vAlign w:val="top"/>
+              </w:tcPr>
+              <w:p>
+                <w:pPr>
+                  <w:keepNext w:val="0"/>
+                  <w:keepLines w:val="0"/>
+                  <w:widowControl w:val="0"/>
+                  <w:pBdr>
+                    <w:top w:space="0" w:sz="0" w:val="nil"/>
+                    <w:left w:space="0" w:sz="0" w:val="nil"/>
+                    <w:bottom w:space="0" w:sz="0" w:val="nil"/>
+                    <w:right w:space="0" w:sz="0" w:val="nil"/>
+                    <w:between w:space="0" w:sz="0" w:val="nil"/>
+                  </w:pBdr>
+                  <w:shd w:fill="auto" w:val="clear"/>
+                  <w:spacing w:after="0" w:before="0" w:line="240" w:lineRule="auto"/>
+                  <w:ind w:left="0" w:right="0" w:firstLine="0"/>
+                  <w:jc w:val="left"/>
+                  <w:rPr>
+                    <w:sz w:val="18"/>
+                    <w:szCs w:val="18"/>
+                  </w:rPr>
+                </w:pPr>
+                <w:r>
+                  <w:rPr>
+                    <w:sz w:val="18"/>
+                    <w:szCs w:val="18"/>
+                    <w:rtl w:val="0"/>
+                  </w:rPr>
+                  <w:t xml:space="preserve">Reportes</w:t>
+                </w:r>
+              </w:p>
+            </w:tc>
+            <w:tc>
+              <w:tcPr>
+                <w:shd w:fill="auto" w:val="clear"/>
+                <w:tcMar>
+                  <w:top w:w="100.0" w:type="dxa"/>
+                  <w:left w:w="100.0" w:type="dxa"/>
+                  <w:bottom w:w="100.0" w:type="dxa"/>
+                  <w:right w:w="100.0" w:type="dxa"/>
+                </w:tcMar>
+                <w:vAlign w:val="top"/>
+              </w:tcPr>
+              <w:p>
+                <w:pPr>
+                  <w:widowControl w:val="0"/>
+                  <w:rPr>
+                    <w:sz w:val="18"/>
+                    <w:szCs w:val="18"/>
+                  </w:rPr>
+                </w:pPr>
+                <w:r>
+                  <w:rPr>
+                    <w:sz w:val="18"/>
+                    <w:szCs w:val="18"/>
+                    <w:rtl w:val="0"/>
+                  </w:rPr>
+                  <w:t xml:space="preserve">Completo</w:t>
+                </w:r>
+              </w:p>
+            </w:tc>
+            <w:tc>
+              <w:tcPr>
+                <w:shd w:fill="auto" w:val="clear"/>
+                <w:tcMar>
+                  <w:top w:w="100.0" w:type="dxa"/>
+                  <w:left w:w="100.0" w:type="dxa"/>
+                  <w:bottom w:w="100.0" w:type="dxa"/>
+                  <w:right w:w="100.0" w:type="dxa"/>
+                </w:tcMar>
+                <w:vAlign w:val="top"/>
+              </w:tcPr>
+              <w:p>
+                <w:pPr>
+                  <w:keepNext w:val="0"/>
+                  <w:keepLines w:val="0"/>
+                  <w:widowControl w:val="0"/>
+                  <w:pBdr>
+                    <w:top w:space="0" w:sz="0" w:val="nil"/>
+                    <w:left w:space="0" w:sz="0" w:val="nil"/>
+                    <w:bottom w:space="0" w:sz="0" w:val="nil"/>
+                    <w:right w:space="0" w:sz="0" w:val="nil"/>
+                    <w:between w:space="0" w:sz="0" w:val="nil"/>
+                  </w:pBdr>
+                  <w:shd w:fill="auto" w:val="clear"/>
+                  <w:spacing w:after="0" w:before="0" w:line="240" w:lineRule="auto"/>
+                  <w:ind w:left="0" w:right="0" w:firstLine="0"/>
+                  <w:jc w:val="left"/>
+                  <w:rPr>
+                    <w:sz w:val="18"/>
+                    <w:szCs w:val="18"/>
+                  </w:rPr>
+                </w:pPr>
+                <w:r>
+                  <w:rPr>
+                    <w:sz w:val="18"/>
+                    <w:szCs w:val="18"/>
+                    <w:rtl w:val="0"/>
+                  </w:rPr>
+                  <w:t xml:space="preserve">Validar filtros</w:t>
+                </w:r>
+              </w:p>
+            </w:tc>
+          </w:tr>
+          <w:tr>
+            <w:trPr>
+              <w:cantSplit w:val="0"/>
+              <w:tblHeader w:val="0"/>
+            </w:trPr>
+            <w:tc>
+              <w:tcPr>
+                <w:shd w:fill="auto" w:val="clear"/>
+                <w:tcMar>
+                  <w:top w:w="100.0" w:type="dxa"/>
+                  <w:left w:w="100.0" w:type="dxa"/>
+                  <w:bottom w:w="100.0" w:type="dxa"/>
+                  <w:right w:w="100.0" w:type="dxa"/>
+                </w:tcMar>
+                <w:vAlign w:val="top"/>
+              </w:tcPr>
+              <w:p>
+                <w:pPr>
+                  <w:widowControl w:val="0"/>
+                  <w:rPr>
+                    <w:sz w:val="18"/>
+                    <w:szCs w:val="18"/>
+                  </w:rPr>
+                </w:pPr>
+                <w:r>
+                  <w:rPr>
+                    <w:sz w:val="18"/>
+                    <w:szCs w:val="18"/>
+                    <w:rtl w:val="0"/>
+                  </w:rPr>
+                  <w:t xml:space="preserve">RF13</w:t>
+                </w:r>
+              </w:p>
+            </w:tc>
+            <w:tc>
+              <w:tcPr>
+                <w:shd w:fill="auto" w:val="clear"/>
+                <w:tcMar>
+                  <w:top w:w="100.0" w:type="dxa"/>
+                  <w:left w:w="100.0" w:type="dxa"/>
+                  <w:bottom w:w="100.0" w:type="dxa"/>
+                  <w:right w:w="100.0" w:type="dxa"/>
+                </w:tcMar>
+                <w:vAlign w:val="top"/>
+              </w:tcPr>
+              <w:p>
+                <w:pPr>
+                  <w:keepNext w:val="0"/>
+                  <w:keepLines w:val="0"/>
+                  <w:widowControl w:val="0"/>
+                  <w:pBdr>
+                    <w:top w:space="0" w:sz="0" w:val="nil"/>
+                    <w:left w:space="0" w:sz="0" w:val="nil"/>
+                    <w:bottom w:space="0" w:sz="0" w:val="nil"/>
+                    <w:right w:space="0" w:sz="0" w:val="nil"/>
+                    <w:between w:space="0" w:sz="0" w:val="nil"/>
+                  </w:pBdr>
+                  <w:shd w:fill="auto" w:val="clear"/>
+                  <w:spacing w:after="0" w:before="0" w:line="240" w:lineRule="auto"/>
+                  <w:ind w:left="0" w:right="0" w:firstLine="0"/>
+                  <w:jc w:val="left"/>
+                  <w:rPr>
+                    <w:sz w:val="18"/>
+                    <w:szCs w:val="18"/>
+                  </w:rPr>
+                </w:pPr>
+                <w:r>
+                  <w:rPr>
+                    <w:sz w:val="18"/>
+                    <w:szCs w:val="18"/>
+                    <w:rtl w:val="0"/>
+                  </w:rPr>
+                  <w:t xml:space="preserve">Auditoría automática</w:t>
+                </w:r>
+              </w:p>
+            </w:tc>
+            <w:tc>
+              <w:tcPr>
+                <w:shd w:fill="auto" w:val="clear"/>
+                <w:tcMar>
+                  <w:top w:w="100.0" w:type="dxa"/>
+                  <w:left w:w="100.0" w:type="dxa"/>
+                  <w:bottom w:w="100.0" w:type="dxa"/>
+                  <w:right w:w="100.0" w:type="dxa"/>
+                </w:tcMar>
+                <w:vAlign w:val="top"/>
+              </w:tcPr>
+              <w:p>
+                <w:pPr>
+                  <w:widowControl w:val="0"/>
+                  <w:rPr>
+                    <w:sz w:val="18"/>
+                    <w:szCs w:val="18"/>
+                  </w:rPr>
+                </w:pPr>
+                <w:r>
+                  <w:rPr>
+                    <w:sz w:val="18"/>
+                    <w:szCs w:val="18"/>
+                    <w:rtl w:val="0"/>
+                  </w:rPr>
+                  <w:t xml:space="preserve">Completo</w:t>
+                </w:r>
+              </w:p>
+            </w:tc>
+            <w:tc>
+              <w:tcPr>
+                <w:shd w:fill="auto" w:val="clear"/>
+                <w:tcMar>
+                  <w:top w:w="100.0" w:type="dxa"/>
+                  <w:left w:w="100.0" w:type="dxa"/>
+                  <w:bottom w:w="100.0" w:type="dxa"/>
+                  <w:right w:w="100.0" w:type="dxa"/>
+                </w:tcMar>
+                <w:vAlign w:val="top"/>
+              </w:tcPr>
+              <w:p>
+                <w:pPr>
+                  <w:keepNext w:val="0"/>
+                  <w:keepLines w:val="0"/>
+                  <w:widowControl w:val="0"/>
+                  <w:pBdr>
+                    <w:top w:space="0" w:sz="0" w:val="nil"/>
+                    <w:left w:space="0" w:sz="0" w:val="nil"/>
+                    <w:bottom w:space="0" w:sz="0" w:val="nil"/>
+                    <w:right w:space="0" w:sz="0" w:val="nil"/>
+                    <w:between w:space="0" w:sz="0" w:val="nil"/>
+                  </w:pBdr>
+                  <w:shd w:fill="auto" w:val="clear"/>
+                  <w:spacing w:after="0" w:before="0" w:line="240" w:lineRule="auto"/>
+                  <w:ind w:left="0" w:right="0" w:firstLine="0"/>
+                  <w:jc w:val="left"/>
+                  <w:rPr>
+                    <w:sz w:val="18"/>
+                    <w:szCs w:val="18"/>
+                  </w:rPr>
+                </w:pPr>
+                <w:r>
+                  <w:rPr>
+                    <w:sz w:val="18"/>
+                    <w:szCs w:val="18"/>
+                    <w:rtl w:val="0"/>
+                  </w:rPr>
+                  <w:t xml:space="preserve">Crítico</w:t>
+                </w:r>
+              </w:p>
+            </w:tc>
+          </w:tr>
+          <w:tr>
+            <w:trPr>
+              <w:cantSplit w:val="0"/>
+              <w:tblHeader w:val="0"/>
+            </w:trPr>
+            <w:tc>
+              <w:tcPr>
+                <w:shd w:fill="auto" w:val="clear"/>
+                <w:tcMar>
+                  <w:top w:w="100.0" w:type="dxa"/>
+                  <w:left w:w="100.0" w:type="dxa"/>
+                  <w:bottom w:w="100.0" w:type="dxa"/>
+                  <w:right w:w="100.0" w:type="dxa"/>
+                </w:tcMar>
+                <w:vAlign w:val="top"/>
+              </w:tcPr>
+              <w:p>
+                <w:pPr>
+                  <w:widowControl w:val="0"/>
+                  <w:rPr>
+                    <w:sz w:val="18"/>
+                    <w:szCs w:val="18"/>
+                  </w:rPr>
+                </w:pPr>
+                <w:r>
+                  <w:rPr>
+                    <w:sz w:val="18"/>
+                    <w:szCs w:val="18"/>
+                    <w:rtl w:val="0"/>
+                  </w:rPr>
+                  <w:t xml:space="preserve">RF14</w:t>
+                </w:r>
+              </w:p>
+            </w:tc>
+            <w:tc>
+              <w:tcPr>
+                <w:shd w:fill="auto" w:val="clear"/>
+                <w:tcMar>
+                  <w:top w:w="100.0" w:type="dxa"/>
+                  <w:left w:w="100.0" w:type="dxa"/>
+                  <w:bottom w:w="100.0" w:type="dxa"/>
+                  <w:right w:w="100.0" w:type="dxa"/>
+                </w:tcMar>
+                <w:vAlign w:val="top"/>
+              </w:tcPr>
+              <w:p>
+                <w:pPr>
+                  <w:keepNext w:val="0"/>
+                  <w:keepLines w:val="0"/>
+                  <w:widowControl w:val="0"/>
+                  <w:pBdr>
+                    <w:top w:space="0" w:sz="0" w:val="nil"/>
+                    <w:left w:space="0" w:sz="0" w:val="nil"/>
+                    <w:bottom w:space="0" w:sz="0" w:val="nil"/>
+                    <w:right w:space="0" w:sz="0" w:val="nil"/>
+                    <w:between w:space="0" w:sz="0" w:val="nil"/>
+                  </w:pBdr>
+                  <w:shd w:fill="auto" w:val="clear"/>
+                  <w:spacing w:after="0" w:before="0" w:line="240" w:lineRule="auto"/>
+                  <w:ind w:left="0" w:right="0" w:firstLine="0"/>
+                  <w:jc w:val="left"/>
+                  <w:rPr>
+                    <w:sz w:val="18"/>
+                    <w:szCs w:val="18"/>
+                  </w:rPr>
+                </w:pPr>
+                <w:r>
+                  <w:rPr>
+                    <w:sz w:val="18"/>
+                    <w:szCs w:val="18"/>
+                    <w:rtl w:val="0"/>
+                  </w:rPr>
+                  <w:t xml:space="preserve">Consultar auditoría</w:t>
+                </w:r>
+              </w:p>
+            </w:tc>
+            <w:tc>
+              <w:tcPr>
+                <w:shd w:fill="auto" w:val="clear"/>
+                <w:tcMar>
+                  <w:top w:w="100.0" w:type="dxa"/>
+                  <w:left w:w="100.0" w:type="dxa"/>
+                  <w:bottom w:w="100.0" w:type="dxa"/>
+                  <w:right w:w="100.0" w:type="dxa"/>
+                </w:tcMar>
+                <w:vAlign w:val="top"/>
+              </w:tcPr>
+              <w:p>
+                <w:pPr>
+                  <w:widowControl w:val="0"/>
+                  <w:rPr>
+                    <w:sz w:val="18"/>
+                    <w:szCs w:val="18"/>
+                  </w:rPr>
+                </w:pPr>
+                <w:r>
+                  <w:rPr>
+                    <w:sz w:val="18"/>
+                    <w:szCs w:val="18"/>
+                    <w:rtl w:val="0"/>
+                  </w:rPr>
+                  <w:t xml:space="preserve">Completo</w:t>
+                </w:r>
+              </w:p>
+            </w:tc>
+            <w:tc>
+              <w:tcPr>
+                <w:shd w:fill="auto" w:val="clear"/>
+                <w:tcMar>
+                  <w:top w:w="100.0" w:type="dxa"/>
+                  <w:left w:w="100.0" w:type="dxa"/>
+                  <w:bottom w:w="100.0" w:type="dxa"/>
+                  <w:right w:w="100.0" w:type="dxa"/>
+                </w:tcMar>
+                <w:vAlign w:val="top"/>
+              </w:tcPr>
+              <w:p>
+                <w:pPr>
+                  <w:keepNext w:val="0"/>
+                  <w:keepLines w:val="0"/>
+                  <w:widowControl w:val="0"/>
+                  <w:pBdr>
+                    <w:top w:space="0" w:sz="0" w:val="nil"/>
+                    <w:left w:space="0" w:sz="0" w:val="nil"/>
+                    <w:bottom w:space="0" w:sz="0" w:val="nil"/>
+                    <w:right w:space="0" w:sz="0" w:val="nil"/>
+                    <w:between w:space="0" w:sz="0" w:val="nil"/>
+                  </w:pBdr>
+                  <w:shd w:fill="auto" w:val="clear"/>
+                  <w:spacing w:after="0" w:before="0" w:line="240" w:lineRule="auto"/>
+                  <w:ind w:left="0" w:right="0" w:firstLine="0"/>
+                  <w:jc w:val="left"/>
+                  <w:rPr>
+                    <w:sz w:val="18"/>
+                    <w:szCs w:val="18"/>
+                  </w:rPr>
+                </w:pPr>
+                <w:r>
+                  <w:rPr>
+                    <w:sz w:val="18"/>
+                    <w:szCs w:val="18"/>
+                    <w:rtl w:val="0"/>
+                  </w:rPr>
+                  <w:t xml:space="preserve">Acceso restringido</w:t>
+                </w:r>
+              </w:p>
+            </w:tc>
+          </w:tr>
+          <w:tr>
+            <w:trPr>
+              <w:cantSplit w:val="0"/>
+              <w:tblHeader w:val="0"/>
+            </w:trPr>
+            <w:tc>
+              <w:tcPr>
+                <w:shd w:fill="auto" w:val="clear"/>
+                <w:tcMar>
+                  <w:top w:w="100.0" w:type="dxa"/>
+                  <w:left w:w="100.0" w:type="dxa"/>
+                  <w:bottom w:w="100.0" w:type="dxa"/>
+                  <w:right w:w="100.0" w:type="dxa"/>
+                </w:tcMar>
+                <w:vAlign w:val="top"/>
+              </w:tcPr>
+              <w:p>
+                <w:pPr>
+                  <w:widowControl w:val="0"/>
+                  <w:rPr>
+                    <w:sz w:val="18"/>
+                    <w:szCs w:val="18"/>
+                  </w:rPr>
+                </w:pPr>
+                <w:r>
+                  <w:rPr>
+                    <w:sz w:val="18"/>
+                    <w:szCs w:val="18"/>
+                    <w:rtl w:val="0"/>
+                  </w:rPr>
+                  <w:t xml:space="preserve">RF15</w:t>
+                </w:r>
+              </w:p>
+            </w:tc>
+            <w:tc>
+              <w:tcPr>
+                <w:shd w:fill="auto" w:val="clear"/>
+                <w:tcMar>
+                  <w:top w:w="100.0" w:type="dxa"/>
+                  <w:left w:w="100.0" w:type="dxa"/>
+                  <w:bottom w:w="100.0" w:type="dxa"/>
+                  <w:right w:w="100.0" w:type="dxa"/>
+                </w:tcMar>
+                <w:vAlign w:val="top"/>
+              </w:tcPr>
+              <w:p>
+                <w:pPr>
+                  <w:keepNext w:val="0"/>
+                  <w:keepLines w:val="0"/>
+                  <w:widowControl w:val="0"/>
+                  <w:pBdr>
+                    <w:top w:space="0" w:sz="0" w:val="nil"/>
+                    <w:left w:space="0" w:sz="0" w:val="nil"/>
+                    <w:bottom w:space="0" w:sz="0" w:val="nil"/>
+                    <w:right w:space="0" w:sz="0" w:val="nil"/>
+                    <w:between w:space="0" w:sz="0" w:val="nil"/>
+                  </w:pBdr>
+                  <w:shd w:fill="auto" w:val="clear"/>
+                  <w:spacing w:after="0" w:before="0" w:line="240" w:lineRule="auto"/>
+                  <w:ind w:left="0" w:right="0" w:firstLine="0"/>
+                  <w:jc w:val="left"/>
+                  <w:rPr>
+                    <w:sz w:val="18"/>
+                    <w:szCs w:val="18"/>
+                  </w:rPr>
+                </w:pPr>
+                <w:r>
+                  <w:rPr>
+                    <w:sz w:val="18"/>
+                    <w:szCs w:val="18"/>
+                    <w:rtl w:val="0"/>
+                  </w:rPr>
+                  <w:t xml:space="preserve">Autenticación </w:t>
+                </w:r>
+              </w:p>
+            </w:tc>
+            <w:tc>
+              <w:tcPr>
+                <w:shd w:fill="auto" w:val="clear"/>
+                <w:tcMar>
+                  <w:top w:w="100.0" w:type="dxa"/>
+                  <w:left w:w="100.0" w:type="dxa"/>
+                  <w:bottom w:w="100.0" w:type="dxa"/>
+                  <w:right w:w="100.0" w:type="dxa"/>
+                </w:tcMar>
+                <w:vAlign w:val="top"/>
+              </w:tcPr>
+              <w:p>
+                <w:pPr>
+                  <w:widowControl w:val="0"/>
+                  <w:rPr>
+                    <w:sz w:val="18"/>
+                    <w:szCs w:val="18"/>
+                  </w:rPr>
+                </w:pPr>
+                <w:r>
+                  <w:rPr>
+                    <w:sz w:val="18"/>
+                    <w:szCs w:val="18"/>
+                    <w:rtl w:val="0"/>
+                  </w:rPr>
+                  <w:t xml:space="preserve">Completo</w:t>
+                </w:r>
+              </w:p>
+            </w:tc>
+            <w:tc>
+              <w:tcPr>
+                <w:shd w:fill="auto" w:val="clear"/>
+                <w:tcMar>
+                  <w:top w:w="100.0" w:type="dxa"/>
+                  <w:left w:w="100.0" w:type="dxa"/>
+                  <w:bottom w:w="100.0" w:type="dxa"/>
+                  <w:right w:w="100.0" w:type="dxa"/>
+                </w:tcMar>
+                <w:vAlign w:val="top"/>
+              </w:tcPr>
+              <w:p>
+                <w:pPr>
+                  <w:keepNext w:val="0"/>
+                  <w:keepLines w:val="0"/>
+                  <w:widowControl w:val="0"/>
+                  <w:pBdr>
+                    <w:top w:space="0" w:sz="0" w:val="nil"/>
+                    <w:left w:space="0" w:sz="0" w:val="nil"/>
+                    <w:bottom w:space="0" w:sz="0" w:val="nil"/>
+                    <w:right w:space="0" w:sz="0" w:val="nil"/>
+                    <w:between w:space="0" w:sz="0" w:val="nil"/>
+                  </w:pBdr>
+                  <w:shd w:fill="auto" w:val="clear"/>
+                  <w:spacing w:after="0" w:before="0" w:line="240" w:lineRule="auto"/>
+                  <w:ind w:left="0" w:right="0" w:firstLine="0"/>
+                  <w:jc w:val="left"/>
+                  <w:rPr>
+                    <w:sz w:val="18"/>
+                    <w:szCs w:val="18"/>
+                  </w:rPr>
+                </w:pPr>
+                <w:r>
+                  <w:rPr>
+                    <w:sz w:val="18"/>
+                    <w:szCs w:val="18"/>
+                    <w:rtl w:val="0"/>
+                  </w:rPr>
+                  <w:t xml:space="preserve">Fundamental </w:t>
+                </w:r>
+              </w:p>
+            </w:tc>
+          </w:tr>
+          <w:tr>
+            <w:trPr>
+              <w:cantSplit w:val="0"/>
+              <w:tblHeader w:val="0"/>
+            </w:trPr>
+            <w:tc>
+              <w:tcPr>
+                <w:shd w:fill="auto" w:val="clear"/>
+                <w:tcMar>
+                  <w:top w:w="100.0" w:type="dxa"/>
+                  <w:left w:w="100.0" w:type="dxa"/>
+                  <w:bottom w:w="100.0" w:type="dxa"/>
+                  <w:right w:w="100.0" w:type="dxa"/>
+                </w:tcMar>
+                <w:vAlign w:val="top"/>
+              </w:tcPr>
+              <w:p>
+                <w:pPr>
+                  <w:widowControl w:val="0"/>
+                  <w:rPr>
+                    <w:sz w:val="18"/>
+                    <w:szCs w:val="18"/>
+                  </w:rPr>
+                </w:pPr>
+                <w:r>
+                  <w:rPr>
+                    <w:sz w:val="18"/>
+                    <w:szCs w:val="18"/>
+                    <w:rtl w:val="0"/>
+                  </w:rPr>
+                  <w:t xml:space="preserve">RF16</w:t>
+                </w:r>
+              </w:p>
+            </w:tc>
+            <w:tc>
+              <w:tcPr>
+                <w:shd w:fill="auto" w:val="clear"/>
+                <w:tcMar>
+                  <w:top w:w="100.0" w:type="dxa"/>
+                  <w:left w:w="100.0" w:type="dxa"/>
+                  <w:bottom w:w="100.0" w:type="dxa"/>
+                  <w:right w:w="100.0" w:type="dxa"/>
+                </w:tcMar>
+                <w:vAlign w:val="top"/>
+              </w:tcPr>
+              <w:p>
+                <w:pPr>
+                  <w:keepNext w:val="0"/>
+                  <w:keepLines w:val="0"/>
+                  <w:widowControl w:val="0"/>
+                  <w:pBdr>
+                    <w:top w:space="0" w:sz="0" w:val="nil"/>
+                    <w:left w:space="0" w:sz="0" w:val="nil"/>
+                    <w:bottom w:space="0" w:sz="0" w:val="nil"/>
+                    <w:right w:space="0" w:sz="0" w:val="nil"/>
+                    <w:between w:space="0" w:sz="0" w:val="nil"/>
+                  </w:pBdr>
+                  <w:shd w:fill="auto" w:val="clear"/>
+                  <w:spacing w:after="0" w:before="0" w:line="240" w:lineRule="auto"/>
+                  <w:ind w:left="0" w:right="0" w:firstLine="0"/>
+                  <w:jc w:val="left"/>
+                  <w:rPr>
+                    <w:sz w:val="18"/>
+                    <w:szCs w:val="18"/>
+                  </w:rPr>
+                </w:pPr>
+                <w:r>
+                  <w:rPr>
+                    <w:sz w:val="18"/>
+                    <w:szCs w:val="18"/>
+                    <w:rtl w:val="0"/>
+                  </w:rPr>
+                  <w:t xml:space="preserve">Autorización por rol </w:t>
+                </w:r>
+              </w:p>
+            </w:tc>
+            <w:tc>
+              <w:tcPr>
+                <w:shd w:fill="auto" w:val="clear"/>
+                <w:tcMar>
+                  <w:top w:w="100.0" w:type="dxa"/>
+                  <w:left w:w="100.0" w:type="dxa"/>
+                  <w:bottom w:w="100.0" w:type="dxa"/>
+                  <w:right w:w="100.0" w:type="dxa"/>
+                </w:tcMar>
+                <w:vAlign w:val="top"/>
+              </w:tcPr>
+              <w:p>
+                <w:pPr>
+                  <w:widowControl w:val="0"/>
+                  <w:rPr>
+                    <w:sz w:val="18"/>
+                    <w:szCs w:val="18"/>
+                  </w:rPr>
+                </w:pPr>
+                <w:r>
+                  <w:rPr>
+                    <w:sz w:val="18"/>
+                    <w:szCs w:val="18"/>
+                    <w:rtl w:val="0"/>
+                  </w:rPr>
+                  <w:t xml:space="preserve">Completo</w:t>
+                </w:r>
+              </w:p>
+            </w:tc>
+            <w:tc>
+              <w:tcPr>
+                <w:shd w:fill="auto" w:val="clear"/>
+                <w:tcMar>
+                  <w:top w:w="100.0" w:type="dxa"/>
+                  <w:left w:w="100.0" w:type="dxa"/>
+                  <w:bottom w:w="100.0" w:type="dxa"/>
+                  <w:right w:w="100.0" w:type="dxa"/>
+                </w:tcMar>
+                <w:vAlign w:val="top"/>
+              </w:tcPr>
+              <w:p>
+                <w:pPr>
+                  <w:keepNext w:val="0"/>
+                  <w:keepLines w:val="0"/>
+                  <w:widowControl w:val="0"/>
+                  <w:pBdr>
+                    <w:top w:space="0" w:sz="0" w:val="nil"/>
+                    <w:left w:space="0" w:sz="0" w:val="nil"/>
+                    <w:bottom w:space="0" w:sz="0" w:val="nil"/>
+                    <w:right w:space="0" w:sz="0" w:val="nil"/>
+                    <w:between w:space="0" w:sz="0" w:val="nil"/>
+                  </w:pBdr>
+                  <w:shd w:fill="auto" w:val="clear"/>
+                  <w:spacing w:after="0" w:before="0" w:line="240" w:lineRule="auto"/>
+                  <w:ind w:left="0" w:right="0" w:firstLine="0"/>
+                  <w:jc w:val="left"/>
+                  <w:rPr>
+                    <w:sz w:val="18"/>
+                    <w:szCs w:val="18"/>
+                  </w:rPr>
+                </w:pPr>
+                <w:r>
+                  <w:rPr>
+                    <w:sz w:val="18"/>
+                    <w:szCs w:val="18"/>
+                    <w:rtl w:val="0"/>
+                  </w:rPr>
+                  <w:t xml:space="preserve">Revisar seguridad </w:t>
                 </w:r>
               </w:p>
             </w:tc>
@@ -3975,6 +4932,7 @@
         <w:jc w:val="left"/>
         <w:rPr>
           <w:i w:val="1"/>
+          <w:iCs w:val="1"/>
           <w:sz w:val="18"/>
           <w:szCs w:val="18"/>
         </w:rPr>
@@ -4008,6 +4966,7 @@
         <w:jc w:val="left"/>
         <w:rPr>
           <w:i w:val="1"/>
+          <w:iCs w:val="1"/>
           <w:sz w:val="18"/>
           <w:szCs w:val="18"/>
         </w:rPr>
@@ -4041,6 +5000,7 @@
         <w:jc w:val="left"/>
         <w:rPr>
           <w:i w:val="1"/>
+          <w:iCs w:val="1"/>
           <w:sz w:val="18"/>
           <w:szCs w:val="18"/>
         </w:rPr>
@@ -4074,6 +5034,7 @@
         <w:jc w:val="left"/>
         <w:rPr>
           <w:i w:val="1"/>
+          <w:iCs w:val="1"/>
           <w:sz w:val="18"/>
           <w:szCs w:val="18"/>
         </w:rPr>
@@ -4107,6 +5068,7 @@
         <w:jc w:val="left"/>
         <w:rPr>
           <w:i w:val="1"/>
+          <w:iCs w:val="1"/>
           <w:sz w:val="18"/>
           <w:szCs w:val="18"/>
         </w:rPr>
@@ -4140,6 +5102,7 @@
         <w:jc w:val="left"/>
         <w:rPr>
           <w:i w:val="1"/>
+          <w:iCs w:val="1"/>
           <w:sz w:val="18"/>
           <w:szCs w:val="18"/>
         </w:rPr>
@@ -4173,6 +5136,7 @@
         <w:jc w:val="left"/>
         <w:rPr>
           <w:i w:val="1"/>
+          <w:iCs w:val="1"/>
           <w:sz w:val="18"/>
           <w:szCs w:val="18"/>
         </w:rPr>
@@ -4206,6 +5170,7 @@
         <w:jc w:val="left"/>
         <w:rPr>
           <w:i w:val="1"/>
+          <w:iCs w:val="1"/>
           <w:sz w:val="18"/>
           <w:szCs w:val="18"/>
         </w:rPr>
@@ -4239,6 +5204,7 @@
         <w:jc w:val="left"/>
         <w:rPr>
           <w:i w:val="1"/>
+          <w:iCs w:val="1"/>
           <w:sz w:val="18"/>
           <w:szCs w:val="18"/>
         </w:rPr>
@@ -4272,6 +5238,7 @@
         <w:jc w:val="left"/>
         <w:rPr>
           <w:i w:val="1"/>
+          <w:iCs w:val="1"/>
           <w:sz w:val="18"/>
           <w:szCs w:val="18"/>
         </w:rPr>
@@ -4305,6 +5272,7 @@
         <w:jc w:val="left"/>
         <w:rPr>
           <w:i w:val="1"/>
+          <w:iCs w:val="1"/>
           <w:sz w:val="18"/>
           <w:szCs w:val="18"/>
         </w:rPr>
@@ -4338,6 +5306,7 @@
         <w:jc w:val="left"/>
         <w:rPr>
           <w:i w:val="1"/>
+          <w:iCs w:val="1"/>
           <w:sz w:val="18"/>
           <w:szCs w:val="18"/>
         </w:rPr>
@@ -4371,6 +5340,7 @@
         <w:jc w:val="left"/>
         <w:rPr>
           <w:i w:val="1"/>
+          <w:iCs w:val="1"/>
           <w:sz w:val="18"/>
           <w:szCs w:val="18"/>
         </w:rPr>
@@ -4404,6 +5374,7 @@
         <w:jc w:val="left"/>
         <w:rPr>
           <w:i w:val="1"/>
+          <w:iCs w:val="1"/>
           <w:sz w:val="18"/>
           <w:szCs w:val="18"/>
         </w:rPr>
@@ -4437,6 +5408,7 @@
         <w:jc w:val="left"/>
         <w:rPr>
           <w:i w:val="1"/>
+          <w:iCs w:val="1"/>
           <w:sz w:val="18"/>
           <w:szCs w:val="18"/>
         </w:rPr>
@@ -4470,6 +5442,7 @@
         <w:jc w:val="left"/>
         <w:rPr>
           <w:i w:val="1"/>
+          <w:iCs w:val="1"/>
           <w:sz w:val="18"/>
           <w:szCs w:val="18"/>
         </w:rPr>
@@ -4503,6 +5476,7 @@
         <w:jc w:val="left"/>
         <w:rPr>
           <w:i w:val="1"/>
+          <w:iCs w:val="1"/>
           <w:sz w:val="18"/>
           <w:szCs w:val="18"/>
         </w:rPr>
@@ -4536,6 +5510,7 @@
         <w:jc w:val="left"/>
         <w:rPr>
           <w:i w:val="1"/>
+          <w:iCs w:val="1"/>
           <w:sz w:val="18"/>
           <w:szCs w:val="18"/>
         </w:rPr>
@@ -4569,6 +5544,7 @@
         <w:jc w:val="left"/>
         <w:rPr>
           <w:i w:val="1"/>
+          <w:iCs w:val="1"/>
           <w:sz w:val="18"/>
           <w:szCs w:val="18"/>
         </w:rPr>
@@ -4602,6 +5578,7 @@
         <w:jc w:val="left"/>
         <w:rPr>
           <w:i w:val="1"/>
+          <w:iCs w:val="1"/>
           <w:sz w:val="18"/>
           <w:szCs w:val="18"/>
         </w:rPr>
@@ -4669,7 +5646,9 @@
               <w:rPr>
                 <w:rFonts w:ascii="Arial" w:cs="Arial" w:eastAsia="Arial" w:hAnsi="Arial"/>
                 <w:b w:val="1"/>
+                <w:bCs w:val="1"/>
                 <w:i w:val="0"/>
+                <w:iCs w:val="0"/>
                 <w:smallCaps w:val="0"/>
                 <w:strike w:val="0"/>
                 <w:color w:val="000000"/>
@@ -4683,6 +5662,7 @@
             <w:r>
               <w:rPr>
                 <w:b w:val="1"/>
+                <w:bCs w:val="1"/>
                 <w:rtl w:val="0"/>
               </w:rPr>
               <w:t xml:space="preserve">Evaluación de requisitos No funcionales</w:t>
@@ -4705,6 +5685,7 @@
         <w:spacing w:after="60" w:before="60" w:lineRule="auto"/>
         <w:rPr>
           <w:i w:val="1"/>
+          <w:iCs w:val="1"/>
           <w:sz w:val="18"/>
           <w:szCs w:val="18"/>
         </w:rPr>
@@ -4718,6 +5699,7 @@
     <w:sdt>
       <w:sdtPr>
         <w:lock w:val="contentLocked"/>
+        <w:id w:val="1558749505"/>
         <w:tag w:val="goog_rdk_1"/>
       </w:sdtPr>
       <w:sdtContent>
@@ -4773,6 +5755,7 @@
                   <w:widowControl w:val="0"/>
                   <w:rPr>
                     <w:b w:val="1"/>
+                    <w:bCs w:val="1"/>
                     <w:sz w:val="18"/>
                     <w:szCs w:val="18"/>
                   </w:rPr>
@@ -4780,6 +5763,7 @@
                 <w:r>
                   <w:rPr>
                     <w:b w:val="1"/>
+                    <w:bCs w:val="1"/>
                     <w:sz w:val="18"/>
                     <w:szCs w:val="18"/>
                     <w:rtl w:val="0"/>
@@ -4804,6 +5788,7 @@
                   <w:widowControl w:val="0"/>
                   <w:rPr>
                     <w:b w:val="1"/>
+                    <w:bCs w:val="1"/>
                     <w:sz w:val="18"/>
                     <w:szCs w:val="18"/>
                   </w:rPr>
@@ -4811,6 +5796,7 @@
                 <w:r>
                   <w:rPr>
                     <w:b w:val="1"/>
+                    <w:bCs w:val="1"/>
                     <w:sz w:val="18"/>
                     <w:szCs w:val="18"/>
                     <w:rtl w:val="0"/>
@@ -4835,6 +5821,7 @@
                   <w:widowControl w:val="0"/>
                   <w:rPr>
                     <w:b w:val="1"/>
+                    <w:bCs w:val="1"/>
                     <w:sz w:val="18"/>
                     <w:szCs w:val="18"/>
                   </w:rPr>
@@ -4842,6 +5829,7 @@
                 <w:r>
                   <w:rPr>
                     <w:b w:val="1"/>
+                    <w:bCs w:val="1"/>
                     <w:sz w:val="18"/>
                     <w:szCs w:val="18"/>
                     <w:rtl w:val="0"/>
@@ -4866,6 +5854,7 @@
                   <w:widowControl w:val="0"/>
                   <w:rPr>
                     <w:b w:val="1"/>
+                    <w:bCs w:val="1"/>
                     <w:sz w:val="18"/>
                     <w:szCs w:val="18"/>
                   </w:rPr>
@@ -4873,6 +5862,7 @@
                 <w:r>
                   <w:rPr>
                     <w:b w:val="1"/>
+                    <w:bCs w:val="1"/>
                     <w:sz w:val="18"/>
                     <w:szCs w:val="18"/>
                     <w:rtl w:val="0"/>
@@ -4914,11 +5904,6 @@
                   </w:rPr>
                   <w:t xml:space="preserve">RNF01</w:t>
                 </w:r>
-                <w:r>
-                  <w:rPr>
-                    <w:rtl w:val="0"/>
-                  </w:rPr>
-                </w:r>
               </w:p>
             </w:tc>
             <w:tc>
@@ -4946,7 +5931,7 @@
                     <w:szCs w:val="18"/>
                     <w:rtl w:val="0"/>
                   </w:rPr>
-                  <w:t xml:space="preserve">Manejo de al menos 100 usuarios concurrentes</w:t>
+                  <w:t xml:space="preserve">Usuarios concurrentes </w:t>
                 </w:r>
               </w:p>
             </w:tc>
@@ -4975,7 +5960,7 @@
                     <w:szCs w:val="18"/>
                     <w:rtl w:val="0"/>
                   </w:rPr>
-                  <w:t xml:space="preserve">Completo y verificable</w:t>
+                  <w:t xml:space="preserve">Completo</w:t>
                 </w:r>
               </w:p>
             </w:tc>
@@ -5004,7 +5989,7 @@
                     <w:szCs w:val="18"/>
                     <w:rtl w:val="0"/>
                   </w:rPr>
-                  <w:t xml:space="preserve">Pruebas de carga necesarias</w:t>
+                  <w:t xml:space="preserve">Hacer pruebas</w:t>
                 </w:r>
               </w:p>
             </w:tc>
@@ -5041,11 +6026,6 @@
                   </w:rPr>
                   <w:t xml:space="preserve">RNF02</w:t>
                 </w:r>
-                <w:r>
-                  <w:rPr>
-                    <w:rtl w:val="0"/>
-                  </w:rPr>
-                </w:r>
               </w:p>
             </w:tc>
             <w:tc>
@@ -5073,7 +6053,7 @@
                     <w:szCs w:val="18"/>
                     <w:rtl w:val="0"/>
                   </w:rPr>
-                  <w:t xml:space="preserve">Páginas deben cargar en menos de 5 segundos</w:t>
+                  <w:t xml:space="preserve">Tiempo de respuestas</w:t>
                 </w:r>
               </w:p>
             </w:tc>
@@ -5102,7 +6082,7 @@
                     <w:szCs w:val="18"/>
                     <w:rtl w:val="0"/>
                   </w:rPr>
-                  <w:t xml:space="preserve">Completo requiere prueba</w:t>
+                  <w:t xml:space="preserve">Completo</w:t>
                 </w:r>
               </w:p>
             </w:tc>
@@ -5131,7 +6111,7 @@
                     <w:szCs w:val="18"/>
                     <w:rtl w:val="0"/>
                   </w:rPr>
-                  <w:t xml:space="preserve">Verificar optimización de rendimiento</w:t>
+                  <w:t xml:space="preserve">Optimización</w:t>
                 </w:r>
               </w:p>
             </w:tc>
@@ -5168,11 +6148,6 @@
                   </w:rPr>
                   <w:t xml:space="preserve">RNF03</w:t>
                 </w:r>
-                <w:r>
-                  <w:rPr>
-                    <w:rtl w:val="0"/>
-                  </w:rPr>
-                </w:r>
               </w:p>
             </w:tc>
             <w:tc>
@@ -5200,7 +6175,7 @@
                     <w:szCs w:val="18"/>
                     <w:rtl w:val="0"/>
                   </w:rPr>
-                  <w:t xml:space="preserve">Encriptación de información sensible</w:t>
+                  <w:t xml:space="preserve">Seguridad HTTPS </w:t>
                 </w:r>
               </w:p>
             </w:tc>
@@ -5229,7 +6204,7 @@
                     <w:szCs w:val="18"/>
                     <w:rtl w:val="0"/>
                   </w:rPr>
-                  <w:t xml:space="preserve">Completo y viable</w:t>
+                  <w:t xml:space="preserve">Completo</w:t>
                 </w:r>
               </w:p>
             </w:tc>
@@ -5258,7 +6233,7 @@
                     <w:szCs w:val="18"/>
                     <w:rtl w:val="0"/>
                   </w:rPr>
-                  <w:t xml:space="preserve">Revisar certificación de HTTPS</w:t>
+                  <w:t xml:space="preserve">Implementar SSL</w:t>
                 </w:r>
               </w:p>
             </w:tc>
@@ -5295,11 +6270,6 @@
                   </w:rPr>
                   <w:t xml:space="preserve">RNF04</w:t>
                 </w:r>
-                <w:r>
-                  <w:rPr>
-                    <w:rtl w:val="0"/>
-                  </w:rPr>
-                </w:r>
               </w:p>
             </w:tc>
             <w:tc>
@@ -5327,7 +6297,7 @@
                     <w:szCs w:val="18"/>
                     <w:rtl w:val="0"/>
                   </w:rPr>
-                  <w:t xml:space="preserve">Acceso restringido a órdenes de trabajo</w:t>
+                  <w:t xml:space="preserve">Control de acceso </w:t>
                 </w:r>
               </w:p>
             </w:tc>
@@ -5356,7 +6326,7 @@
                     <w:szCs w:val="18"/>
                     <w:rtl w:val="0"/>
                   </w:rPr>
-                  <w:t xml:space="preserve">Completo y viable</w:t>
+                  <w:t xml:space="preserve">Completo</w:t>
                 </w:r>
               </w:p>
             </w:tc>
@@ -5385,7 +6355,7 @@
                     <w:szCs w:val="18"/>
                     <w:rtl w:val="0"/>
                   </w:rPr>
-                  <w:t xml:space="preserve">Revisar configuración de permisos</w:t>
+                  <w:t xml:space="preserve">Validar roles</w:t>
                 </w:r>
               </w:p>
             </w:tc>
@@ -5422,11 +6392,6 @@
                   </w:rPr>
                   <w:t xml:space="preserve">RNF05</w:t>
                 </w:r>
-                <w:r>
-                  <w:rPr>
-                    <w:rtl w:val="0"/>
-                  </w:rPr>
-                </w:r>
               </w:p>
             </w:tc>
             <w:tc>
@@ -5454,7 +6419,7 @@
                     <w:szCs w:val="18"/>
                     <w:rtl w:val="0"/>
                   </w:rPr>
-                  <w:t xml:space="preserve">Interfaz intuitiva para usuarios con conocimientos básicos</w:t>
+                  <w:t xml:space="preserve">Usabilidad</w:t>
                 </w:r>
               </w:p>
             </w:tc>
@@ -5483,7 +6448,7 @@
                     <w:szCs w:val="18"/>
                     <w:rtl w:val="0"/>
                   </w:rPr>
-                  <w:t xml:space="preserve">Completo y verificable</w:t>
+                  <w:t xml:space="preserve">Completo</w:t>
                 </w:r>
               </w:p>
             </w:tc>
@@ -5512,7 +6477,7 @@
                     <w:szCs w:val="18"/>
                     <w:rtl w:val="0"/>
                   </w:rPr>
-                  <w:t xml:space="preserve">Ninguna</w:t>
+                  <w:t xml:space="preserve">Pruebas UX</w:t>
                 </w:r>
               </w:p>
             </w:tc>
@@ -5550,11 +6515,6 @@
                   </w:rPr>
                   <w:t xml:space="preserve">RNF06</w:t>
                 </w:r>
-                <w:r>
-                  <w:rPr>
-                    <w:rtl w:val="0"/>
-                  </w:rPr>
-                </w:r>
               </w:p>
             </w:tc>
             <w:tc>
@@ -5582,7 +6542,7 @@
                     <w:szCs w:val="18"/>
                     <w:rtl w:val="0"/>
                   </w:rPr>
-                  <w:t xml:space="preserve">Escalabilidad para soportar más talleres</w:t>
+                  <w:t xml:space="preserve">Escalabilidad </w:t>
                 </w:r>
               </w:p>
             </w:tc>
@@ -5611,7 +6571,7 @@
                     <w:szCs w:val="18"/>
                     <w:rtl w:val="0"/>
                   </w:rPr>
-                  <w:t xml:space="preserve">Completo y viable</w:t>
+                  <w:t xml:space="preserve">Completo</w:t>
                 </w:r>
               </w:p>
             </w:tc>
@@ -5640,7 +6600,7 @@
                     <w:szCs w:val="18"/>
                     <w:rtl w:val="0"/>
                   </w:rPr>
-                  <w:t xml:space="preserve">Ninguna</w:t>
+                  <w:t xml:space="preserve">Arquitectura Modular</w:t>
                 </w:r>
               </w:p>
             </w:tc>
@@ -5657,6 +6617,7 @@
         <w:spacing w:after="60" w:before="60" w:lineRule="auto"/>
         <w:rPr>
           <w:i w:val="1"/>
+          <w:iCs w:val="1"/>
           <w:color w:val="ff0000"/>
           <w:sz w:val="18"/>
           <w:szCs w:val="18"/>
@@ -5721,7 +6682,9 @@
               <w:rPr>
                 <w:rFonts w:ascii="Arial" w:cs="Arial" w:eastAsia="Arial" w:hAnsi="Arial"/>
                 <w:b w:val="1"/>
+                <w:bCs w:val="1"/>
                 <w:i w:val="0"/>
+                <w:iCs w:val="0"/>
                 <w:smallCaps w:val="0"/>
                 <w:strike w:val="0"/>
                 <w:color w:val="000000"/>
@@ -5735,6 +6698,7 @@
             <w:r>
               <w:rPr>
                 <w:b w:val="1"/>
+                <w:bCs w:val="1"/>
                 <w:rtl w:val="0"/>
               </w:rPr>
               <w:t xml:space="preserve">Hallazgos y observaciones generales</w:t>
@@ -5764,6 +6728,7 @@
               <w:ind w:left="720" w:firstLine="0"/>
               <w:rPr>
                 <w:b w:val="1"/>
+                <w:bCs w:val="1"/>
                 <w:sz w:val="18"/>
                 <w:szCs w:val="18"/>
               </w:rPr>
@@ -5784,7 +6749,7 @@
                 <w:tab w:val="center" w:leader="none" w:pos="4320"/>
                 <w:tab w:val="right" w:leader="none" w:pos="8640"/>
               </w:tabs>
-              <w:spacing w:after="240" w:lineRule="auto"/>
+              <w:spacing w:after="0" w:afterAutospacing="0" w:lineRule="auto"/>
               <w:ind w:left="720" w:hanging="360"/>
               <w:rPr>
                 <w:sz w:val="18"/>
@@ -5793,20 +6758,11 @@
             </w:pPr>
             <w:r>
               <w:rPr>
-                <w:b w:val="1"/>
                 <w:sz w:val="18"/>
                 <w:szCs w:val="18"/>
                 <w:rtl w:val="0"/>
               </w:rPr>
-              <w:t xml:space="preserve">Consistencia</w:t>
-            </w:r>
-            <w:r>
-              <w:rPr>
-                <w:sz w:val="18"/>
-                <w:szCs w:val="18"/>
-                <w:rtl w:val="0"/>
-              </w:rPr>
-              <w:t xml:space="preserve">: Todos los requisitos son consistentes con el objetivo del proyecto y están alineados con las expectativas del cliente</w:t>
+              <w:t xml:space="preserve">No hay inconsistencias críticas</w:t>
             </w:r>
           </w:p>
           <w:p>
@@ -5819,7 +6775,7 @@
                 <w:tab w:val="center" w:leader="none" w:pos="4320"/>
                 <w:tab w:val="right" w:leader="none" w:pos="8640"/>
               </w:tabs>
-              <w:spacing w:after="240" w:lineRule="auto"/>
+              <w:spacing w:after="0" w:afterAutospacing="0" w:lineRule="auto"/>
               <w:ind w:left="720" w:hanging="360"/>
               <w:rPr>
                 <w:sz w:val="18"/>
@@ -5828,20 +6784,11 @@
             </w:pPr>
             <w:r>
               <w:rPr>
-                <w:b w:val="1"/>
                 <w:sz w:val="18"/>
                 <w:szCs w:val="18"/>
                 <w:rtl w:val="0"/>
               </w:rPr>
-              <w:t xml:space="preserve">Lagunas Identificadas</w:t>
-            </w:r>
-            <w:r>
-              <w:rPr>
-                <w:sz w:val="18"/>
-                <w:szCs w:val="18"/>
-                <w:rtl w:val="0"/>
-              </w:rPr>
-              <w:t xml:space="preserve">: No se han identificado lagunas críticas en los requisitos</w:t>
+              <w:t xml:space="preserve">El sistema está bien definido por módulos</w:t>
             </w:r>
           </w:p>
           <w:p>
@@ -5854,7 +6801,7 @@
                 <w:tab w:val="center" w:leader="none" w:pos="4320"/>
                 <w:tab w:val="right" w:leader="none" w:pos="8640"/>
               </w:tabs>
-              <w:spacing w:after="240" w:lineRule="auto"/>
+              <w:spacing w:after="0" w:afterAutospacing="0" w:lineRule="auto"/>
               <w:ind w:left="720" w:hanging="360"/>
               <w:rPr>
                 <w:sz w:val="18"/>
@@ -5863,41 +6810,89 @@
             </w:pPr>
             <w:r>
               <w:rPr>
-                <w:b w:val="1"/>
                 <w:sz w:val="18"/>
                 <w:szCs w:val="18"/>
                 <w:rtl w:val="0"/>
               </w:rPr>
-              <w:t xml:space="preserve">Riesgos Potenciales</w:t>
+              <w:t xml:space="preserve">Riesgos principales:</w:t>
             </w:r>
+          </w:p>
+          <w:p>
+            <w:pPr>
+              <w:numPr>
+                <w:ilvl w:val="1"/>
+                <w:numId w:val="1"/>
+              </w:numPr>
+              <w:tabs>
+                <w:tab w:val="center" w:leader="none" w:pos="4320"/>
+                <w:tab w:val="right" w:leader="none" w:pos="8640"/>
+              </w:tabs>
+              <w:spacing w:after="0" w:afterAutospacing="0" w:before="0" w:beforeAutospacing="0" w:lineRule="auto"/>
+              <w:ind w:left="1440" w:hanging="360"/>
+              <w:rPr>
+                <w:sz w:val="18"/>
+                <w:szCs w:val="18"/>
+              </w:rPr>
+            </w:pPr>
             <w:r>
               <w:rPr>
                 <w:sz w:val="18"/>
                 <w:szCs w:val="18"/>
                 <w:rtl w:val="0"/>
               </w:rPr>
-              <w:t xml:space="preserve">: La carga concurrente (</w:t>
+              <w:t xml:space="preserve">Seguridad</w:t>
             </w:r>
+          </w:p>
+          <w:p>
+            <w:pPr>
+              <w:numPr>
+                <w:ilvl w:val="1"/>
+                <w:numId w:val="1"/>
+              </w:numPr>
+              <w:tabs>
+                <w:tab w:val="center" w:leader="none" w:pos="4320"/>
+                <w:tab w:val="right" w:leader="none" w:pos="8640"/>
+              </w:tabs>
+              <w:spacing w:after="0" w:afterAutospacing="0" w:before="0" w:beforeAutospacing="0" w:lineRule="auto"/>
+              <w:ind w:left="1440" w:hanging="360"/>
+              <w:rPr>
+                <w:sz w:val="18"/>
+                <w:szCs w:val="18"/>
+              </w:rPr>
+            </w:pPr>
             <w:r>
               <w:rPr>
                 <w:sz w:val="18"/>
                 <w:szCs w:val="18"/>
                 <w:rtl w:val="0"/>
               </w:rPr>
-              <w:t xml:space="preserve">RNF01</w:t>
+              <w:t xml:space="preserve">Rendimiento</w:t>
             </w:r>
+          </w:p>
+          <w:p>
+            <w:pPr>
+              <w:numPr>
+                <w:ilvl w:val="1"/>
+                <w:numId w:val="1"/>
+              </w:numPr>
+              <w:tabs>
+                <w:tab w:val="center" w:leader="none" w:pos="4320"/>
+                <w:tab w:val="right" w:leader="none" w:pos="8640"/>
+              </w:tabs>
+              <w:spacing w:after="240" w:before="0" w:beforeAutospacing="0" w:lineRule="auto"/>
+              <w:ind w:left="1440" w:hanging="360"/>
+              <w:rPr>
+                <w:sz w:val="18"/>
+                <w:szCs w:val="18"/>
+              </w:rPr>
+            </w:pPr>
             <w:r>
               <w:rPr>
                 <w:sz w:val="18"/>
                 <w:szCs w:val="18"/>
                 <w:rtl w:val="0"/>
               </w:rPr>
-              <w:t xml:space="preserve">) y la seguridad de las transacciones (RF08) requerirán atención especial en la fase de diseño y desarrollo</w:t>
-            </w:r>
-            <w:r>
-              <w:rPr>
-                <w:rtl w:val="0"/>
-              </w:rPr>
+              <w:t xml:space="preserve">Control de accesos</w:t>
             </w:r>
           </w:p>
           <w:p>
@@ -5922,6 +6917,7 @@
               <w:jc w:val="left"/>
               <w:rPr>
                 <w:b w:val="1"/>
+                <w:bCs w:val="1"/>
                 <w:sz w:val="18"/>
                 <w:szCs w:val="18"/>
               </w:rPr>
@@ -5954,6 +6950,7 @@
         <w:jc w:val="left"/>
         <w:rPr>
           <w:i w:val="1"/>
+          <w:iCs w:val="1"/>
           <w:color w:val="ff0000"/>
           <w:sz w:val="18"/>
           <w:szCs w:val="18"/>
@@ -5984,6 +6981,7 @@
         <w:jc w:val="left"/>
         <w:rPr>
           <w:i w:val="1"/>
+          <w:iCs w:val="1"/>
           <w:color w:val="ff0000"/>
           <w:sz w:val="18"/>
           <w:szCs w:val="18"/>
@@ -6014,6 +7012,7 @@
         <w:jc w:val="left"/>
         <w:rPr>
           <w:i w:val="1"/>
+          <w:iCs w:val="1"/>
           <w:color w:val="ff0000"/>
           <w:sz w:val="18"/>
           <w:szCs w:val="18"/>
@@ -6045,7 +7044,9 @@
         <w:rPr>
           <w:rFonts w:ascii="Arial" w:cs="Arial" w:eastAsia="Arial" w:hAnsi="Arial"/>
           <w:b w:val="0"/>
+          <w:bCs w:val="0"/>
           <w:i w:val="1"/>
+          <w:iCs w:val="1"/>
           <w:smallCaps w:val="0"/>
           <w:strike w:val="0"/>
           <w:color w:val="ff0000"/>
@@ -6115,7 +7116,9 @@
               <w:rPr>
                 <w:rFonts w:ascii="Arial" w:cs="Arial" w:eastAsia="Arial" w:hAnsi="Arial"/>
                 <w:b w:val="1"/>
+                <w:bCs w:val="1"/>
                 <w:i w:val="0"/>
+                <w:iCs w:val="0"/>
                 <w:smallCaps w:val="0"/>
                 <w:strike w:val="0"/>
                 <w:color w:val="000000"/>
@@ -6129,6 +7132,7 @@
             <w:r>
               <w:rPr>
                 <w:b w:val="1"/>
+                <w:bCs w:val="1"/>
                 <w:rtl w:val="0"/>
               </w:rPr>
               <w:t xml:space="preserve">Recomendaciones </w:t>
@@ -6158,6 +7162,7 @@
               <w:ind w:left="720" w:firstLine="0"/>
               <w:rPr>
                 <w:b w:val="1"/>
+                <w:bCs w:val="1"/>
                 <w:sz w:val="18"/>
                 <w:szCs w:val="18"/>
               </w:rPr>
@@ -6191,7 +7196,7 @@
                 <w:szCs w:val="18"/>
                 <w:rtl w:val="0"/>
               </w:rPr>
-              <w:t xml:space="preserve">Realizar pruebas de carga para validar el rendimiento del sistema en escenarios de uso intensivo</w:t>
+              <w:t xml:space="preserve">Implementar JWT o sesiones seguras</w:t>
             </w:r>
           </w:p>
           <w:p>
@@ -6217,7 +7222,7 @@
                 <w:szCs w:val="18"/>
                 <w:rtl w:val="0"/>
               </w:rPr>
-              <w:t xml:space="preserve">Verificar la implementación de protocolos de seguridad como HTTPS y la correcta encriptación de datos</w:t>
+              <w:t xml:space="preserve">Realizar pruebas de carga</w:t>
             </w:r>
           </w:p>
           <w:p>
@@ -6243,23 +7248,80 @@
                 <w:szCs w:val="18"/>
                 <w:rtl w:val="0"/>
               </w:rPr>
-              <w:t xml:space="preserve">Validar el acceso de usuarios a los módulos críticos y permisos adecuados (RF04 y </w:t>
+              <w:t xml:space="preserve">Validar roles en backend</w:t>
             </w:r>
+          </w:p>
+          <w:p>
+            <w:pPr>
+              <w:numPr>
+                <w:ilvl w:val="0"/>
+                <w:numId w:val="2"/>
+              </w:numPr>
+              <w:tabs>
+                <w:tab w:val="center" w:leader="none" w:pos="4320"/>
+                <w:tab w:val="right" w:leader="none" w:pos="8640"/>
+              </w:tabs>
+              <w:spacing w:after="60" w:lineRule="auto"/>
+              <w:ind w:left="720" w:hanging="360"/>
+              <w:rPr>
+                <w:sz w:val="18"/>
+                <w:szCs w:val="18"/>
+              </w:rPr>
+            </w:pPr>
             <w:r>
               <w:rPr>
                 <w:sz w:val="18"/>
                 <w:szCs w:val="18"/>
                 <w:rtl w:val="0"/>
               </w:rPr>
-              <w:t xml:space="preserve">RNF04</w:t>
+              <w:t xml:space="preserve">Optimizar consultas SQL</w:t>
             </w:r>
+          </w:p>
+          <w:p>
+            <w:pPr>
+              <w:numPr>
+                <w:ilvl w:val="0"/>
+                <w:numId w:val="2"/>
+              </w:numPr>
+              <w:tabs>
+                <w:tab w:val="center" w:leader="none" w:pos="4320"/>
+                <w:tab w:val="right" w:leader="none" w:pos="8640"/>
+              </w:tabs>
+              <w:spacing w:after="60" w:lineRule="auto"/>
+              <w:ind w:left="720" w:hanging="360"/>
+              <w:rPr>
+                <w:sz w:val="18"/>
+                <w:szCs w:val="18"/>
+              </w:rPr>
+            </w:pPr>
             <w:r>
               <w:rPr>
                 <w:sz w:val="18"/>
                 <w:szCs w:val="18"/>
                 <w:rtl w:val="0"/>
               </w:rPr>
-              <w:t xml:space="preserve">)</w:t>
+              <w:t xml:space="preserve">Revisar auditoría (es crítica para nota)</w:t>
+            </w:r>
+          </w:p>
+          <w:p>
+            <w:pPr>
+              <w:tabs>
+                <w:tab w:val="center" w:leader="none" w:pos="4320"/>
+                <w:tab w:val="right" w:leader="none" w:pos="8640"/>
+              </w:tabs>
+              <w:spacing w:after="60" w:lineRule="auto"/>
+              <w:ind w:left="720" w:firstLine="0"/>
+              <w:rPr>
+                <w:b w:val="1"/>
+                <w:bCs w:val="1"/>
+                <w:sz w:val="18"/>
+                <w:szCs w:val="18"/>
+              </w:rPr>
+            </w:pPr>
+            <w:r>
+              <w:rPr>
+                <w:rtl w:val="0"/>
+              </w:rPr>
             </w:r>
           </w:p>
           <w:p>
@@ -6272,6 +7334,7 @@
               <w:ind w:left="720" w:firstLine="0"/>
               <w:rPr>
                 <w:b w:val="1"/>
+                <w:bCs w:val="1"/>
                 <w:sz w:val="18"/>
                 <w:szCs w:val="18"/>
               </w:rPr>
@@ -6336,7 +7399,9 @@
         <w:rPr>
           <w:rFonts w:ascii="Arial" w:cs="Arial" w:eastAsia="Arial" w:hAnsi="Arial"/>
           <w:b w:val="0"/>
+          <w:bCs w:val="0"/>
           <w:i w:val="0"/>
+          <w:iCs w:val="0"/>
           <w:smallCaps w:val="0"/>
           <w:strike w:val="0"/>
           <w:color w:val="000000"/>
@@ -6357,6 +7422,7 @@
       <w:pPr>
         <w:rPr>
           <w:i w:val="1"/>
+          <w:iCs w:val="1"/>
           <w:color w:val="ff0000"/>
           <w:sz w:val="18"/>
           <w:szCs w:val="18"/>
@@ -6408,11 +7474,13 @@
               <w:spacing w:after="60" w:before="60" w:lineRule="auto"/>
               <w:rPr>
                 <w:b w:val="1"/>
+                <w:bCs w:val="1"/>
               </w:rPr>
             </w:pPr>
             <w:r>
               <w:rPr>
                 <w:b w:val="1"/>
+                <w:bCs w:val="1"/>
                 <w:rtl w:val="0"/>
               </w:rPr>
               <w:t xml:space="preserve">Criterios de aprobación </w:t>
@@ -6469,7 +7537,7 @@
                 <w:szCs w:val="18"/>
                 <w:rtl w:val="0"/>
               </w:rPr>
-              <w:t xml:space="preserve">Todos los requisitos deben ser aprobados por el director de proyecto y los stakeholders antes de pasar a la fase de diseño</w:t>
+              <w:t xml:space="preserve">Requisitos claros</w:t>
             </w:r>
           </w:p>
           <w:p>
@@ -6495,7 +7563,33 @@
                 <w:szCs w:val="18"/>
                 <w:rtl w:val="0"/>
               </w:rPr>
-              <w:t xml:space="preserve">Los requisitos deben estar claramente documentados y ser comprensibles para los desarrolladores y el equipo de desarrollo</w:t>
+              <w:t xml:space="preserve">Aprobación del equipo</w:t>
+            </w:r>
+          </w:p>
+          <w:p>
+            <w:pPr>
+              <w:numPr>
+                <w:ilvl w:val="0"/>
+                <w:numId w:val="2"/>
+              </w:numPr>
+              <w:tabs>
+                <w:tab w:val="center" w:leader="none" w:pos="4320"/>
+                <w:tab w:val="right" w:leader="none" w:pos="8640"/>
+              </w:tabs>
+              <w:spacing w:after="60" w:lineRule="auto"/>
+              <w:ind w:left="720" w:hanging="360"/>
+              <w:rPr>
+                <w:sz w:val="18"/>
+                <w:szCs w:val="18"/>
+              </w:rPr>
+            </w:pPr>
+            <w:r>
+              <w:rPr>
+                <w:sz w:val="18"/>
+                <w:szCs w:val="18"/>
+                <w:rtl w:val="0"/>
+              </w:rPr>
+              <w:t xml:space="preserve">Base lista para diseño</w:t>
             </w:r>
           </w:p>
           <w:p>
@@ -6611,7 +7705,9 @@
               <w:rPr>
                 <w:rFonts w:ascii="Arial" w:cs="Arial" w:eastAsia="Arial" w:hAnsi="Arial"/>
                 <w:b w:val="1"/>
+                <w:bCs w:val="1"/>
                 <w:i w:val="0"/>
+                <w:iCs w:val="0"/>
                 <w:smallCaps w:val="0"/>
                 <w:strike w:val="0"/>
                 <w:color w:val="000000"/>
@@ -6626,7 +7722,9 @@
               <w:rPr>
                 <w:rFonts w:ascii="Arial" w:cs="Arial" w:eastAsia="Arial" w:hAnsi="Arial"/>
                 <w:b w:val="1"/>
+                <w:bCs w:val="1"/>
                 <w:i w:val="0"/>
+                <w:iCs w:val="0"/>
                 <w:smallCaps w:val="0"/>
                 <w:strike w:val="0"/>
                 <w:color w:val="000000"/>
@@ -6670,7 +7768,9 @@
               <w:rPr>
                 <w:rFonts w:ascii="Arial" w:cs="Arial" w:eastAsia="Arial" w:hAnsi="Arial"/>
                 <w:b w:val="1"/>
+                <w:bCs w:val="1"/>
                 <w:i w:val="0"/>
+                <w:iCs w:val="0"/>
                 <w:smallCaps w:val="0"/>
                 <w:strike w:val="0"/>
                 <w:color w:val="000000"/>
@@ -6685,7 +7785,9 @@
               <w:rPr>
                 <w:rFonts w:ascii="Arial" w:cs="Arial" w:eastAsia="Arial" w:hAnsi="Arial"/>
                 <w:b w:val="1"/>
+                <w:bCs w:val="1"/>
                 <w:i w:val="0"/>
+                <w:iCs w:val="0"/>
                 <w:smallCaps w:val="0"/>
                 <w:strike w:val="0"/>
                 <w:color w:val="000000"/>
@@ -6723,7 +7825,9 @@
               <w:rPr>
                 <w:rFonts w:ascii="Arial" w:cs="Arial" w:eastAsia="Arial" w:hAnsi="Arial"/>
                 <w:b w:val="1"/>
+                <w:bCs w:val="1"/>
                 <w:i w:val="0"/>
+                <w:iCs w:val="0"/>
                 <w:smallCaps w:val="0"/>
                 <w:strike w:val="0"/>
                 <w:color w:val="000000"/>
@@ -6738,7 +7842,9 @@
               <w:rPr>
                 <w:rFonts w:ascii="Arial" w:cs="Arial" w:eastAsia="Arial" w:hAnsi="Arial"/>
                 <w:b w:val="1"/>
+                <w:bCs w:val="1"/>
                 <w:i w:val="0"/>
+                <w:iCs w:val="0"/>
                 <w:smallCaps w:val="0"/>
                 <w:strike w:val="0"/>
                 <w:color w:val="000000"/>
@@ -6776,7 +7882,9 @@
               <w:rPr>
                 <w:rFonts w:ascii="Arial" w:cs="Arial" w:eastAsia="Arial" w:hAnsi="Arial"/>
                 <w:b w:val="1"/>
+                <w:bCs w:val="1"/>
                 <w:i w:val="0"/>
+                <w:iCs w:val="0"/>
                 <w:smallCaps w:val="0"/>
                 <w:strike w:val="0"/>
                 <w:color w:val="000000"/>
@@ -6791,7 +7899,9 @@
               <w:rPr>
                 <w:rFonts w:ascii="Arial" w:cs="Arial" w:eastAsia="Arial" w:hAnsi="Arial"/>
                 <w:b w:val="1"/>
+                <w:bCs w:val="1"/>
                 <w:i w:val="0"/>
+                <w:iCs w:val="0"/>
                 <w:smallCaps w:val="0"/>
                 <w:strike w:val="0"/>
                 <w:color w:val="000000"/>
@@ -6829,7 +7939,9 @@
               <w:rPr>
                 <w:rFonts w:ascii="Arial" w:cs="Arial" w:eastAsia="Arial" w:hAnsi="Arial"/>
                 <w:b w:val="1"/>
+                <w:bCs w:val="1"/>
                 <w:i w:val="0"/>
+                <w:iCs w:val="0"/>
                 <w:smallCaps w:val="0"/>
                 <w:strike w:val="0"/>
                 <w:color w:val="000000"/>
@@ -6844,7 +7956,9 @@
               <w:rPr>
                 <w:rFonts w:ascii="Arial" w:cs="Arial" w:eastAsia="Arial" w:hAnsi="Arial"/>
                 <w:b w:val="1"/>
+                <w:bCs w:val="1"/>
                 <w:i w:val="0"/>
+                <w:iCs w:val="0"/>
                 <w:smallCaps w:val="0"/>
                 <w:strike w:val="0"/>
                 <w:color w:val="000000"/>
@@ -6875,6 +7989,7 @@
               <w:spacing w:after="60" w:before="60" w:lineRule="auto"/>
               <w:rPr>
                 <w:b w:val="1"/>
+                <w:bCs w:val="1"/>
                 <w:sz w:val="18"/>
                 <w:szCs w:val="18"/>
               </w:rPr>
@@ -6882,6 +7997,7 @@
             <w:r>
               <w:rPr>
                 <w:b w:val="1"/>
+                <w:bCs w:val="1"/>
                 <w:sz w:val="18"/>
                 <w:szCs w:val="18"/>
                 <w:rtl w:val="0"/>
@@ -6910,7 +8026,7 @@
                 <w:szCs w:val="18"/>
                 <w:rtl w:val="0"/>
               </w:rPr>
-              <w:t xml:space="preserve">Fabian Olate</w:t>
+              <w:t xml:space="preserve">Ignacio Pinares</w:t>
             </w:r>
           </w:p>
         </w:tc>
@@ -6925,7 +8041,9 @@
               <w:spacing w:after="60" w:before="60" w:lineRule="auto"/>
               <w:rPr>
                 <w:b w:val="1"/>
+                <w:bCs w:val="1"/>
                 <w:i w:val="1"/>
+                <w:iCs w:val="1"/>
                 <w:sz w:val="18"/>
                 <w:szCs w:val="18"/>
               </w:rPr>
@@ -6987,7 +8105,9 @@
               <w:rPr>
                 <w:rFonts w:ascii="Arial" w:cs="Arial" w:eastAsia="Arial" w:hAnsi="Arial"/>
                 <w:b w:val="1"/>
+                <w:bCs w:val="1"/>
                 <w:i w:val="0"/>
+                <w:iCs w:val="0"/>
                 <w:smallCaps w:val="0"/>
                 <w:strike w:val="0"/>
                 <w:color w:val="000000"/>
@@ -7001,6 +8121,7 @@
             <w:r>
               <w:rPr>
                 <w:b w:val="1"/>
+                <w:bCs w:val="1"/>
                 <w:sz w:val="18"/>
                 <w:szCs w:val="18"/>
                 <w:rtl w:val="0"/>
@@ -7039,7 +8160,9 @@
               <w:rPr>
                 <w:rFonts w:ascii="Arial" w:cs="Arial" w:eastAsia="Arial" w:hAnsi="Arial"/>
                 <w:b w:val="0"/>
+                <w:bCs w:val="0"/>
                 <w:i w:val="0"/>
+                <w:iCs w:val="0"/>
                 <w:smallCaps w:val="0"/>
                 <w:strike w:val="0"/>
                 <w:color w:val="000000"/>
@@ -7056,7 +8179,7 @@
                 <w:szCs w:val="18"/>
                 <w:rtl w:val="0"/>
               </w:rPr>
-              <w:t xml:space="preserve">Ignacio Pinares</w:t>
+              <w:t xml:space="preserve">Diego de la Sota</w:t>
             </w:r>
             <w:r>
               <w:rPr>
@@ -7090,7 +8213,145 @@
               <w:rPr>
                 <w:rFonts w:ascii="Arial" w:cs="Arial" w:eastAsia="Arial" w:hAnsi="Arial"/>
                 <w:b w:val="1"/>
+                <w:bCs w:val="1"/>
                 <w:i w:val="1"/>
+                <w:iCs w:val="1"/>
+                <w:smallCaps w:val="0"/>
+                <w:strike w:val="0"/>
+                <w:color w:val="000000"/>
+                <w:sz w:val="18"/>
+                <w:szCs w:val="18"/>
+                <w:u w:val="none"/>
+                <w:shd w:fill="auto" w:val="clear"/>
+                <w:vertAlign w:val="baseline"/>
+              </w:rPr>
+            </w:pPr>
+            <w:r>
+              <w:rPr>
+                <w:rtl w:val="0"/>
+              </w:rPr>
+            </w:r>
+          </w:p>
+        </w:tc>
+        <w:tc>
+          <w:tcPr/>
+          <w:p>
+            <w:pPr>
+              <w:tabs>
+                <w:tab w:val="center" w:leader="none" w:pos="4320"/>
+                <w:tab w:val="right" w:leader="none" w:pos="8640"/>
+              </w:tabs>
+              <w:spacing w:after="60" w:before="60" w:lineRule="auto"/>
+              <w:rPr>
+                <w:sz w:val="18"/>
+                <w:szCs w:val="18"/>
+              </w:rPr>
+            </w:pPr>
+            <w:r>
+              <w:rPr>
+                <w:rtl w:val="0"/>
+              </w:rPr>
+            </w:r>
+          </w:p>
+        </w:tc>
+      </w:tr>
+      <w:tr>
+        <w:trPr>
+          <w:cantSplit w:val="1"/>
+          <w:tblHeader w:val="0"/>
+        </w:trPr>
+        <w:tc>
+          <w:tcPr>
+            <w:shd w:fill="f2f2f2" w:val="clear"/>
+          </w:tcPr>
+          <w:p>
+            <w:pPr>
+              <w:keepNext w:val="1"/>
+              <w:spacing w:after="60" w:before="60" w:lineRule="auto"/>
+              <w:rPr>
+                <w:b w:val="1"/>
+                <w:bCs w:val="1"/>
+                <w:sz w:val="18"/>
+                <w:szCs w:val="18"/>
+              </w:rPr>
+            </w:pPr>
+            <w:r>
+              <w:rPr>
+                <w:b w:val="1"/>
+                <w:bCs w:val="1"/>
+                <w:sz w:val="18"/>
+                <w:szCs w:val="18"/>
+                <w:rtl w:val="0"/>
+              </w:rPr>
+              <w:t xml:space="preserve">Desarrollador</w:t>
+            </w:r>
+          </w:p>
+        </w:tc>
+        <w:tc>
+          <w:tcPr/>
+          <w:p>
+            <w:pPr>
+              <w:keepNext w:val="0"/>
+              <w:keepLines w:val="0"/>
+              <w:widowControl w:val="1"/>
+              <w:pBdr>
+                <w:top w:space="0" w:sz="0" w:val="nil"/>
+                <w:left w:space="0" w:sz="0" w:val="nil"/>
+                <w:bottom w:space="0" w:sz="0" w:val="nil"/>
+                <w:right w:space="0" w:sz="0" w:val="nil"/>
+                <w:between w:space="0" w:sz="0" w:val="nil"/>
+              </w:pBdr>
+              <w:shd w:fill="auto" w:val="clear"/>
+              <w:tabs>
+                <w:tab w:val="center" w:leader="none" w:pos="4320"/>
+                <w:tab w:val="right" w:leader="none" w:pos="8640"/>
+              </w:tabs>
+              <w:spacing w:after="60" w:before="60" w:line="240" w:lineRule="auto"/>
+              <w:ind w:left="0" w:right="0" w:firstLine="0"/>
+              <w:jc w:val="left"/>
+              <w:rPr>
+                <w:sz w:val="18"/>
+                <w:szCs w:val="18"/>
+              </w:rPr>
+            </w:pPr>
+            <w:r>
+              <w:rPr>
+                <w:sz w:val="18"/>
+                <w:szCs w:val="18"/>
+                <w:rtl w:val="0"/>
+              </w:rPr>
+              <w:t xml:space="preserve">Luis Salamanca</w:t>
+            </w:r>
+          </w:p>
+        </w:tc>
+        <w:tc>
+          <w:tcPr/>
+          <w:p>
+            <w:pPr>
+              <w:keepNext w:val="0"/>
+              <w:keepLines w:val="0"/>
+              <w:widowControl w:val="1"/>
+              <w:pBdr>
+                <w:top w:space="0" w:sz="0" w:val="nil"/>
+                <w:left w:space="0" w:sz="0" w:val="nil"/>
+                <w:bottom w:space="0" w:sz="0" w:val="nil"/>
+                <w:right w:space="0" w:sz="0" w:val="nil"/>
+                <w:between w:space="0" w:sz="0" w:val="nil"/>
+              </w:pBdr>
+              <w:shd w:fill="auto" w:val="clear"/>
+              <w:tabs>
+                <w:tab w:val="center" w:leader="none" w:pos="4320"/>
+                <w:tab w:val="right" w:leader="none" w:pos="8640"/>
+              </w:tabs>
+              <w:spacing w:after="60" w:before="60" w:line="240" w:lineRule="auto"/>
+              <w:ind w:left="0" w:right="0" w:firstLine="0"/>
+              <w:jc w:val="left"/>
+              <w:rPr>
+                <w:rFonts w:ascii="Arial" w:cs="Arial" w:eastAsia="Arial" w:hAnsi="Arial"/>
+                <w:b w:val="1"/>
+                <w:bCs w:val="1"/>
+                <w:i w:val="1"/>
+                <w:iCs w:val="1"/>
                 <w:smallCaps w:val="0"/>
                 <w:strike w:val="0"/>
                 <w:color w:val="000000"/>
@@ -7151,7 +8412,9 @@
         <w:rPr>
           <w:rFonts w:ascii="Arial" w:cs="Arial" w:eastAsia="Arial" w:hAnsi="Arial"/>
           <w:b w:val="0"/>
+          <w:bCs w:val="0"/>
           <w:i w:val="0"/>
+          <w:iCs w:val="0"/>
           <w:smallCaps w:val="0"/>
           <w:strike w:val="0"/>
           <w:color w:val="000000"/>
@@ -7188,7 +8451,9 @@
         <w:rPr>
           <w:rFonts w:ascii="Arial" w:cs="Arial" w:eastAsia="Arial" w:hAnsi="Arial"/>
           <w:b w:val="0"/>
+          <w:bCs w:val="0"/>
           <w:i w:val="0"/>
+          <w:iCs w:val="0"/>
           <w:smallCaps w:val="0"/>
           <w:strike w:val="0"/>
           <w:color w:val="000000"/>
@@ -7257,7 +8522,9 @@
               <w:rPr>
                 <w:rFonts w:ascii="Arial" w:cs="Arial" w:eastAsia="Arial" w:hAnsi="Arial"/>
                 <w:b w:val="1"/>
+                <w:bCs w:val="1"/>
                 <w:i w:val="0"/>
+                <w:iCs w:val="0"/>
                 <w:smallCaps w:val="0"/>
                 <w:strike w:val="0"/>
                 <w:color w:val="000000"/>
@@ -7272,7 +8539,9 @@
               <w:rPr>
                 <w:rFonts w:ascii="Arial" w:cs="Arial" w:eastAsia="Arial" w:hAnsi="Arial"/>
                 <w:b w:val="1"/>
+                <w:bCs w:val="1"/>
                 <w:i w:val="0"/>
+                <w:iCs w:val="0"/>
                 <w:smallCaps w:val="0"/>
                 <w:strike w:val="0"/>
                 <w:color w:val="000000"/>
@@ -7349,7 +8618,9 @@
               <w:rPr>
                 <w:rFonts w:ascii="Arial" w:cs="Arial" w:eastAsia="Arial" w:hAnsi="Arial"/>
                 <w:b w:val="0"/>
+                <w:bCs w:val="0"/>
                 <w:i w:val="0"/>
+                <w:iCs w:val="0"/>
                 <w:smallCaps w:val="0"/>
                 <w:strike w:val="0"/>
                 <w:color w:val="000000"/>
@@ -7373,7 +8644,9 @@
       <w:pPr>
         <w:rPr>
           <w:b w:val="1"/>
+          <w:bCs w:val="1"/>
           <w:i w:val="1"/>
+          <w:iCs w:val="1"/>
           <w:sz w:val="20"/>
           <w:szCs w:val="20"/>
         </w:rPr>
@@ -7420,7 +8693,9 @@
       <w:rPr>
         <w:rFonts w:ascii="Arial" w:cs="Arial" w:eastAsia="Arial" w:hAnsi="Arial"/>
         <w:b w:val="0"/>
+        <w:bCs w:val="0"/>
         <w:i w:val="0"/>
+        <w:iCs w:val="0"/>
         <w:smallCaps w:val="0"/>
         <w:strike w:val="0"/>
         <w:color w:val="000000"/>
@@ -7489,7 +8764,9 @@
             <w:rPr>
               <w:rFonts w:ascii="Arial" w:cs="Arial" w:eastAsia="Arial" w:hAnsi="Arial"/>
               <w:b w:val="0"/>
+              <w:bCs w:val="0"/>
               <w:i w:val="1"/>
+              <w:iCs w:val="1"/>
               <w:smallCaps w:val="0"/>
               <w:strike w:val="0"/>
               <w:color w:val="000000"/>
@@ -7521,6 +8798,7 @@
           <w:r>
             <w:rPr>
               <w:i w:val="1"/>
+              <w:iCs w:val="1"/>
               <w:sz w:val="18"/>
               <w:szCs w:val="18"/>
               <w:rtl w:val="0"/>
@@ -7530,6 +8808,7 @@
           <w:r>
             <w:rPr>
               <w:i w:val="1"/>
+              <w:iCs w:val="1"/>
               <w:sz w:val="18"/>
               <w:szCs w:val="18"/>
             </w:rPr>
@@ -7541,6 +8820,7 @@
           <w:r>
             <w:rPr>
               <w:i w:val="1"/>
+              <w:iCs w:val="1"/>
               <w:sz w:val="18"/>
               <w:szCs w:val="18"/>
               <w:rtl w:val="0"/>
@@ -7550,6 +8830,7 @@
           <w:r>
             <w:rPr>
               <w:i w:val="1"/>
+              <w:iCs w:val="1"/>
               <w:sz w:val="18"/>
               <w:szCs w:val="18"/>
             </w:rPr>
@@ -7590,7 +8871,9 @@
       <w:rPr>
         <w:rFonts w:ascii="Arial" w:cs="Arial" w:eastAsia="Arial" w:hAnsi="Arial"/>
         <w:b w:val="0"/>
+        <w:bCs w:val="0"/>
         <w:i w:val="0"/>
+        <w:iCs w:val="0"/>
         <w:smallCaps w:val="0"/>
         <w:strike w:val="0"/>
         <w:color w:val="000000"/>
@@ -7635,7 +8918,9 @@
       <w:rPr>
         <w:rFonts w:ascii="Arial" w:cs="Arial" w:eastAsia="Arial" w:hAnsi="Arial"/>
         <w:b w:val="0"/>
+        <w:bCs w:val="0"/>
         <w:i w:val="0"/>
+        <w:iCs w:val="0"/>
         <w:smallCaps w:val="0"/>
         <w:strike w:val="0"/>
         <w:color w:val="000000"/>
@@ -7680,7 +8965,9 @@
       <w:rPr>
         <w:rFonts w:ascii="Arial" w:cs="Arial" w:eastAsia="Arial" w:hAnsi="Arial"/>
         <w:b w:val="0"/>
+        <w:bCs w:val="0"/>
         <w:i w:val="0"/>
+        <w:iCs w:val="0"/>
         <w:smallCaps w:val="0"/>
         <w:strike w:val="0"/>
         <w:color w:val="000000"/>
@@ -7720,7 +9007,9 @@
       <w:jc w:val="left"/>
       <w:rPr>
         <w:b w:val="1"/>
+        <w:bCs w:val="1"/>
         <w:i w:val="1"/>
+        <w:iCs w:val="1"/>
         <w:sz w:val="20"/>
         <w:szCs w:val="20"/>
       </w:rPr>
@@ -7792,7 +9081,9 @@
             <w:rPr>
               <w:rFonts w:ascii="Arial" w:cs="Arial" w:eastAsia="Arial" w:hAnsi="Arial"/>
               <w:b w:val="1"/>
+              <w:bCs w:val="1"/>
               <w:i w:val="0"/>
+              <w:iCs w:val="0"/>
               <w:smallCaps w:val="0"/>
               <w:strike w:val="0"/>
               <w:color w:val="000000"/>
@@ -7838,7 +9129,9 @@
             <w:rPr>
               <w:rFonts w:ascii="Arial" w:cs="Arial" w:eastAsia="Arial" w:hAnsi="Arial"/>
               <w:b w:val="1"/>
+              <w:bCs w:val="1"/>
               <w:i w:val="0"/>
+              <w:iCs w:val="0"/>
               <w:smallCaps w:val="0"/>
               <w:strike w:val="0"/>
               <w:color w:val="17365d"/>
@@ -7852,6 +9145,7 @@
           <w:r>
             <w:rPr>
               <w:b w:val="1"/>
+              <w:bCs w:val="1"/>
               <w:color w:val="17365d"/>
               <w:sz w:val="28"/>
               <w:szCs w:val="28"/>
@@ -7893,7 +9187,9 @@
             <w:rPr>
               <w:rFonts w:ascii="Arial" w:cs="Arial" w:eastAsia="Arial" w:hAnsi="Arial"/>
               <w:b w:val="1"/>
+              <w:bCs w:val="1"/>
               <w:i w:val="0"/>
+              <w:iCs w:val="0"/>
               <w:smallCaps w:val="0"/>
               <w:strike w:val="0"/>
               <w:color w:val="000000"/>
@@ -7933,7 +9229,9 @@
             <w:rPr>
               <w:rFonts w:ascii="Arial" w:cs="Arial" w:eastAsia="Arial" w:hAnsi="Arial"/>
               <w:b w:val="1"/>
+              <w:bCs w:val="1"/>
               <w:i w:val="0"/>
+              <w:iCs w:val="0"/>
               <w:smallCaps w:val="0"/>
               <w:strike w:val="0"/>
               <w:color w:val="000000"/>
@@ -7976,7 +9274,9 @@
       <w:rPr>
         <w:rFonts w:ascii="Arial" w:cs="Arial" w:eastAsia="Arial" w:hAnsi="Arial"/>
         <w:b w:val="1"/>
+        <w:bCs w:val="1"/>
         <w:i w:val="0"/>
+        <w:iCs w:val="0"/>
         <w:smallCaps w:val="0"/>
         <w:strike w:val="0"/>
         <w:color w:val="000000"/>
@@ -8021,7 +9321,9 @@
       <w:rPr>
         <w:rFonts w:ascii="Arial" w:cs="Arial" w:eastAsia="Arial" w:hAnsi="Arial"/>
         <w:b w:val="1"/>
+        <w:bCs w:val="1"/>
         <w:i w:val="0"/>
+        <w:iCs w:val="0"/>
         <w:smallCaps w:val="0"/>
         <w:strike w:val="0"/>
         <w:color w:val="000000"/>
@@ -8066,7 +9368,9 @@
       <w:rPr>
         <w:rFonts w:ascii="Arial" w:cs="Arial" w:eastAsia="Arial" w:hAnsi="Arial"/>
         <w:b w:val="1"/>
+        <w:bCs w:val="1"/>
         <w:i w:val="0"/>
+        <w:iCs w:val="0"/>
         <w:smallCaps w:val="0"/>
         <w:strike w:val="0"/>
         <w:color w:val="000000"/>
@@ -8438,18 +9742,26 @@
         <w:rFonts w:ascii="Arial" w:cs="Arial" w:eastAsia="Arial" w:hAnsi="Arial"/>
         <w:sz w:val="24"/>
         <w:szCs w:val="24"/>
-        <w:lang w:val="es-ES"/>
+        <w:lang w:val="es"/>
       </w:rPr>
     </w:rPrDefault>
     <w:pPrDefault>
       <w:pPr/>
     </w:pPrDefault>
   </w:docDefaults>
+  <w:style w:type="table" w:styleId="TableNormal" w:default="1">
+    <w:name w:val="TableNormal"/>
+    <w:tblPr>
+      <w:tblCellMar>
+        <w:top w:w="100.0" w:type="dxa"/>
+        <w:left w:w="100.0" w:type="dxa"/>
+        <w:bottom w:w="100.0" w:type="dxa"/>
+        <w:right w:w="100.0" w:type="dxa"/>
+      </w:tblCellMar>
+    </w:tblPr>
+  </w:style>
   <w:style w:type="paragraph" w:styleId="Normal" w:default="1">
     <w:name w:val="normal"/>
-  </w:style>
-  <w:style w:type="table" w:styleId="TableNormal" w:default="1">
-    <w:name w:val="Table Normal"/>
   </w:style>
   <w:style w:type="paragraph" w:styleId="Heading1">
     <w:name w:val="heading 1"/>
@@ -8472,6 +9784,7 @@
     </w:pPr>
     <w:rPr>
       <w:b w:val="1"/>
+      <w:bCs w:val="1"/>
       <w:sz w:val="20"/>
       <w:szCs w:val="20"/>
     </w:rPr>
@@ -8486,6 +9799,7 @@
     </w:pPr>
     <w:rPr>
       <w:b w:val="1"/>
+      <w:bCs w:val="1"/>
       <w:color w:val="ffffff"/>
       <w:sz w:val="26"/>
       <w:szCs w:val="26"/>
@@ -8501,6 +9815,7 @@
     </w:pPr>
     <w:rPr>
       <w:i w:val="1"/>
+      <w:iCs w:val="1"/>
       <w:sz w:val="18"/>
       <w:szCs w:val="18"/>
     </w:rPr>
@@ -8514,6 +9829,7 @@
     </w:pPr>
     <w:rPr>
       <w:b w:val="1"/>
+      <w:bCs w:val="1"/>
       <w:sz w:val="18"/>
       <w:szCs w:val="18"/>
     </w:rPr>
@@ -8530,6 +9846,7 @@
     </w:pPr>
     <w:rPr>
       <w:b w:val="1"/>
+      <w:bCs w:val="1"/>
       <w:sz w:val="20"/>
       <w:szCs w:val="20"/>
     </w:rPr>
@@ -8546,708 +9863,9 @@
     </w:pPr>
     <w:rPr>
       <w:b w:val="1"/>
+      <w:bCs w:val="1"/>
       <w:sz w:val="72"/>
       <w:szCs w:val="72"/>
-    </w:rPr>
-  </w:style>
-  <w:style w:type="paragraph" w:styleId="Normal" w:default="1">
-    <w:name w:val="normal"/>
-  </w:style>
-  <w:style w:type="table" w:styleId="TableNormal" w:default="1">
-    <w:name w:val="Table Normal"/>
-  </w:style>
-  <w:style w:type="paragraph" w:styleId="Heading1">
-    <w:name w:val="heading 1"/>
-    <w:basedOn w:val="Normal"/>
-    <w:next w:val="Normal"/>
-    <w:pPr>
-      <w:keepNext w:val="1"/>
-    </w:pPr>
-    <w:rPr>
-      <w:sz w:val="32"/>
-      <w:szCs w:val="32"/>
-    </w:rPr>
-  </w:style>
-  <w:style w:type="paragraph" w:styleId="Heading2">
-    <w:name w:val="heading 2"/>
-    <w:basedOn w:val="Normal"/>
-    <w:next w:val="Normal"/>
-    <w:pPr>
-      <w:keepNext w:val="1"/>
-    </w:pPr>
-    <w:rPr>
-      <w:b w:val="1"/>
-      <w:sz w:val="20"/>
-      <w:szCs w:val="20"/>
-    </w:rPr>
-  </w:style>
-  <w:style w:type="paragraph" w:styleId="Heading3">
-    <w:name w:val="heading 3"/>
-    <w:basedOn w:val="Normal"/>
-    <w:next w:val="Normal"/>
-    <w:pPr>
-      <w:keepNext w:val="1"/>
-      <w:spacing w:after="60" w:before="60" w:lineRule="auto"/>
-    </w:pPr>
-    <w:rPr>
-      <w:b w:val="1"/>
-      <w:color w:val="ffffff"/>
-      <w:sz w:val="26"/>
-      <w:szCs w:val="26"/>
-    </w:rPr>
-  </w:style>
-  <w:style w:type="paragraph" w:styleId="Heading4">
-    <w:name w:val="heading 4"/>
-    <w:basedOn w:val="Normal"/>
-    <w:next w:val="Normal"/>
-    <w:pPr>
-      <w:keepNext w:val="1"/>
-      <w:spacing w:after="60" w:before="60" w:lineRule="auto"/>
-    </w:pPr>
-    <w:rPr>
-      <w:i w:val="1"/>
-      <w:sz w:val="18"/>
-      <w:szCs w:val="18"/>
-    </w:rPr>
-  </w:style>
-  <w:style w:type="paragraph" w:styleId="Heading5">
-    <w:name w:val="heading 5"/>
-    <w:basedOn w:val="Normal"/>
-    <w:next w:val="Normal"/>
-    <w:pPr>
-      <w:keepNext w:val="1"/>
-    </w:pPr>
-    <w:rPr>
-      <w:b w:val="1"/>
-      <w:sz w:val="18"/>
-      <w:szCs w:val="18"/>
-    </w:rPr>
-  </w:style>
-  <w:style w:type="paragraph" w:styleId="Heading6">
-    <w:name w:val="heading 6"/>
-    <w:basedOn w:val="Normal"/>
-    <w:next w:val="Normal"/>
-    <w:pPr>
-      <w:keepNext w:val="1"/>
-      <w:keepLines w:val="1"/>
-      <w:pageBreakBefore w:val="0"/>
-      <w:spacing w:after="40" w:before="200" w:lineRule="auto"/>
-    </w:pPr>
-    <w:rPr>
-      <w:b w:val="1"/>
-      <w:sz w:val="20"/>
-      <w:szCs w:val="20"/>
-    </w:rPr>
-  </w:style>
-  <w:style w:type="paragraph" w:styleId="Title">
-    <w:name w:val="Title"/>
-    <w:basedOn w:val="Normal"/>
-    <w:next w:val="Normal"/>
-    <w:pPr>
-      <w:keepNext w:val="1"/>
-      <w:keepLines w:val="1"/>
-      <w:pageBreakBefore w:val="0"/>
-      <w:spacing w:after="120" w:before="480" w:lineRule="auto"/>
-    </w:pPr>
-    <w:rPr>
-      <w:b w:val="1"/>
-      <w:sz w:val="72"/>
-      <w:szCs w:val="72"/>
-    </w:rPr>
-  </w:style>
-  <w:style w:type="paragraph" w:styleId="Normal" w:default="1">
-    <w:name w:val="normal"/>
-  </w:style>
-  <w:style w:type="table" w:styleId="TableNormal" w:default="1">
-    <w:name w:val="Table Normal"/>
-  </w:style>
-  <w:style w:type="paragraph" w:styleId="Heading1">
-    <w:name w:val="heading 1"/>
-    <w:basedOn w:val="Normal"/>
-    <w:next w:val="Normal"/>
-    <w:pPr>
-      <w:keepNext w:val="1"/>
-    </w:pPr>
-    <w:rPr>
-      <w:sz w:val="32"/>
-      <w:szCs w:val="32"/>
-    </w:rPr>
-  </w:style>
-  <w:style w:type="paragraph" w:styleId="Heading2">
-    <w:name w:val="heading 2"/>
-    <w:basedOn w:val="Normal"/>
-    <w:next w:val="Normal"/>
-    <w:pPr>
-      <w:keepNext w:val="1"/>
-    </w:pPr>
-    <w:rPr>
-      <w:b w:val="1"/>
-      <w:sz w:val="20"/>
-      <w:szCs w:val="20"/>
-    </w:rPr>
-  </w:style>
-  <w:style w:type="paragraph" w:styleId="Heading3">
-    <w:name w:val="heading 3"/>
-    <w:basedOn w:val="Normal"/>
-    <w:next w:val="Normal"/>
-    <w:pPr>
-      <w:keepNext w:val="1"/>
-      <w:spacing w:after="60" w:before="60" w:lineRule="auto"/>
-    </w:pPr>
-    <w:rPr>
-      <w:b w:val="1"/>
-      <w:color w:val="ffffff"/>
-      <w:sz w:val="26"/>
-      <w:szCs w:val="26"/>
-    </w:rPr>
-  </w:style>
-  <w:style w:type="paragraph" w:styleId="Heading4">
-    <w:name w:val="heading 4"/>
-    <w:basedOn w:val="Normal"/>
-    <w:next w:val="Normal"/>
-    <w:pPr>
-      <w:keepNext w:val="1"/>
-      <w:spacing w:after="60" w:before="60" w:lineRule="auto"/>
-    </w:pPr>
-    <w:rPr>
-      <w:i w:val="1"/>
-      <w:sz w:val="18"/>
-      <w:szCs w:val="18"/>
-    </w:rPr>
-  </w:style>
-  <w:style w:type="paragraph" w:styleId="Heading5">
-    <w:name w:val="heading 5"/>
-    <w:basedOn w:val="Normal"/>
-    <w:next w:val="Normal"/>
-    <w:pPr>
-      <w:keepNext w:val="1"/>
-    </w:pPr>
-    <w:rPr>
-      <w:b w:val="1"/>
-      <w:sz w:val="18"/>
-      <w:szCs w:val="18"/>
-    </w:rPr>
-  </w:style>
-  <w:style w:type="paragraph" w:styleId="Heading6">
-    <w:name w:val="heading 6"/>
-    <w:basedOn w:val="Normal"/>
-    <w:next w:val="Normal"/>
-    <w:pPr>
-      <w:keepNext w:val="1"/>
-      <w:keepLines w:val="1"/>
-      <w:pageBreakBefore w:val="0"/>
-      <w:spacing w:after="40" w:before="200" w:lineRule="auto"/>
-    </w:pPr>
-    <w:rPr>
-      <w:b w:val="1"/>
-      <w:sz w:val="20"/>
-      <w:szCs w:val="20"/>
-    </w:rPr>
-  </w:style>
-  <w:style w:type="paragraph" w:styleId="Title">
-    <w:name w:val="Title"/>
-    <w:basedOn w:val="Normal"/>
-    <w:next w:val="Normal"/>
-    <w:pPr>
-      <w:keepNext w:val="1"/>
-      <w:keepLines w:val="1"/>
-      <w:pageBreakBefore w:val="0"/>
-      <w:spacing w:after="120" w:before="480" w:lineRule="auto"/>
-    </w:pPr>
-    <w:rPr>
-      <w:b w:val="1"/>
-      <w:sz w:val="72"/>
-      <w:szCs w:val="72"/>
-    </w:rPr>
-  </w:style>
-  <w:style w:type="paragraph" w:styleId="Normal" w:default="1">
-    <w:name w:val="normal"/>
-  </w:style>
-  <w:style w:type="table" w:styleId="TableNormal" w:default="1">
-    <w:name w:val="Table Normal"/>
-  </w:style>
-  <w:style w:type="paragraph" w:styleId="Heading1">
-    <w:name w:val="heading 1"/>
-    <w:basedOn w:val="Normal"/>
-    <w:next w:val="Normal"/>
-    <w:pPr>
-      <w:keepNext w:val="1"/>
-    </w:pPr>
-    <w:rPr>
-      <w:sz w:val="32"/>
-      <w:szCs w:val="32"/>
-    </w:rPr>
-  </w:style>
-  <w:style w:type="paragraph" w:styleId="Heading2">
-    <w:name w:val="heading 2"/>
-    <w:basedOn w:val="Normal"/>
-    <w:next w:val="Normal"/>
-    <w:pPr>
-      <w:keepNext w:val="1"/>
-    </w:pPr>
-    <w:rPr>
-      <w:b w:val="1"/>
-      <w:sz w:val="20"/>
-      <w:szCs w:val="20"/>
-    </w:rPr>
-  </w:style>
-  <w:style w:type="paragraph" w:styleId="Heading3">
-    <w:name w:val="heading 3"/>
-    <w:basedOn w:val="Normal"/>
-    <w:next w:val="Normal"/>
-    <w:pPr>
-      <w:keepNext w:val="1"/>
-      <w:spacing w:after="60" w:before="60" w:lineRule="auto"/>
-    </w:pPr>
-    <w:rPr>
-      <w:b w:val="1"/>
-      <w:color w:val="ffffff"/>
-      <w:sz w:val="26"/>
-      <w:szCs w:val="26"/>
-    </w:rPr>
-  </w:style>
-  <w:style w:type="paragraph" w:styleId="Heading4">
-    <w:name w:val="heading 4"/>
-    <w:basedOn w:val="Normal"/>
-    <w:next w:val="Normal"/>
-    <w:pPr>
-      <w:keepNext w:val="1"/>
-      <w:spacing w:after="60" w:before="60" w:lineRule="auto"/>
-    </w:pPr>
-    <w:rPr>
-      <w:i w:val="1"/>
-      <w:sz w:val="18"/>
-      <w:szCs w:val="18"/>
-    </w:rPr>
-  </w:style>
-  <w:style w:type="paragraph" w:styleId="Heading5">
-    <w:name w:val="heading 5"/>
-    <w:basedOn w:val="Normal"/>
-    <w:next w:val="Normal"/>
-    <w:pPr>
-      <w:keepNext w:val="1"/>
-    </w:pPr>
-    <w:rPr>
-      <w:b w:val="1"/>
-      <w:sz w:val="18"/>
-      <w:szCs w:val="18"/>
-    </w:rPr>
-  </w:style>
-  <w:style w:type="paragraph" w:styleId="Heading6">
-    <w:name w:val="heading 6"/>
-    <w:basedOn w:val="Normal"/>
-    <w:next w:val="Normal"/>
-    <w:pPr>
-      <w:keepNext w:val="1"/>
-      <w:keepLines w:val="1"/>
-      <w:pageBreakBefore w:val="0"/>
-      <w:spacing w:after="40" w:before="200" w:lineRule="auto"/>
-    </w:pPr>
-    <w:rPr>
-      <w:b w:val="1"/>
-      <w:sz w:val="20"/>
-      <w:szCs w:val="20"/>
-    </w:rPr>
-  </w:style>
-  <w:style w:type="paragraph" w:styleId="Title">
-    <w:name w:val="Title"/>
-    <w:basedOn w:val="Normal"/>
-    <w:next w:val="Normal"/>
-    <w:pPr>
-      <w:keepNext w:val="1"/>
-      <w:keepLines w:val="1"/>
-      <w:pageBreakBefore w:val="0"/>
-      <w:spacing w:after="120" w:before="480" w:lineRule="auto"/>
-    </w:pPr>
-    <w:rPr>
-      <w:b w:val="1"/>
-      <w:sz w:val="72"/>
-      <w:szCs w:val="72"/>
-    </w:rPr>
-  </w:style>
-  <w:style w:type="paragraph" w:styleId="Normal" w:default="1">
-    <w:name w:val="normal"/>
-  </w:style>
-  <w:style w:type="table" w:styleId="TableNormal" w:default="1">
-    <w:name w:val="Table Normal"/>
-  </w:style>
-  <w:style w:type="paragraph" w:styleId="Heading1">
-    <w:name w:val="heading 1"/>
-    <w:basedOn w:val="Normal"/>
-    <w:next w:val="Normal"/>
-    <w:pPr>
-      <w:keepNext w:val="1"/>
-    </w:pPr>
-    <w:rPr>
-      <w:sz w:val="32"/>
-      <w:szCs w:val="32"/>
-    </w:rPr>
-  </w:style>
-  <w:style w:type="paragraph" w:styleId="Heading2">
-    <w:name w:val="heading 2"/>
-    <w:basedOn w:val="Normal"/>
-    <w:next w:val="Normal"/>
-    <w:pPr>
-      <w:keepNext w:val="1"/>
-    </w:pPr>
-    <w:rPr>
-      <w:b w:val="1"/>
-      <w:sz w:val="20"/>
-      <w:szCs w:val="20"/>
-    </w:rPr>
-  </w:style>
-  <w:style w:type="paragraph" w:styleId="Heading3">
-    <w:name w:val="heading 3"/>
-    <w:basedOn w:val="Normal"/>
-    <w:next w:val="Normal"/>
-    <w:pPr>
-      <w:keepNext w:val="1"/>
-      <w:spacing w:after="60" w:before="60" w:lineRule="auto"/>
-    </w:pPr>
-    <w:rPr>
-      <w:b w:val="1"/>
-      <w:color w:val="ffffff"/>
-      <w:sz w:val="26"/>
-      <w:szCs w:val="26"/>
-    </w:rPr>
-  </w:style>
-  <w:style w:type="paragraph" w:styleId="Heading4">
-    <w:name w:val="heading 4"/>
-    <w:basedOn w:val="Normal"/>
-    <w:next w:val="Normal"/>
-    <w:pPr>
-      <w:keepNext w:val="1"/>
-      <w:spacing w:after="60" w:before="60" w:lineRule="auto"/>
-    </w:pPr>
-    <w:rPr>
-      <w:i w:val="1"/>
-      <w:sz w:val="18"/>
-      <w:szCs w:val="18"/>
-    </w:rPr>
-  </w:style>
-  <w:style w:type="paragraph" w:styleId="Heading5">
-    <w:name w:val="heading 5"/>
-    <w:basedOn w:val="Normal"/>
-    <w:next w:val="Normal"/>
-    <w:pPr>
-      <w:keepNext w:val="1"/>
-    </w:pPr>
-    <w:rPr>
-      <w:b w:val="1"/>
-      <w:sz w:val="18"/>
-      <w:szCs w:val="18"/>
-    </w:rPr>
-  </w:style>
-  <w:style w:type="paragraph" w:styleId="Heading6">
-    <w:name w:val="heading 6"/>
-    <w:basedOn w:val="Normal"/>
-    <w:next w:val="Normal"/>
-    <w:pPr>
-      <w:keepNext w:val="1"/>
-      <w:keepLines w:val="1"/>
-      <w:pageBreakBefore w:val="0"/>
-      <w:spacing w:after="40" w:before="200" w:lineRule="auto"/>
-    </w:pPr>
-    <w:rPr>
-      <w:b w:val="1"/>
-      <w:sz w:val="20"/>
-      <w:szCs w:val="20"/>
-    </w:rPr>
-  </w:style>
-  <w:style w:type="paragraph" w:styleId="Title">
-    <w:name w:val="Title"/>
-    <w:basedOn w:val="Normal"/>
-    <w:next w:val="Normal"/>
-    <w:pPr>
-      <w:keepNext w:val="1"/>
-      <w:keepLines w:val="1"/>
-      <w:pageBreakBefore w:val="0"/>
-      <w:spacing w:after="120" w:before="480" w:lineRule="auto"/>
-    </w:pPr>
-    <w:rPr>
-      <w:b w:val="1"/>
-      <w:sz w:val="72"/>
-      <w:szCs w:val="72"/>
-    </w:rPr>
-  </w:style>
-  <w:style w:type="paragraph" w:styleId="Normal" w:default="1">
-    <w:name w:val="Normal"/>
-    <w:qFormat w:val="1"/>
-    <w:rsid w:val="00ED0BEA"/>
-    <w:rPr>
-      <w:rFonts w:ascii="Arial" w:hAnsi="Arial"/>
-      <w:sz w:val="24"/>
-    </w:rPr>
-  </w:style>
-  <w:style w:type="paragraph" w:styleId="Ttulo1">
-    <w:name w:val="heading 1"/>
-    <w:basedOn w:val="Normal"/>
-    <w:next w:val="Normal"/>
-    <w:qFormat w:val="1"/>
-    <w:rsid w:val="00CE172C"/>
-    <w:pPr>
-      <w:keepNext w:val="1"/>
-      <w:outlineLvl w:val="0"/>
-    </w:pPr>
-    <w:rPr>
-      <w:sz w:val="32"/>
-    </w:rPr>
-  </w:style>
-  <w:style w:type="paragraph" w:styleId="Ttulo2">
-    <w:name w:val="heading 2"/>
-    <w:basedOn w:val="Normal"/>
-    <w:next w:val="Normal"/>
-    <w:qFormat w:val="1"/>
-    <w:rsid w:val="00CE172C"/>
-    <w:pPr>
-      <w:keepNext w:val="1"/>
-      <w:outlineLvl w:val="1"/>
-    </w:pPr>
-    <w:rPr>
-      <w:b w:val="1"/>
-      <w:sz w:val="20"/>
-    </w:rPr>
-  </w:style>
-  <w:style w:type="paragraph" w:styleId="Ttulo3">
-    <w:name w:val="heading 3"/>
-    <w:basedOn w:val="Normal"/>
-    <w:next w:val="Normal"/>
-    <w:qFormat w:val="1"/>
-    <w:rsid w:val="00CE172C"/>
-    <w:pPr>
-      <w:keepNext w:val="1"/>
-      <w:spacing w:after="60" w:before="60"/>
-      <w:outlineLvl w:val="2"/>
-    </w:pPr>
-    <w:rPr>
-      <w:b w:val="1"/>
-      <w:color w:val="ffffff"/>
-      <w:sz w:val="26"/>
-    </w:rPr>
-  </w:style>
-  <w:style w:type="paragraph" w:styleId="Ttulo4">
-    <w:name w:val="heading 4"/>
-    <w:basedOn w:val="Normal"/>
-    <w:next w:val="Normal"/>
-    <w:qFormat w:val="1"/>
-    <w:rsid w:val="00CE172C"/>
-    <w:pPr>
-      <w:keepNext w:val="1"/>
-      <w:spacing w:after="60" w:before="60"/>
-      <w:outlineLvl w:val="3"/>
-    </w:pPr>
-    <w:rPr>
-      <w:i w:val="1"/>
-      <w:sz w:val="18"/>
-    </w:rPr>
-  </w:style>
-  <w:style w:type="paragraph" w:styleId="Ttulo5">
-    <w:name w:val="heading 5"/>
-    <w:basedOn w:val="Normal"/>
-    <w:next w:val="Normal"/>
-    <w:qFormat w:val="1"/>
-    <w:rsid w:val="00CE172C"/>
-    <w:pPr>
-      <w:keepNext w:val="1"/>
-      <w:outlineLvl w:val="4"/>
-    </w:pPr>
-    <w:rPr>
-      <w:b w:val="1"/>
-      <w:sz w:val="18"/>
-    </w:rPr>
-  </w:style>
-  <w:style w:type="character" w:styleId="Fuentedeprrafopredeter" w:default="1">
-    <w:name w:val="Default Paragraph Font"/>
-    <w:uiPriority w:val="1"/>
-    <w:semiHidden w:val="1"/>
-    <w:unhideWhenUsed w:val="1"/>
-  </w:style>
-  <w:style w:type="table" w:styleId="Tablanormal" w:default="1">
-    <w:name w:val="Normal Table"/>
-    <w:uiPriority w:val="99"/>
-    <w:semiHidden w:val="1"/>
-    <w:unhideWhenUsed w:val="1"/>
-    <w:tblPr>
-      <w:tblInd w:w="0.0" w:type="dxa"/>
-      <w:tblCellMar>
-        <w:top w:w="0.0" w:type="dxa"/>
-        <w:left w:w="108.0" w:type="dxa"/>
-        <w:bottom w:w="0.0" w:type="dxa"/>
-        <w:right w:w="108.0" w:type="dxa"/>
-      </w:tblCellMar>
-    </w:tblPr>
-  </w:style>
-  <w:style w:type="numbering" w:styleId="Sinlista" w:default="1">
-    <w:name w:val="No List"/>
-    <w:uiPriority w:val="99"/>
-    <w:semiHidden w:val="1"/>
-    <w:unhideWhenUsed w:val="1"/>
-  </w:style>
-  <w:style w:type="paragraph" w:styleId="Encabezado">
-    <w:name w:val="header"/>
-    <w:basedOn w:val="Normal"/>
-    <w:rsid w:val="00CE172C"/>
-    <w:pPr>
-      <w:tabs>
-        <w:tab w:val="center" w:pos="4320"/>
-        <w:tab w:val="right" w:pos="8640"/>
-      </w:tabs>
-    </w:pPr>
-    <w:rPr>
-      <w:b w:val="1"/>
-      <w:sz w:val="18"/>
-    </w:rPr>
-  </w:style>
-  <w:style w:type="paragraph" w:styleId="Piedepgina">
-    <w:name w:val="footer"/>
-    <w:basedOn w:val="Normal"/>
-    <w:rsid w:val="00CE172C"/>
-    <w:pPr>
-      <w:tabs>
-        <w:tab w:val="center" w:pos="4320"/>
-        <w:tab w:val="right" w:pos="8640"/>
-      </w:tabs>
-    </w:pPr>
-  </w:style>
-  <w:style w:type="paragraph" w:styleId="Listaconnmeros">
-    <w:name w:val="List Number"/>
-    <w:basedOn w:val="Normal"/>
-    <w:rsid w:val="00CE172C"/>
-    <w:pPr>
-      <w:tabs>
-        <w:tab w:val="left" w:pos="360"/>
-      </w:tabs>
-      <w:ind w:left="360" w:hanging="360"/>
-    </w:pPr>
-  </w:style>
-  <w:style w:type="paragraph" w:styleId="CovFormText" w:customStyle="1">
-    <w:name w:val="Cov_Form Text"/>
-    <w:basedOn w:val="Encabezado"/>
-    <w:rsid w:val="00CE172C"/>
-    <w:pPr>
-      <w:tabs>
-        <w:tab w:val="clear" w:pos="4320"/>
-        <w:tab w:val="clear" w:pos="8640"/>
-      </w:tabs>
-      <w:spacing w:after="60" w:before="60"/>
-    </w:pPr>
-    <w:rPr>
-      <w:b w:val="0"/>
-      <w:noProof w:val="1"/>
-    </w:rPr>
-  </w:style>
-  <w:style w:type="paragraph" w:styleId="Textonotapie">
-    <w:name w:val="footnote text"/>
-    <w:basedOn w:val="Normal"/>
-    <w:semiHidden w:val="1"/>
-    <w:rsid w:val="00CE172C"/>
-    <w:rPr>
-      <w:sz w:val="18"/>
-    </w:rPr>
-  </w:style>
-  <w:style w:type="character" w:styleId="Refdenotaalpie">
-    <w:name w:val="footnote reference"/>
-    <w:basedOn w:val="Fuentedeprrafopredeter"/>
-    <w:semiHidden w:val="1"/>
-    <w:rsid w:val="00CE172C"/>
-    <w:rPr>
-      <w:sz w:val="20"/>
-      <w:vertAlign w:val="superscript"/>
-    </w:rPr>
-  </w:style>
-  <w:style w:type="paragraph" w:styleId="ABodyBullet1" w:customStyle="1">
-    <w:name w:val="A_Body Bullet 1"/>
-    <w:basedOn w:val="Normal"/>
-    <w:rsid w:val="00CE172C"/>
-    <w:pPr>
-      <w:spacing w:after="60" w:before="60"/>
-    </w:pPr>
-    <w:rPr>
-      <w:sz w:val="22"/>
-    </w:rPr>
-  </w:style>
-  <w:style w:type="character" w:styleId="Refdecomentario">
-    <w:name w:val="annotation reference"/>
-    <w:basedOn w:val="Fuentedeprrafopredeter"/>
-    <w:semiHidden w:val="1"/>
-    <w:rsid w:val="00CE172C"/>
-    <w:rPr>
-      <w:sz w:val="16"/>
-    </w:rPr>
-  </w:style>
-  <w:style w:type="paragraph" w:styleId="Textocomentario">
-    <w:name w:val="annotation text"/>
-    <w:basedOn w:val="Normal"/>
-    <w:semiHidden w:val="1"/>
-    <w:rsid w:val="00CE172C"/>
-    <w:rPr>
-      <w:sz w:val="20"/>
-    </w:rPr>
-  </w:style>
-  <w:style w:type="character" w:styleId="Hipervnculo">
-    <w:name w:val="Hyperlink"/>
-    <w:basedOn w:val="Fuentedeprrafopredeter"/>
-    <w:rsid w:val="00CE172C"/>
-    <w:rPr>
-      <w:color w:val="0000ff"/>
-      <w:u w:val="single"/>
-    </w:rPr>
-  </w:style>
-  <w:style w:type="character" w:styleId="Hipervnculovisitado">
-    <w:name w:val="FollowedHyperlink"/>
-    <w:basedOn w:val="Fuentedeprrafopredeter"/>
-    <w:rsid w:val="00CE172C"/>
-    <w:rPr>
-      <w:color w:val="800080"/>
-      <w:u w:val="single"/>
-    </w:rPr>
-  </w:style>
-  <w:style w:type="paragraph" w:styleId="TemplateNote" w:customStyle="1">
-    <w:name w:val="Template Note"/>
-    <w:basedOn w:val="Normal"/>
-    <w:rsid w:val="00CE172C"/>
-    <w:pPr>
-      <w:keepNext w:val="1"/>
-      <w:widowControl w:val="0"/>
-      <w:pBdr>
-        <w:top w:color="auto" w:space="1" w:sz="6" w:val="single"/>
-        <w:left w:color="auto" w:space="1" w:sz="6" w:val="single"/>
-        <w:bottom w:color="auto" w:space="1" w:sz="6" w:val="single"/>
-        <w:right w:color="auto" w:space="1" w:sz="6" w:val="single"/>
-      </w:pBdr>
-      <w:shd w:color="auto" w:fill="auto" w:val="pct5"/>
-      <w:spacing w:after="80" w:before="80"/>
-      <w:jc w:val="both"/>
-    </w:pPr>
-    <w:rPr>
-      <w:rFonts w:ascii="Times New Roman" w:hAnsi="Times New Roman"/>
-      <w:i w:val="1"/>
-      <w:snapToGrid w:val="0"/>
-      <w:color w:val="0000ff"/>
-      <w:sz w:val="20"/>
-      <w:lang w:eastAsia="en-US"/>
-    </w:rPr>
-  </w:style>
-  <w:style w:type="paragraph" w:styleId="Textodeglobo">
-    <w:name w:val="Balloon Text"/>
-    <w:basedOn w:val="Normal"/>
-    <w:semiHidden w:val="1"/>
-    <w:rsid w:val="009B6E90"/>
-    <w:rPr>
-      <w:rFonts w:ascii="Tahoma" w:cs="Tahoma" w:hAnsi="Tahoma"/>
-      <w:sz w:val="16"/>
-      <w:szCs w:val="16"/>
-    </w:rPr>
-  </w:style>
-  <w:style w:type="paragraph" w:styleId="Asuntodelcomentario">
-    <w:name w:val="annotation subject"/>
-    <w:basedOn w:val="Textocomentario"/>
-    <w:next w:val="Textocomentario"/>
-    <w:semiHidden w:val="1"/>
-    <w:rsid w:val="009B6E90"/>
-    <w:rPr>
-      <w:b w:val="1"/>
-      <w:bCs w:val="1"/>
     </w:rPr>
   </w:style>
   <w:style w:type="paragraph" w:styleId="Subtitle">
@@ -9263,6 +9881,7 @@
     <w:rPr>
       <w:rFonts w:ascii="Georgia" w:cs="Georgia" w:eastAsia="Georgia" w:hAnsi="Georgia"/>
       <w:i w:val="1"/>
+      <w:iCs w:val="1"/>
       <w:color w:val="666666"/>
       <w:sz w:val="48"/>
       <w:szCs w:val="48"/>
@@ -9312,12 +9931,6 @@
     <w:tblPr>
       <w:tblStyleRowBandSize w:val="1"/>
       <w:tblStyleColBandSize w:val="1"/>
-      <w:tblCellMar>
-        <w:top w:w="0.0" w:type="dxa"/>
-        <w:left w:w="115.0" w:type="dxa"/>
-        <w:bottom w:w="0.0" w:type="dxa"/>
-        <w:right w:w="115.0" w:type="dxa"/>
-      </w:tblCellMar>
     </w:tblPr>
   </w:style>
   <w:style w:type="table" w:styleId="Table5">
@@ -9338,695 +9951,6 @@
     <w:tblPr>
       <w:tblStyleRowBandSize w:val="1"/>
       <w:tblStyleColBandSize w:val="1"/>
-      <w:tblCellMar>
-        <w:top w:w="0.0" w:type="dxa"/>
-        <w:left w:w="115.0" w:type="dxa"/>
-        <w:bottom w:w="0.0" w:type="dxa"/>
-        <w:right w:w="115.0" w:type="dxa"/>
-      </w:tblCellMar>
-    </w:tblPr>
-  </w:style>
-  <w:style w:type="table" w:styleId="Table7">
-    <w:basedOn w:val="TableNormal"/>
-    <w:tblPr>
-      <w:tblStyleRowBandSize w:val="1"/>
-      <w:tblStyleColBandSize w:val="1"/>
-      <w:tblCellMar>
-        <w:top w:w="0.0" w:type="dxa"/>
-        <w:left w:w="115.0" w:type="dxa"/>
-        <w:bottom w:w="0.0" w:type="dxa"/>
-        <w:right w:w="115.0" w:type="dxa"/>
-      </w:tblCellMar>
-    </w:tblPr>
-  </w:style>
-  <w:style w:type="table" w:styleId="Table8">
-    <w:basedOn w:val="TableNormal"/>
-    <w:tblPr>
-      <w:tblStyleRowBandSize w:val="1"/>
-      <w:tblStyleColBandSize w:val="1"/>
-      <w:tblCellMar>
-        <w:top w:w="0.0" w:type="dxa"/>
-        <w:left w:w="115.0" w:type="dxa"/>
-        <w:bottom w:w="0.0" w:type="dxa"/>
-        <w:right w:w="115.0" w:type="dxa"/>
-      </w:tblCellMar>
-    </w:tblPr>
-  </w:style>
-  <w:style w:type="table" w:styleId="Table9">
-    <w:basedOn w:val="TableNormal"/>
-    <w:tblPr>
-      <w:tblStyleRowBandSize w:val="1"/>
-      <w:tblStyleColBandSize w:val="1"/>
-      <w:tblCellMar>
-        <w:top w:w="0.0" w:type="dxa"/>
-        <w:left w:w="115.0" w:type="dxa"/>
-        <w:bottom w:w="0.0" w:type="dxa"/>
-        <w:right w:w="115.0" w:type="dxa"/>
-      </w:tblCellMar>
-    </w:tblPr>
-  </w:style>
-  <w:style w:type="table" w:styleId="Table10">
-    <w:basedOn w:val="TableNormal"/>
-    <w:tblPr>
-      <w:tblStyleRowBandSize w:val="1"/>
-      <w:tblStyleColBandSize w:val="1"/>
-      <w:tblCellMar>
-        <w:top w:w="0.0" w:type="dxa"/>
-        <w:left w:w="115.0" w:type="dxa"/>
-        <w:bottom w:w="0.0" w:type="dxa"/>
-        <w:right w:w="115.0" w:type="dxa"/>
-      </w:tblCellMar>
-    </w:tblPr>
-  </w:style>
-  <w:style w:type="table" w:styleId="Table11">
-    <w:basedOn w:val="TableNormal"/>
-    <w:tblPr>
-      <w:tblStyleRowBandSize w:val="1"/>
-      <w:tblStyleColBandSize w:val="1"/>
-      <w:tblCellMar>
-        <w:top w:w="0.0" w:type="dxa"/>
-        <w:left w:w="115.0" w:type="dxa"/>
-        <w:bottom w:w="0.0" w:type="dxa"/>
-        <w:right w:w="115.0" w:type="dxa"/>
-      </w:tblCellMar>
-    </w:tblPr>
-  </w:style>
-  <w:style w:type="table" w:styleId="Table12">
-    <w:basedOn w:val="TableNormal"/>
-    <w:tblPr>
-      <w:tblStyleRowBandSize w:val="1"/>
-      <w:tblStyleColBandSize w:val="1"/>
-      <w:tblCellMar>
-        <w:top w:w="0.0" w:type="dxa"/>
-        <w:left w:w="115.0" w:type="dxa"/>
-        <w:bottom w:w="0.0" w:type="dxa"/>
-        <w:right w:w="115.0" w:type="dxa"/>
-      </w:tblCellMar>
-    </w:tblPr>
-  </w:style>
-  <w:style w:type="table" w:styleId="Table13">
-    <w:basedOn w:val="TableNormal"/>
-    <w:tblPr>
-      <w:tblStyleRowBandSize w:val="1"/>
-      <w:tblStyleColBandSize w:val="1"/>
-      <w:tblCellMar>
-        <w:top w:w="0.0" w:type="dxa"/>
-        <w:left w:w="115.0" w:type="dxa"/>
-        <w:bottom w:w="0.0" w:type="dxa"/>
-        <w:right w:w="115.0" w:type="dxa"/>
-      </w:tblCellMar>
-    </w:tblPr>
-  </w:style>
-  <w:style w:type="paragraph" w:styleId="Subtitle">
-    <w:name w:val="Subtitle"/>
-    <w:basedOn w:val="Normal"/>
-    <w:next w:val="Normal"/>
-    <w:pPr>
-      <w:keepNext w:val="1"/>
-      <w:keepLines w:val="1"/>
-      <w:pageBreakBefore w:val="0"/>
-      <w:spacing w:after="80" w:before="360" w:lineRule="auto"/>
-    </w:pPr>
-    <w:rPr>
-      <w:rFonts w:ascii="Georgia" w:cs="Georgia" w:eastAsia="Georgia" w:hAnsi="Georgia"/>
-      <w:i w:val="1"/>
-      <w:color w:val="666666"/>
-      <w:sz w:val="48"/>
-      <w:szCs w:val="48"/>
-    </w:rPr>
-  </w:style>
-  <w:style w:type="table" w:styleId="Table1">
-    <w:basedOn w:val="TableNormal"/>
-    <w:tblPr>
-      <w:tblStyleRowBandSize w:val="1"/>
-      <w:tblStyleColBandSize w:val="1"/>
-      <w:tblCellMar>
-        <w:top w:w="0.0" w:type="dxa"/>
-        <w:left w:w="115.0" w:type="dxa"/>
-        <w:bottom w:w="0.0" w:type="dxa"/>
-        <w:right w:w="115.0" w:type="dxa"/>
-      </w:tblCellMar>
-    </w:tblPr>
-  </w:style>
-  <w:style w:type="table" w:styleId="Table2">
-    <w:basedOn w:val="TableNormal"/>
-    <w:tblPr>
-      <w:tblStyleRowBandSize w:val="1"/>
-      <w:tblStyleColBandSize w:val="1"/>
-      <w:tblCellMar>
-        <w:top w:w="0.0" w:type="dxa"/>
-        <w:left w:w="115.0" w:type="dxa"/>
-        <w:bottom w:w="0.0" w:type="dxa"/>
-        <w:right w:w="115.0" w:type="dxa"/>
-      </w:tblCellMar>
-    </w:tblPr>
-  </w:style>
-  <w:style w:type="table" w:styleId="Table3">
-    <w:basedOn w:val="TableNormal"/>
-    <w:tblPr>
-      <w:tblStyleRowBandSize w:val="1"/>
-      <w:tblStyleColBandSize w:val="1"/>
-      <w:tblCellMar>
-        <w:top w:w="0.0" w:type="dxa"/>
-        <w:left w:w="115.0" w:type="dxa"/>
-        <w:bottom w:w="0.0" w:type="dxa"/>
-        <w:right w:w="115.0" w:type="dxa"/>
-      </w:tblCellMar>
-    </w:tblPr>
-  </w:style>
-  <w:style w:type="table" w:styleId="Table4">
-    <w:basedOn w:val="TableNormal"/>
-    <w:tblPr>
-      <w:tblStyleRowBandSize w:val="1"/>
-      <w:tblStyleColBandSize w:val="1"/>
-      <w:tblCellMar>
-        <w:top w:w="0.0" w:type="dxa"/>
-        <w:left w:w="115.0" w:type="dxa"/>
-        <w:bottom w:w="0.0" w:type="dxa"/>
-        <w:right w:w="115.0" w:type="dxa"/>
-      </w:tblCellMar>
-    </w:tblPr>
-  </w:style>
-  <w:style w:type="table" w:styleId="Table5">
-    <w:basedOn w:val="TableNormal"/>
-    <w:tblPr>
-      <w:tblStyleRowBandSize w:val="1"/>
-      <w:tblStyleColBandSize w:val="1"/>
-      <w:tblCellMar>
-        <w:top w:w="0.0" w:type="dxa"/>
-        <w:left w:w="115.0" w:type="dxa"/>
-        <w:bottom w:w="0.0" w:type="dxa"/>
-        <w:right w:w="115.0" w:type="dxa"/>
-      </w:tblCellMar>
-    </w:tblPr>
-  </w:style>
-  <w:style w:type="table" w:styleId="Table6">
-    <w:basedOn w:val="TableNormal"/>
-    <w:tblPr>
-      <w:tblStyleRowBandSize w:val="1"/>
-      <w:tblStyleColBandSize w:val="1"/>
-      <w:tblCellMar>
-        <w:top w:w="0.0" w:type="dxa"/>
-        <w:left w:w="115.0" w:type="dxa"/>
-        <w:bottom w:w="0.0" w:type="dxa"/>
-        <w:right w:w="115.0" w:type="dxa"/>
-      </w:tblCellMar>
-    </w:tblPr>
-  </w:style>
-  <w:style w:type="table" w:styleId="Table7">
-    <w:basedOn w:val="TableNormal"/>
-    <w:tblPr>
-      <w:tblStyleRowBandSize w:val="1"/>
-      <w:tblStyleColBandSize w:val="1"/>
-      <w:tblCellMar>
-        <w:top w:w="0.0" w:type="dxa"/>
-        <w:left w:w="115.0" w:type="dxa"/>
-        <w:bottom w:w="0.0" w:type="dxa"/>
-        <w:right w:w="115.0" w:type="dxa"/>
-      </w:tblCellMar>
-    </w:tblPr>
-  </w:style>
-  <w:style w:type="table" w:styleId="Table8">
-    <w:basedOn w:val="TableNormal"/>
-    <w:tblPr>
-      <w:tblStyleRowBandSize w:val="1"/>
-      <w:tblStyleColBandSize w:val="1"/>
-      <w:tblCellMar>
-        <w:top w:w="0.0" w:type="dxa"/>
-        <w:left w:w="115.0" w:type="dxa"/>
-        <w:bottom w:w="0.0" w:type="dxa"/>
-        <w:right w:w="115.0" w:type="dxa"/>
-      </w:tblCellMar>
-    </w:tblPr>
-  </w:style>
-  <w:style w:type="table" w:styleId="Table9">
-    <w:basedOn w:val="TableNormal"/>
-    <w:tblPr>
-      <w:tblStyleRowBandSize w:val="1"/>
-      <w:tblStyleColBandSize w:val="1"/>
-      <w:tblCellMar>
-        <w:top w:w="0.0" w:type="dxa"/>
-        <w:left w:w="115.0" w:type="dxa"/>
-        <w:bottom w:w="0.0" w:type="dxa"/>
-        <w:right w:w="115.0" w:type="dxa"/>
-      </w:tblCellMar>
-    </w:tblPr>
-  </w:style>
-  <w:style w:type="table" w:styleId="Table10">
-    <w:basedOn w:val="TableNormal"/>
-    <w:tblPr>
-      <w:tblStyleRowBandSize w:val="1"/>
-      <w:tblStyleColBandSize w:val="1"/>
-      <w:tblCellMar>
-        <w:top w:w="0.0" w:type="dxa"/>
-        <w:left w:w="115.0" w:type="dxa"/>
-        <w:bottom w:w="0.0" w:type="dxa"/>
-        <w:right w:w="115.0" w:type="dxa"/>
-      </w:tblCellMar>
-    </w:tblPr>
-  </w:style>
-  <w:style w:type="table" w:styleId="Table11">
-    <w:basedOn w:val="TableNormal"/>
-    <w:tblPr>
-      <w:tblStyleRowBandSize w:val="1"/>
-      <w:tblStyleColBandSize w:val="1"/>
-      <w:tblCellMar>
-        <w:top w:w="0.0" w:type="dxa"/>
-        <w:left w:w="115.0" w:type="dxa"/>
-        <w:bottom w:w="0.0" w:type="dxa"/>
-        <w:right w:w="115.0" w:type="dxa"/>
-      </w:tblCellMar>
-    </w:tblPr>
-  </w:style>
-  <w:style w:type="table" w:styleId="Table12">
-    <w:basedOn w:val="TableNormal"/>
-    <w:tblPr>
-      <w:tblStyleRowBandSize w:val="1"/>
-      <w:tblStyleColBandSize w:val="1"/>
-      <w:tblCellMar>
-        <w:top w:w="0.0" w:type="dxa"/>
-        <w:left w:w="115.0" w:type="dxa"/>
-        <w:bottom w:w="0.0" w:type="dxa"/>
-        <w:right w:w="115.0" w:type="dxa"/>
-      </w:tblCellMar>
-    </w:tblPr>
-  </w:style>
-  <w:style w:type="table" w:styleId="Table13">
-    <w:basedOn w:val="TableNormal"/>
-    <w:tblPr>
-      <w:tblStyleRowBandSize w:val="1"/>
-      <w:tblStyleColBandSize w:val="1"/>
-      <w:tblCellMar>
-        <w:top w:w="0.0" w:type="dxa"/>
-        <w:left w:w="115.0" w:type="dxa"/>
-        <w:bottom w:w="0.0" w:type="dxa"/>
-        <w:right w:w="115.0" w:type="dxa"/>
-      </w:tblCellMar>
-    </w:tblPr>
-  </w:style>
-  <w:style w:type="paragraph" w:styleId="Subtitle">
-    <w:name w:val="Subtitle"/>
-    <w:basedOn w:val="Normal"/>
-    <w:next w:val="Normal"/>
-    <w:pPr>
-      <w:keepNext w:val="1"/>
-      <w:keepLines w:val="1"/>
-      <w:pageBreakBefore w:val="0"/>
-      <w:spacing w:after="80" w:before="360" w:lineRule="auto"/>
-    </w:pPr>
-    <w:rPr>
-      <w:rFonts w:ascii="Georgia" w:cs="Georgia" w:eastAsia="Georgia" w:hAnsi="Georgia"/>
-      <w:i w:val="1"/>
-      <w:color w:val="666666"/>
-      <w:sz w:val="48"/>
-      <w:szCs w:val="48"/>
-    </w:rPr>
-  </w:style>
-  <w:style w:type="table" w:styleId="Table1">
-    <w:basedOn w:val="TableNormal"/>
-    <w:tblPr>
-      <w:tblStyleRowBandSize w:val="1"/>
-      <w:tblStyleColBandSize w:val="1"/>
-      <w:tblCellMar>
-        <w:top w:w="0.0" w:type="dxa"/>
-        <w:left w:w="115.0" w:type="dxa"/>
-        <w:bottom w:w="0.0" w:type="dxa"/>
-        <w:right w:w="115.0" w:type="dxa"/>
-      </w:tblCellMar>
-    </w:tblPr>
-  </w:style>
-  <w:style w:type="table" w:styleId="Table2">
-    <w:basedOn w:val="TableNormal"/>
-    <w:tblPr>
-      <w:tblStyleRowBandSize w:val="1"/>
-      <w:tblStyleColBandSize w:val="1"/>
-      <w:tblCellMar>
-        <w:top w:w="0.0" w:type="dxa"/>
-        <w:left w:w="115.0" w:type="dxa"/>
-        <w:bottom w:w="0.0" w:type="dxa"/>
-        <w:right w:w="115.0" w:type="dxa"/>
-      </w:tblCellMar>
-    </w:tblPr>
-  </w:style>
-  <w:style w:type="table" w:styleId="Table3">
-    <w:basedOn w:val="TableNormal"/>
-    <w:tblPr>
-      <w:tblStyleRowBandSize w:val="1"/>
-      <w:tblStyleColBandSize w:val="1"/>
-      <w:tblCellMar>
-        <w:top w:w="0.0" w:type="dxa"/>
-        <w:left w:w="115.0" w:type="dxa"/>
-        <w:bottom w:w="0.0" w:type="dxa"/>
-        <w:right w:w="115.0" w:type="dxa"/>
-      </w:tblCellMar>
-    </w:tblPr>
-  </w:style>
-  <w:style w:type="table" w:styleId="Table4">
-    <w:basedOn w:val="TableNormal"/>
-    <w:tblPr>
-      <w:tblStyleRowBandSize w:val="1"/>
-      <w:tblStyleColBandSize w:val="1"/>
-      <w:tblCellMar>
-        <w:top w:w="0.0" w:type="dxa"/>
-        <w:left w:w="115.0" w:type="dxa"/>
-        <w:bottom w:w="0.0" w:type="dxa"/>
-        <w:right w:w="115.0" w:type="dxa"/>
-      </w:tblCellMar>
-    </w:tblPr>
-  </w:style>
-  <w:style w:type="table" w:styleId="Table5">
-    <w:basedOn w:val="TableNormal"/>
-    <w:tblPr>
-      <w:tblStyleRowBandSize w:val="1"/>
-      <w:tblStyleColBandSize w:val="1"/>
-      <w:tblCellMar>
-        <w:top w:w="0.0" w:type="dxa"/>
-        <w:left w:w="115.0" w:type="dxa"/>
-        <w:bottom w:w="0.0" w:type="dxa"/>
-        <w:right w:w="115.0" w:type="dxa"/>
-      </w:tblCellMar>
-    </w:tblPr>
-  </w:style>
-  <w:style w:type="table" w:styleId="Table6">
-    <w:basedOn w:val="TableNormal"/>
-    <w:tblPr>
-      <w:tblStyleRowBandSize w:val="1"/>
-      <w:tblStyleColBandSize w:val="1"/>
-      <w:tblCellMar>
-        <w:top w:w="0.0" w:type="dxa"/>
-        <w:left w:w="115.0" w:type="dxa"/>
-        <w:bottom w:w="0.0" w:type="dxa"/>
-        <w:right w:w="115.0" w:type="dxa"/>
-      </w:tblCellMar>
-    </w:tblPr>
-  </w:style>
-  <w:style w:type="table" w:styleId="Table7">
-    <w:basedOn w:val="TableNormal"/>
-    <w:tblPr>
-      <w:tblStyleRowBandSize w:val="1"/>
-      <w:tblStyleColBandSize w:val="1"/>
-      <w:tblCellMar>
-        <w:top w:w="0.0" w:type="dxa"/>
-        <w:left w:w="115.0" w:type="dxa"/>
-        <w:bottom w:w="0.0" w:type="dxa"/>
-        <w:right w:w="115.0" w:type="dxa"/>
-      </w:tblCellMar>
-    </w:tblPr>
-  </w:style>
-  <w:style w:type="table" w:styleId="Table8">
-    <w:basedOn w:val="TableNormal"/>
-    <w:tblPr>
-      <w:tblStyleRowBandSize w:val="1"/>
-      <w:tblStyleColBandSize w:val="1"/>
-      <w:tblCellMar>
-        <w:top w:w="0.0" w:type="dxa"/>
-        <w:left w:w="115.0" w:type="dxa"/>
-        <w:bottom w:w="0.0" w:type="dxa"/>
-        <w:right w:w="115.0" w:type="dxa"/>
-      </w:tblCellMar>
-    </w:tblPr>
-  </w:style>
-  <w:style w:type="table" w:styleId="Table9">
-    <w:basedOn w:val="TableNormal"/>
-    <w:tblPr>
-      <w:tblStyleRowBandSize w:val="1"/>
-      <w:tblStyleColBandSize w:val="1"/>
-      <w:tblCellMar>
-        <w:top w:w="0.0" w:type="dxa"/>
-        <w:left w:w="115.0" w:type="dxa"/>
-        <w:bottom w:w="0.0" w:type="dxa"/>
-        <w:right w:w="115.0" w:type="dxa"/>
-      </w:tblCellMar>
-    </w:tblPr>
-  </w:style>
-  <w:style w:type="table" w:styleId="Table10">
-    <w:basedOn w:val="TableNormal"/>
-    <w:tblPr>
-      <w:tblStyleRowBandSize w:val="1"/>
-      <w:tblStyleColBandSize w:val="1"/>
-      <w:tblCellMar>
-        <w:top w:w="0.0" w:type="dxa"/>
-        <w:left w:w="115.0" w:type="dxa"/>
-        <w:bottom w:w="0.0" w:type="dxa"/>
-        <w:right w:w="115.0" w:type="dxa"/>
-      </w:tblCellMar>
-    </w:tblPr>
-  </w:style>
-  <w:style w:type="paragraph" w:styleId="Subtitle">
-    <w:name w:val="Subtitle"/>
-    <w:basedOn w:val="Normal"/>
-    <w:next w:val="Normal"/>
-    <w:pPr>
-      <w:keepNext w:val="1"/>
-      <w:keepLines w:val="1"/>
-      <w:pageBreakBefore w:val="0"/>
-      <w:spacing w:after="80" w:before="360" w:lineRule="auto"/>
-    </w:pPr>
-    <w:rPr>
-      <w:rFonts w:ascii="Georgia" w:cs="Georgia" w:eastAsia="Georgia" w:hAnsi="Georgia"/>
-      <w:i w:val="1"/>
-      <w:color w:val="666666"/>
-      <w:sz w:val="48"/>
-      <w:szCs w:val="48"/>
-    </w:rPr>
-  </w:style>
-  <w:style w:type="table" w:styleId="Table1">
-    <w:basedOn w:val="TableNormal"/>
-    <w:tblPr>
-      <w:tblStyleRowBandSize w:val="1"/>
-      <w:tblStyleColBandSize w:val="1"/>
-      <w:tblCellMar>
-        <w:top w:w="0.0" w:type="dxa"/>
-        <w:left w:w="115.0" w:type="dxa"/>
-        <w:bottom w:w="0.0" w:type="dxa"/>
-        <w:right w:w="115.0" w:type="dxa"/>
-      </w:tblCellMar>
-    </w:tblPr>
-  </w:style>
-  <w:style w:type="table" w:styleId="Table2">
-    <w:basedOn w:val="TableNormal"/>
-    <w:tblPr>
-      <w:tblStyleRowBandSize w:val="1"/>
-      <w:tblStyleColBandSize w:val="1"/>
-      <w:tblCellMar>
-        <w:top w:w="0.0" w:type="dxa"/>
-        <w:left w:w="115.0" w:type="dxa"/>
-        <w:bottom w:w="0.0" w:type="dxa"/>
-        <w:right w:w="115.0" w:type="dxa"/>
-      </w:tblCellMar>
-    </w:tblPr>
-  </w:style>
-  <w:style w:type="table" w:styleId="Table3">
-    <w:basedOn w:val="TableNormal"/>
-    <w:tblPr>
-      <w:tblStyleRowBandSize w:val="1"/>
-      <w:tblStyleColBandSize w:val="1"/>
-      <w:tblCellMar>
-        <w:top w:w="0.0" w:type="dxa"/>
-        <w:left w:w="115.0" w:type="dxa"/>
-        <w:bottom w:w="0.0" w:type="dxa"/>
-        <w:right w:w="115.0" w:type="dxa"/>
-      </w:tblCellMar>
-    </w:tblPr>
-  </w:style>
-  <w:style w:type="table" w:styleId="Table4">
-    <w:basedOn w:val="TableNormal"/>
-    <w:tblPr>
-      <w:tblStyleRowBandSize w:val="1"/>
-      <w:tblStyleColBandSize w:val="1"/>
-      <w:tblCellMar>
-        <w:top w:w="0.0" w:type="dxa"/>
-        <w:left w:w="115.0" w:type="dxa"/>
-        <w:bottom w:w="0.0" w:type="dxa"/>
-        <w:right w:w="115.0" w:type="dxa"/>
-      </w:tblCellMar>
-    </w:tblPr>
-  </w:style>
-  <w:style w:type="table" w:styleId="Table5">
-    <w:basedOn w:val="TableNormal"/>
-    <w:tblPr>
-      <w:tblStyleRowBandSize w:val="1"/>
-      <w:tblStyleColBandSize w:val="1"/>
-      <w:tblCellMar>
-        <w:top w:w="0.0" w:type="dxa"/>
-        <w:left w:w="115.0" w:type="dxa"/>
-        <w:bottom w:w="0.0" w:type="dxa"/>
-        <w:right w:w="115.0" w:type="dxa"/>
-      </w:tblCellMar>
-    </w:tblPr>
-  </w:style>
-  <w:style w:type="table" w:styleId="Table6">
-    <w:basedOn w:val="TableNormal"/>
-    <w:tblPr>
-      <w:tblStyleRowBandSize w:val="1"/>
-      <w:tblStyleColBandSize w:val="1"/>
-      <w:tblCellMar>
-        <w:top w:w="0.0" w:type="dxa"/>
-        <w:left w:w="115.0" w:type="dxa"/>
-        <w:bottom w:w="0.0" w:type="dxa"/>
-        <w:right w:w="115.0" w:type="dxa"/>
-      </w:tblCellMar>
-    </w:tblPr>
-  </w:style>
-  <w:style w:type="table" w:styleId="Table7">
-    <w:basedOn w:val="TableNormal"/>
-    <w:tblPr>
-      <w:tblStyleRowBandSize w:val="1"/>
-      <w:tblStyleColBandSize w:val="1"/>
-      <w:tblCellMar>
-        <w:top w:w="0.0" w:type="dxa"/>
-        <w:left w:w="115.0" w:type="dxa"/>
-        <w:bottom w:w="0.0" w:type="dxa"/>
-        <w:right w:w="115.0" w:type="dxa"/>
-      </w:tblCellMar>
-    </w:tblPr>
-  </w:style>
-  <w:style w:type="table" w:styleId="Table8">
-    <w:basedOn w:val="TableNormal"/>
-    <w:tblPr>
-      <w:tblStyleRowBandSize w:val="1"/>
-      <w:tblStyleColBandSize w:val="1"/>
-      <w:tblCellMar>
-        <w:top w:w="0.0" w:type="dxa"/>
-        <w:left w:w="115.0" w:type="dxa"/>
-        <w:bottom w:w="0.0" w:type="dxa"/>
-        <w:right w:w="115.0" w:type="dxa"/>
-      </w:tblCellMar>
-    </w:tblPr>
-  </w:style>
-  <w:style w:type="table" w:styleId="Table9">
-    <w:basedOn w:val="TableNormal"/>
-    <w:tblPr>
-      <w:tblStyleRowBandSize w:val="1"/>
-      <w:tblStyleColBandSize w:val="1"/>
-      <w:tblCellMar>
-        <w:top w:w="0.0" w:type="dxa"/>
-        <w:left w:w="115.0" w:type="dxa"/>
-        <w:bottom w:w="0.0" w:type="dxa"/>
-        <w:right w:w="115.0" w:type="dxa"/>
-      </w:tblCellMar>
-    </w:tblPr>
-  </w:style>
-  <w:style w:type="table" w:styleId="Table10">
-    <w:basedOn w:val="TableNormal"/>
-    <w:tblPr>
-      <w:tblStyleRowBandSize w:val="1"/>
-      <w:tblStyleColBandSize w:val="1"/>
-      <w:tblCellMar>
-        <w:top w:w="0.0" w:type="dxa"/>
-        <w:left w:w="115.0" w:type="dxa"/>
-        <w:bottom w:w="0.0" w:type="dxa"/>
-        <w:right w:w="115.0" w:type="dxa"/>
-      </w:tblCellMar>
-    </w:tblPr>
-  </w:style>
-  <w:style w:type="table" w:styleId="Table11">
-    <w:basedOn w:val="TableNormal"/>
-    <w:tblPr>
-      <w:tblStyleRowBandSize w:val="1"/>
-      <w:tblStyleColBandSize w:val="1"/>
-      <w:tblCellMar>
-        <w:top w:w="0.0" w:type="dxa"/>
-        <w:left w:w="115.0" w:type="dxa"/>
-        <w:bottom w:w="0.0" w:type="dxa"/>
-        <w:right w:w="115.0" w:type="dxa"/>
-      </w:tblCellMar>
-    </w:tblPr>
-  </w:style>
-  <w:style w:type="paragraph" w:styleId="Subtitle">
-    <w:name w:val="Subtitle"/>
-    <w:basedOn w:val="Normal"/>
-    <w:next w:val="Normal"/>
-    <w:pPr>
-      <w:keepNext w:val="1"/>
-      <w:keepLines w:val="1"/>
-      <w:pageBreakBefore w:val="0"/>
-      <w:spacing w:after="80" w:before="360" w:lineRule="auto"/>
-    </w:pPr>
-    <w:rPr>
-      <w:rFonts w:ascii="Georgia" w:cs="Georgia" w:eastAsia="Georgia" w:hAnsi="Georgia"/>
-      <w:i w:val="1"/>
-      <w:color w:val="666666"/>
-      <w:sz w:val="48"/>
-      <w:szCs w:val="48"/>
-    </w:rPr>
-  </w:style>
-  <w:style w:type="table" w:styleId="Table1">
-    <w:basedOn w:val="TableNormal"/>
-    <w:tblPr>
-      <w:tblStyleRowBandSize w:val="1"/>
-      <w:tblStyleColBandSize w:val="1"/>
-      <w:tblCellMar>
-        <w:top w:w="0.0" w:type="dxa"/>
-        <w:left w:w="115.0" w:type="dxa"/>
-        <w:bottom w:w="0.0" w:type="dxa"/>
-        <w:right w:w="115.0" w:type="dxa"/>
-      </w:tblCellMar>
-    </w:tblPr>
-  </w:style>
-  <w:style w:type="table" w:styleId="Table2">
-    <w:basedOn w:val="TableNormal"/>
-    <w:tblPr>
-      <w:tblStyleRowBandSize w:val="1"/>
-      <w:tblStyleColBandSize w:val="1"/>
-      <w:tblCellMar>
-        <w:top w:w="0.0" w:type="dxa"/>
-        <w:left w:w="115.0" w:type="dxa"/>
-        <w:bottom w:w="0.0" w:type="dxa"/>
-        <w:right w:w="115.0" w:type="dxa"/>
-      </w:tblCellMar>
-    </w:tblPr>
-  </w:style>
-  <w:style w:type="table" w:styleId="Table3">
-    <w:basedOn w:val="TableNormal"/>
-    <w:tblPr>
-      <w:tblStyleRowBandSize w:val="1"/>
-      <w:tblStyleColBandSize w:val="1"/>
-      <w:tblCellMar>
-        <w:top w:w="0.0" w:type="dxa"/>
-        <w:left w:w="115.0" w:type="dxa"/>
-        <w:bottom w:w="0.0" w:type="dxa"/>
-        <w:right w:w="115.0" w:type="dxa"/>
-      </w:tblCellMar>
-    </w:tblPr>
-  </w:style>
-  <w:style w:type="table" w:styleId="Table4">
-    <w:basedOn w:val="TableNormal"/>
-    <w:tblPr>
-      <w:tblStyleRowBandSize w:val="1"/>
-      <w:tblStyleColBandSize w:val="1"/>
-      <w:tblCellMar>
-        <w:top w:w="100.0" w:type="dxa"/>
-        <w:left w:w="100.0" w:type="dxa"/>
-        <w:bottom w:w="100.0" w:type="dxa"/>
-        <w:right w:w="100.0" w:type="dxa"/>
-      </w:tblCellMar>
-    </w:tblPr>
-  </w:style>
-  <w:style w:type="table" w:styleId="Table5">
-    <w:basedOn w:val="TableNormal"/>
-    <w:tblPr>
-      <w:tblStyleRowBandSize w:val="1"/>
-      <w:tblStyleColBandSize w:val="1"/>
-      <w:tblCellMar>
-        <w:top w:w="0.0" w:type="dxa"/>
-        <w:left w:w="115.0" w:type="dxa"/>
-        <w:bottom w:w="0.0" w:type="dxa"/>
-        <w:right w:w="115.0" w:type="dxa"/>
-      </w:tblCellMar>
-    </w:tblPr>
-  </w:style>
-  <w:style w:type="table" w:styleId="Table6">
-    <w:basedOn w:val="TableNormal"/>
-    <w:tblPr>
-      <w:tblStyleRowBandSize w:val="1"/>
-      <w:tblStyleColBandSize w:val="1"/>
-      <w:tblCellMar>
-        <w:top w:w="100.0" w:type="dxa"/>
-        <w:left w:w="100.0" w:type="dxa"/>
-        <w:bottom w:w="100.0" w:type="dxa"/>
-        <w:right w:w="100.0" w:type="dxa"/>
-      </w:tblCellMar>
     </w:tblPr>
   </w:style>
   <w:style w:type="table" w:styleId="Table7">
@@ -10124,7 +10048,7 @@
 </file>
 
 <file path=word/theme/theme1.xml><?xml version="1.0" encoding="utf-8"?>
-<a:theme xmlns:a="http://schemas.openxmlformats.org/drawingml/2006/main" name="Tema de Office">
+<a:theme xmlns:a="http://schemas.openxmlformats.org/drawingml/2006/main" name="Office Theme">
   <a:themeElements>
     <a:clrScheme name="Office">
       <a:dk1>
@@ -10166,7 +10090,7 @@
     </a:clrScheme>
     <a:fontScheme name="Office">
       <a:majorFont>
-        <a:latin typeface="Cambria"/>
+        <a:latin typeface="Calibri"/>
         <a:ea typeface=""/>
         <a:cs typeface=""/>
         <a:font script="Jpan" typeface="ＭＳ ゴシック"/>
@@ -10198,9 +10122,10 @@
         <a:font script="Mong" typeface="Mongolian Baiti"/>
         <a:font script="Viet" typeface="Times New Roman"/>
         <a:font script="Uigh" typeface="Microsoft Uighur"/>
+        <a:font script="Geor" typeface="Sylfaen"/>
       </a:majorFont>
       <a:minorFont>
-        <a:latin typeface="Calibri"/>
+        <a:latin typeface="Cambria"/>
         <a:ea typeface=""/>
         <a:cs typeface=""/>
         <a:font script="Jpan" typeface="ＭＳ 明朝"/>
@@ -10232,6 +10157,7 @@
         <a:font script="Mong" typeface="Mongolian Baiti"/>
         <a:font script="Viet" typeface="Arial"/>
         <a:font script="Uigh" typeface="Microsoft Uighur"/>
+        <a:font script="Geor" typeface="Sylfaen"/>
       </a:minorFont>
     </a:fontScheme>
     <a:fmtScheme name="Office">
@@ -10266,20 +10192,16 @@
           <a:gsLst>
             <a:gs pos="0">
               <a:schemeClr val="phClr">
-                <a:shade val="51000"/>
-                <a:satMod val="130000"/>
-              </a:schemeClr>
-            </a:gs>
-            <a:gs pos="80000">
-              <a:schemeClr val="phClr">
-                <a:shade val="93000"/>
+                <a:tint val="100000"/>
+                <a:shade val="100000"/>
                 <a:satMod val="130000"/>
               </a:schemeClr>
             </a:gs>
             <a:gs pos="100000">
               <a:schemeClr val="phClr">
-                <a:shade val="94000"/>
-                <a:satMod val="135000"/>
+                <a:tint val="50000"/>
+                <a:shade val="100000"/>
+                <a:satMod val="350000"/>
               </a:schemeClr>
             </a:gs>
           </a:gsLst>
@@ -10401,14 +10323,53 @@
       </a:bgFillStyleLst>
     </a:fmtScheme>
   </a:themeElements>
-  <a:objectDefaults/>
+  <a:objectDefaults>
+    <a:spDef>
+      <a:spPr/>
+      <a:bodyPr/>
+      <a:lstStyle/>
+      <a:style>
+        <a:lnRef idx="1">
+          <a:schemeClr val="accent1"/>
+        </a:lnRef>
+        <a:fillRef idx="3">
+          <a:schemeClr val="accent1"/>
+        </a:fillRef>
+        <a:effectRef idx="2">
+          <a:schemeClr val="accent1"/>
+        </a:effectRef>
+        <a:fontRef idx="minor">
+          <a:schemeClr val="lt1"/>
+        </a:fontRef>
+      </a:style>
+    </a:spDef>
+    <a:lnDef>
+      <a:spPr/>
+      <a:bodyPr/>
+      <a:lstStyle/>
+      <a:style>
+        <a:lnRef idx="2">
+          <a:schemeClr val="accent1"/>
+        </a:lnRef>
+        <a:fillRef idx="0">
+          <a:schemeClr val="accent1"/>
+        </a:fillRef>
+        <a:effectRef idx="1">
+          <a:schemeClr val="accent1"/>
+        </a:effectRef>
+        <a:fontRef idx="minor">
+          <a:schemeClr val="tx1"/>
+        </a:fontRef>
+      </a:style>
+    </a:lnDef>
+  </a:objectDefaults>
   <a:extraClrSchemeLst/>
 </a:theme>
 </file>
 
 <file path=customXML/item1.xml><?xml version="1.0" encoding="utf-8"?>
 <go:gDocsCustomXmlDataStorage xmlns:go="http://customooxmlschemas.google.com/" xmlns:r="http://schemas.openxmlformats.org/officeDocument/2006/relationships" uri="GoogleDocsCustomDataVersion2">
-  <go:docsCustomData xmlns:go="http://customooxmlschemas.google.com/" roundtripDataSignature="AMtx7mgIMBzyjrtyrrcdBDcs/YNj8WsINw==">CgMxLjAaHwoBMBIaChgICVIUChJ0YWJsZS5yOTcyb205OGc0bWQaHwoBMRIaChgICVIUChJ0YWJsZS41YzJodGc1NDA2MzU4AHIhMWtBeEdUZFF5OU10M01FWk9QQjhmMm9QeXBGS1JrWkFf</go:docsCustomData>
+  <go:docsCustomData xmlns:go="http://customooxmlschemas.google.com/" roundtripDataSignature="AMtx7mhX85fmIFS7b5MZT4xNlBrc9eGX9Q==">CgMxLjAaHwoBMBIaChgICVIUChJ0YWJsZS5yOTcyb205OGc0bWQaHwoBMRIaChgICVIUChJ0YWJsZS41YzJodGc1NDA2MzU4AHIhMUZxQTNnWWJkZ0xrT1VxUDFad0E1OXRnVHFZWWRfdjVH</go:docsCustomData>
 </go:gDocsCustomXmlDataStorage>
 </file>
 
